--- a/docs/上板测试操作手册.docx
+++ b/docs/上板测试操作手册.docx
@@ -406,6 +406,26 @@
     </w:p>
     <w:p>
       <w:pPr>
+        <w:spacing w:before="0" w:after="0" w:line="240" w:lineRule="auto"/>
+        <w:ind w:left="283"/>
+        <w:pBdr>
+          <w:left w:val="single" w:sz="18" w:space="8" w:color="C0C0C0"/>
+        </w:pBdr>
+        <w:shd w:val="clear" w:color="auto" w:fill="F5F5F5"/>
+      </w:pPr>
+      <w:r>
+        <w:rPr>
+          <w:rFonts w:ascii="Consolas" w:hAnsi="Consolas" w:eastAsia="微软雅黑"/>
+          <w:b w:val="0"/>
+          <w:i w:val="0"/>
+          <w:color w:val="1A1A1A"/>
+          <w:sz w:val="18"/>
+        </w:rPr>
+        <w:t>【终端：PC · 串口】                   ← PC 上的串口终端（仓库自带脚本）</w:t>
+      </w:r>
+    </w:p>
+    <w:p>
+      <w:pPr>
         <w:spacing w:before="0" w:after="20" w:line="240" w:lineRule="auto"/>
         <w:ind w:left="283"/>
         <w:pBdr>
@@ -435,7 +455,7 @@
           <w:i w:val="0"/>
           <w:sz w:val="21"/>
         </w:rPr>
-        <w:t>四个环境分别是：</w:t>
+        <w:t>五个环境分别是：</w:t>
       </w:r>
     </w:p>
     <w:tbl>
@@ -706,6 +726,69 @@
                 <w:sz w:val="19"/>
               </w:rPr>
               <w:t>见 §3.1</w:t>
+            </w:r>
+          </w:p>
+        </w:tc>
+      </w:tr>
+      <w:tr>
+        <w:tc>
+          <w:tcPr>
+            <w:tcW w:type="dxa" w:w="3213"/>
+          </w:tcPr>
+          <w:p>
+            <w:pPr>
+              <w:spacing w:after="0"/>
+            </w:pPr>
+            <w:r/>
+            <w:r>
+              <w:rPr>
+                <w:rFonts w:ascii="微软雅黑" w:hAnsi="微软雅黑" w:eastAsia="微软雅黑"/>
+                <w:b/>
+                <w:i w:val="0"/>
+                <w:sz w:val="19"/>
+              </w:rPr>
+              <w:t>PC · 串口</w:t>
+            </w:r>
+          </w:p>
+        </w:tc>
+        <w:tc>
+          <w:tcPr>
+            <w:tcW w:type="dxa" w:w="3213"/>
+          </w:tcPr>
+          <w:p>
+            <w:pPr>
+              <w:spacing w:after="0"/>
+            </w:pPr>
+            <w:r/>
+            <w:r>
+              <w:rPr>
+                <w:rFonts w:ascii="微软雅黑" w:hAnsi="微软雅黑" w:eastAsia="微软雅黑"/>
+                <w:b w:val="0"/>
+                <w:i w:val="0"/>
+                <w:sz w:val="19"/>
+              </w:rPr>
+              <w:t>PC 上连板卡串口的终端（就是 §3.1 那个口）</w:t>
+            </w:r>
+          </w:p>
+        </w:tc>
+        <w:tc>
+          <w:tcPr>
+            <w:tcW w:type="dxa" w:w="3213"/>
+          </w:tcPr>
+          <w:p>
+            <w:pPr>
+              <w:spacing w:after="0"/>
+            </w:pPr>
+            <w:r/>
+            <w:r>
+              <w:rPr>
+                <w:rFonts w:ascii="Consolas" w:hAnsi="Consolas" w:eastAsia="微软雅黑"/>
+                <w:b w:val="0"/>
+                <w:i w:val="0"/>
+                <w:color w:val="A03000"/>
+                <w:sz w:val="18"/>
+              </w:rPr>
+              <w:t>python host/pynq_serial.py &lt;COM口&gt;</w:t>
             </w:r>
           </w:p>
         </w:tc>
@@ -6724,6 +6807,594 @@
           <w:color w:val="1F4E79"/>
           <w:sz w:val="25"/>
         </w:rPr>
+        <w:t>3.1.1 从启动日志里把 IP 抠出来（`host/pynq_serial.py`）</w:t>
+      </w:r>
+    </w:p>
+    <w:p>
+      <w:pPr>
+        <w:spacing w:after="80" w:line="276" w:lineRule="auto"/>
+      </w:pPr>
+      <w:r>
+        <w:rPr>
+          <w:rFonts w:ascii="微软雅黑" w:hAnsi="微软雅黑" w:eastAsia="微软雅黑"/>
+          <w:b w:val="0"/>
+          <w:i w:val="0"/>
+          <w:sz w:val="21"/>
+        </w:rPr>
+        <w:t xml:space="preserve">§3.3 要你「看网口 IP」然后去开 </w:t>
+      </w:r>
+      <w:r>
+        <w:rPr>
+          <w:rFonts w:ascii="Consolas" w:hAnsi="Consolas" w:eastAsia="微软雅黑"/>
+          <w:b w:val="0"/>
+          <w:i w:val="0"/>
+          <w:color w:val="A03000"/>
+          <w:sz w:val="20"/>
+        </w:rPr>
+        <w:t>http://&lt;板子IP&gt;:9090</w:t>
+      </w:r>
+      <w:r>
+        <w:rPr>
+          <w:rFonts w:ascii="微软雅黑" w:hAnsi="微软雅黑" w:eastAsia="微软雅黑"/>
+          <w:b w:val="0"/>
+          <w:i w:val="0"/>
+          <w:sz w:val="21"/>
+        </w:rPr>
+        <w:t xml:space="preserve">。麻烦在于 </w:t>
+      </w:r>
+      <w:r>
+        <w:rPr>
+          <w:rFonts w:ascii="微软雅黑" w:hAnsi="微软雅黑" w:eastAsia="微软雅黑"/>
+          <w:b/>
+          <w:i w:val="0"/>
+          <w:sz w:val="21"/>
+        </w:rPr>
+        <w:t>IP 不一定是你记住的那个</w:t>
+      </w:r>
+      <w:r>
+        <w:rPr>
+          <w:rFonts w:ascii="微软雅黑" w:hAnsi="微软雅黑" w:eastAsia="微软雅黑"/>
+          <w:b w:val="0"/>
+          <w:i w:val="0"/>
+          <w:sz w:val="21"/>
+        </w:rPr>
+        <w:t xml:space="preserve">：PYNQ 也可能走 DHCP 分地址， 不以 </w:t>
+      </w:r>
+      <w:r>
+        <w:rPr>
+          <w:rFonts w:ascii="Consolas" w:hAnsi="Consolas" w:eastAsia="微软雅黑"/>
+          <w:b w:val="0"/>
+          <w:i w:val="0"/>
+          <w:color w:val="A03000"/>
+          <w:sz w:val="20"/>
+        </w:rPr>
+        <w:t>192.168.2.99</w:t>
+      </w:r>
+      <w:r>
+        <w:rPr>
+          <w:rFonts w:ascii="微软雅黑" w:hAnsi="微软雅黑" w:eastAsia="微软雅黑"/>
+          <w:b w:val="0"/>
+          <w:i w:val="0"/>
+          <w:sz w:val="21"/>
+        </w:rPr>
+        <w:t xml:space="preserve"> 为准。</w:t>
+      </w:r>
+    </w:p>
+    <w:p>
+      <w:pPr>
+        <w:spacing w:after="80" w:line="276" w:lineRule="auto"/>
+      </w:pPr>
+      <w:r>
+        <w:rPr>
+          <w:rFonts w:ascii="微软雅黑" w:hAnsi="微软雅黑" w:eastAsia="微软雅黑"/>
+          <w:b w:val="0"/>
+          <w:i w:val="0"/>
+          <w:sz w:val="21"/>
+        </w:rPr>
+        <w:t xml:space="preserve">于是每次都要在一屏启动日志里翻 </w:t>
+      </w:r>
+      <w:r>
+        <w:rPr>
+          <w:rFonts w:ascii="Consolas" w:hAnsi="Consolas" w:eastAsia="微软雅黑"/>
+          <w:b w:val="0"/>
+          <w:i w:val="0"/>
+          <w:color w:val="A03000"/>
+          <w:sz w:val="20"/>
+        </w:rPr>
+        <w:t>eth0: &lt;BROADCAST,...&gt;</w:t>
+      </w:r>
+      <w:r>
+        <w:rPr>
+          <w:rFonts w:ascii="微软雅黑" w:hAnsi="微软雅黑" w:eastAsia="微软雅黑"/>
+          <w:b w:val="0"/>
+          <w:i w:val="0"/>
+          <w:sz w:val="21"/>
+        </w:rPr>
+        <w:t xml:space="preserve"> 那一行，肉眼找四位数字组。 日志滚得快，翻过去就得按 Reset 重来。</w:t>
+      </w:r>
+    </w:p>
+    <w:p>
+      <w:pPr>
+        <w:spacing w:after="80" w:line="276" w:lineRule="auto"/>
+      </w:pPr>
+      <w:r>
+        <w:rPr>
+          <w:rFonts w:ascii="Consolas" w:hAnsi="Consolas" w:eastAsia="微软雅黑"/>
+          <w:b w:val="0"/>
+          <w:i w:val="0"/>
+          <w:color w:val="A03000"/>
+          <w:sz w:val="20"/>
+        </w:rPr>
+        <w:t>host/pynq_serial.py</w:t>
+      </w:r>
+      <w:r>
+        <w:rPr>
+          <w:rFonts w:ascii="微软雅黑" w:hAnsi="微软雅黑" w:eastAsia="微软雅黑"/>
+          <w:b w:val="0"/>
+          <w:i w:val="0"/>
+          <w:sz w:val="21"/>
+        </w:rPr>
+        <w:t xml:space="preserve"> 把这件事自动化了 —— 它边收日志边匹配， </w:t>
+      </w:r>
+      <w:r>
+        <w:rPr>
+          <w:rFonts w:ascii="微软雅黑" w:hAnsi="微软雅黑" w:eastAsia="微软雅黑"/>
+          <w:b/>
+          <w:i w:val="0"/>
+          <w:sz w:val="21"/>
+        </w:rPr>
+        <w:t>退出时把本次会话出现过的 IP 汇总打印</w:t>
+      </w:r>
+      <w:r>
+        <w:rPr>
+          <w:rFonts w:ascii="微软雅黑" w:hAnsi="微软雅黑" w:eastAsia="微软雅黑"/>
+          <w:b w:val="0"/>
+          <w:i w:val="0"/>
+          <w:sz w:val="21"/>
+        </w:rPr>
+        <w:t xml:space="preserve">，并拼好 </w:t>
+      </w:r>
+      <w:r>
+        <w:rPr>
+          <w:rFonts w:ascii="Consolas" w:hAnsi="Consolas" w:eastAsia="微软雅黑"/>
+          <w:b w:val="0"/>
+          <w:i w:val="0"/>
+          <w:color w:val="A03000"/>
+          <w:sz w:val="20"/>
+        </w:rPr>
+        <w:t>http://&lt;ip&gt;:9090</w:t>
+      </w:r>
+      <w:r>
+        <w:rPr>
+          <w:rFonts w:ascii="微软雅黑" w:hAnsi="微软雅黑" w:eastAsia="微软雅黑"/>
+          <w:b w:val="0"/>
+          <w:i w:val="0"/>
+          <w:sz w:val="21"/>
+        </w:rPr>
+        <w:t>：</w:t>
+      </w:r>
+    </w:p>
+    <w:p>
+      <w:pPr>
+        <w:spacing w:before="100" w:after="60"/>
+        <w:shd w:val="clear" w:color="auto" w:fill="DEEAF6"/>
+      </w:pPr>
+      <w:r>
+        <w:rPr>
+          <w:rFonts w:ascii="微软雅黑" w:hAnsi="微软雅黑" w:eastAsia="微软雅黑"/>
+          <w:b/>
+          <w:i w:val="0"/>
+          <w:color w:val="1F4E79"/>
+          <w:sz w:val="20"/>
+        </w:rPr>
+        <w:t xml:space="preserve">  【终端：PC · Git Bash】  </w:t>
+      </w:r>
+    </w:p>
+    <w:p>
+      <w:pPr>
+        <w:spacing w:before="20" w:after="0" w:line="240" w:lineRule="auto"/>
+        <w:ind w:left="283"/>
+        <w:pBdr>
+          <w:left w:val="single" w:sz="18" w:space="8" w:color="C0C0C0"/>
+        </w:pBdr>
+        <w:shd w:val="clear" w:color="auto" w:fill="F5F5F5"/>
+      </w:pPr>
+      <w:r>
+        <w:rPr>
+          <w:rFonts w:ascii="Consolas" w:hAnsi="Consolas" w:eastAsia="微软雅黑"/>
+          <w:b w:val="0"/>
+          <w:i w:val="0"/>
+          <w:color w:val="1A1A1A"/>
+          <w:sz w:val="18"/>
+        </w:rPr>
+        <w:t>python -m pip install --user pyserial   # 一次性</w:t>
+      </w:r>
+    </w:p>
+    <w:p>
+      <w:pPr>
+        <w:spacing w:before="0" w:after="0" w:line="240" w:lineRule="auto"/>
+        <w:ind w:left="283"/>
+        <w:pBdr>
+          <w:left w:val="single" w:sz="18" w:space="8" w:color="C0C0C0"/>
+        </w:pBdr>
+        <w:shd w:val="clear" w:color="auto" w:fill="F5F5F5"/>
+      </w:pPr>
+      <w:r>
+        <w:rPr>
+          <w:rFonts w:ascii="Consolas" w:hAnsi="Consolas" w:eastAsia="微软雅黑"/>
+          <w:b w:val="0"/>
+          <w:i w:val="0"/>
+          <w:color w:val="1A1A1A"/>
+          <w:sz w:val="18"/>
+        </w:rPr>
+        <w:t>python host/pynq_serial.py              # 先列端口，确认板卡是哪个 COM</w:t>
+      </w:r>
+    </w:p>
+    <w:p>
+      <w:pPr>
+        <w:spacing w:before="0" w:after="0" w:line="240" w:lineRule="auto"/>
+        <w:ind w:left="283"/>
+        <w:pBdr>
+          <w:left w:val="single" w:sz="18" w:space="8" w:color="C0C0C0"/>
+        </w:pBdr>
+        <w:shd w:val="clear" w:color="auto" w:fill="F5F5F5"/>
+      </w:pPr>
+      <w:r>
+        <w:rPr>
+          <w:rFonts w:ascii="Consolas" w:hAnsi="Consolas" w:eastAsia="微软雅黑"/>
+          <w:b w:val="0"/>
+          <w:i w:val="0"/>
+          <w:color w:val="1A1A1A"/>
+          <w:sz w:val="18"/>
+        </w:rPr>
+        <w:t>python host/pynq_serial.py COM7         # 连（默认 115200-8-N-1）</w:t>
+      </w:r>
+    </w:p>
+    <w:p>
+      <w:pPr>
+        <w:spacing w:before="0" w:after="20" w:line="240" w:lineRule="auto"/>
+        <w:ind w:left="283"/>
+        <w:pBdr>
+          <w:left w:val="single" w:sz="18" w:space="8" w:color="C0C0C0"/>
+        </w:pBdr>
+        <w:shd w:val="clear" w:color="auto" w:fill="F5F5F5"/>
+      </w:pPr>
+      <w:r>
+        <w:rPr>
+          <w:rFonts w:ascii="Consolas" w:hAnsi="Consolas" w:eastAsia="微软雅黑"/>
+          <w:b w:val="0"/>
+          <w:i w:val="0"/>
+          <w:color w:val="1A1A1A"/>
+          <w:sz w:val="18"/>
+        </w:rPr>
+        <w:t>python host/pynq_serial.py --auto       # 自动挑端口（跳过蓝牙幻影口）</w:t>
+      </w:r>
+    </w:p>
+    <w:p>
+      <w:pPr>
+        <w:spacing w:after="60" w:line="269" w:lineRule="auto"/>
+        <w:ind w:left="340"/>
+        <w:pBdr>
+          <w:left w:val="single" w:sz="16" w:space="8" w:color="E0A060"/>
+        </w:pBdr>
+      </w:pPr>
+      <w:r>
+        <w:rPr>
+          <w:rFonts w:ascii="微软雅黑" w:hAnsi="微软雅黑" w:eastAsia="微软雅黑"/>
+          <w:b/>
+          <w:i w:val="0"/>
+          <w:sz w:val="21"/>
+        </w:rPr>
+        <w:t>它不取代 MobaXterm</w:t>
+      </w:r>
+      <w:r>
+        <w:rPr>
+          <w:rFonts w:ascii="微软雅黑" w:hAnsi="微软雅黑" w:eastAsia="微软雅黑"/>
+          <w:b w:val="0"/>
+          <w:i w:val="0"/>
+          <w:sz w:val="21"/>
+        </w:rPr>
+        <w:t xml:space="preserve">，也不是完整串口终端：没有滚屏回看、没有文件传输。 它只做「日志里找 IP」这一件事。日常用还是 MobaXterm 顺手； </w:t>
+      </w:r>
+      <w:r>
+        <w:rPr>
+          <w:rFonts w:ascii="微软雅黑" w:hAnsi="微软雅黑" w:eastAsia="微软雅黑"/>
+          <w:b/>
+          <w:i w:val="0"/>
+          <w:sz w:val="21"/>
+        </w:rPr>
+        <w:t>只在"IP 又变了、又要重找"的时候用它</w:t>
+      </w:r>
+      <w:r>
+        <w:rPr>
+          <w:rFonts w:ascii="微软雅黑" w:hAnsi="微软雅黑" w:eastAsia="微软雅黑"/>
+          <w:b w:val="0"/>
+          <w:i w:val="0"/>
+          <w:sz w:val="21"/>
+        </w:rPr>
+        <w:t>。</w:t>
+      </w:r>
+    </w:p>
+    <w:p>
+      <w:pPr>
+        <w:keepNext/>
+        <w:spacing w:before="120" w:after="60"/>
+        <w:ind w:left="340"/>
+      </w:pPr>
+      <w:r>
+        <w:rPr>
+          <w:rFonts w:ascii="微软雅黑" w:hAnsi="微软雅黑" w:eastAsia="微软雅黑"/>
+          <w:b/>
+          <w:i w:val="0"/>
+          <w:color w:val="8B4000"/>
+          <w:sz w:val="21"/>
+        </w:rPr>
+        <w:t>⚠ 蓝牙串口是幻影口（**这台机器上实际存在**）</w:t>
+      </w:r>
+    </w:p>
+    <w:p>
+      <w:pPr>
+        <w:spacing w:after="60" w:line="269" w:lineRule="auto"/>
+        <w:ind w:left="340"/>
+        <w:pBdr>
+          <w:left w:val="single" w:sz="16" w:space="8" w:color="E0A060"/>
+        </w:pBdr>
+      </w:pPr>
+      <w:r>
+        <w:rPr>
+          <w:rFonts w:ascii="微软雅黑" w:hAnsi="微软雅黑" w:eastAsia="微软雅黑"/>
+          <w:b w:val="0"/>
+          <w:i w:val="0"/>
+          <w:sz w:val="21"/>
+        </w:rPr>
+        <w:t xml:space="preserve">Windows 上蓝牙 SPP 会占用 </w:t>
+      </w:r>
+      <w:r>
+        <w:rPr>
+          <w:rFonts w:ascii="Consolas" w:hAnsi="Consolas" w:eastAsia="微软雅黑"/>
+          <w:b w:val="0"/>
+          <w:i w:val="0"/>
+          <w:color w:val="A03000"/>
+          <w:sz w:val="20"/>
+        </w:rPr>
+        <w:t>COM3</w:t>
+      </w:r>
+      <w:r>
+        <w:rPr>
+          <w:rFonts w:ascii="微软雅黑" w:hAnsi="微软雅黑" w:eastAsia="微软雅黑"/>
+          <w:b w:val="0"/>
+          <w:i w:val="0"/>
+          <w:sz w:val="21"/>
+        </w:rPr>
+        <w:t xml:space="preserve"> / </w:t>
+      </w:r>
+      <w:r>
+        <w:rPr>
+          <w:rFonts w:ascii="Consolas" w:hAnsi="Consolas" w:eastAsia="微软雅黑"/>
+          <w:b w:val="0"/>
+          <w:i w:val="0"/>
+          <w:color w:val="A03000"/>
+          <w:sz w:val="20"/>
+        </w:rPr>
+        <w:t>COM4</w:t>
+      </w:r>
+      <w:r>
+        <w:rPr>
+          <w:rFonts w:ascii="微软雅黑" w:hAnsi="微软雅黑" w:eastAsia="微软雅黑"/>
+          <w:b w:val="0"/>
+          <w:i w:val="0"/>
+          <w:sz w:val="21"/>
+        </w:rPr>
+        <w:t xml:space="preserve"> 这类</w:t>
+      </w:r>
+      <w:r>
+        <w:rPr>
+          <w:rFonts w:ascii="微软雅黑" w:hAnsi="微软雅黑" w:eastAsia="微软雅黑"/>
+          <w:b/>
+          <w:i w:val="0"/>
+          <w:sz w:val="21"/>
+        </w:rPr>
+        <w:t>低编号</w:t>
+      </w:r>
+      <w:r>
+        <w:rPr>
+          <w:rFonts w:ascii="微软雅黑" w:hAnsi="微软雅黑" w:eastAsia="微软雅黑"/>
+          <w:b w:val="0"/>
+          <w:i w:val="0"/>
+          <w:sz w:val="21"/>
+        </w:rPr>
+        <w:t>端口， 在端口列表里长得和板卡一模一样。选错了会以为是板卡没反应。</w:t>
+      </w:r>
+    </w:p>
+    <w:p>
+      <w:pPr>
+        <w:spacing w:after="60" w:line="269" w:lineRule="auto"/>
+        <w:ind w:left="340"/>
+        <w:pBdr>
+          <w:left w:val="single" w:sz="16" w:space="8" w:color="E0A060"/>
+        </w:pBdr>
+      </w:pPr>
+      <w:r>
+        <w:rPr>
+          <w:rFonts w:ascii="微软雅黑" w:hAnsi="微软雅黑" w:eastAsia="微软雅黑"/>
+          <w:b w:val="0"/>
+          <w:i w:val="0"/>
+          <w:sz w:val="21"/>
+        </w:rPr>
+        <w:t>本机实测：</w:t>
+      </w:r>
+      <w:r>
+        <w:rPr>
+          <w:rFonts w:ascii="Consolas" w:hAnsi="Consolas" w:eastAsia="微软雅黑"/>
+          <w:b w:val="0"/>
+          <w:i w:val="0"/>
+          <w:color w:val="A03000"/>
+          <w:sz w:val="20"/>
+        </w:rPr>
+        <w:t>COM3</w:t>
+      </w:r>
+      <w:r>
+        <w:rPr>
+          <w:rFonts w:ascii="微软雅黑" w:hAnsi="微软雅黑" w:eastAsia="微软雅黑"/>
+          <w:b w:val="0"/>
+          <w:i w:val="0"/>
+          <w:sz w:val="21"/>
+        </w:rPr>
+        <w:t xml:space="preserve"> / </w:t>
+      </w:r>
+      <w:r>
+        <w:rPr>
+          <w:rFonts w:ascii="Consolas" w:hAnsi="Consolas" w:eastAsia="微软雅黑"/>
+          <w:b w:val="0"/>
+          <w:i w:val="0"/>
+          <w:color w:val="A03000"/>
+          <w:sz w:val="20"/>
+        </w:rPr>
+        <w:t>COM4</w:t>
+      </w:r>
+      <w:r>
+        <w:rPr>
+          <w:rFonts w:ascii="微软雅黑" w:hAnsi="微软雅黑" w:eastAsia="微软雅黑"/>
+          <w:b w:val="0"/>
+          <w:i w:val="0"/>
+          <w:sz w:val="21"/>
+        </w:rPr>
+        <w:t xml:space="preserve"> </w:t>
+      </w:r>
+      <w:r>
+        <w:rPr>
+          <w:rFonts w:ascii="微软雅黑" w:hAnsi="微软雅黑" w:eastAsia="微软雅黑"/>
+          <w:b/>
+          <w:i w:val="0"/>
+          <w:sz w:val="21"/>
+        </w:rPr>
+        <w:t>都是蓝牙</w:t>
+      </w:r>
+      <w:r>
+        <w:rPr>
+          <w:rFonts w:ascii="微软雅黑" w:hAnsi="微软雅黑" w:eastAsia="微软雅黑"/>
+          <w:b w:val="0"/>
+          <w:i w:val="0"/>
+          <w:sz w:val="21"/>
+        </w:rPr>
+        <w:t xml:space="preserve">，真正的板卡是 FTDI 芯片， 描述里应该出现 </w:t>
+      </w:r>
+      <w:r>
+        <w:rPr>
+          <w:rFonts w:ascii="微软雅黑" w:hAnsi="微软雅黑" w:eastAsia="微软雅黑"/>
+          <w:b/>
+          <w:i w:val="0"/>
+          <w:sz w:val="21"/>
+        </w:rPr>
+        <w:t>`USB Serial Port`</w:t>
+      </w:r>
+      <w:r>
+        <w:rPr>
+          <w:rFonts w:ascii="微软雅黑" w:hAnsi="微软雅黑" w:eastAsia="微软雅黑"/>
+          <w:b w:val="0"/>
+          <w:i w:val="0"/>
+          <w:sz w:val="21"/>
+        </w:rPr>
+        <w:t xml:space="preserve">。 脚本按 InstanceId 里的 </w:t>
+      </w:r>
+      <w:r>
+        <w:rPr>
+          <w:rFonts w:ascii="Consolas" w:hAnsi="Consolas" w:eastAsia="微软雅黑"/>
+          <w:b w:val="0"/>
+          <w:i w:val="0"/>
+          <w:color w:val="A03000"/>
+          <w:sz w:val="20"/>
+        </w:rPr>
+        <w:t>BTHENUM</w:t>
+      </w:r>
+      <w:r>
+        <w:rPr>
+          <w:rFonts w:ascii="微软雅黑" w:hAnsi="微软雅黑" w:eastAsia="微软雅黑"/>
+          <w:b w:val="0"/>
+          <w:i w:val="0"/>
+          <w:sz w:val="21"/>
+        </w:rPr>
+        <w:t xml:space="preserve"> 把它们标成 </w:t>
+      </w:r>
+      <w:r>
+        <w:rPr>
+          <w:rFonts w:ascii="Consolas" w:hAnsi="Consolas" w:eastAsia="微软雅黑"/>
+          <w:b w:val="0"/>
+          <w:i w:val="0"/>
+          <w:color w:val="A03000"/>
+          <w:sz w:val="20"/>
+        </w:rPr>
+        <w:t>[蓝牙]</w:t>
+      </w:r>
+      <w:r>
+        <w:rPr>
+          <w:rFonts w:ascii="微软雅黑" w:hAnsi="微软雅黑" w:eastAsia="微软雅黑"/>
+          <w:b w:val="0"/>
+          <w:i w:val="0"/>
+          <w:sz w:val="21"/>
+        </w:rPr>
+        <w:t>，</w:t>
+      </w:r>
+      <w:r>
+        <w:rPr>
+          <w:rFonts w:ascii="Consolas" w:hAnsi="Consolas" w:eastAsia="微软雅黑"/>
+          <w:b w:val="0"/>
+          <w:i w:val="0"/>
+          <w:color w:val="A03000"/>
+          <w:sz w:val="20"/>
+        </w:rPr>
+        <w:t>--auto</w:t>
+      </w:r>
+      <w:r>
+        <w:rPr>
+          <w:rFonts w:ascii="微软雅黑" w:hAnsi="微软雅黑" w:eastAsia="微软雅黑"/>
+          <w:b w:val="0"/>
+          <w:i w:val="0"/>
+          <w:sz w:val="21"/>
+        </w:rPr>
+        <w:t xml:space="preserve"> 时跳过。</w:t>
+      </w:r>
+    </w:p>
+    <w:p>
+      <w:pPr>
+        <w:spacing w:after="60" w:line="269" w:lineRule="auto"/>
+        <w:ind w:left="340"/>
+        <w:pBdr>
+          <w:left w:val="single" w:sz="16" w:space="8" w:color="E0A060"/>
+        </w:pBdr>
+      </w:pPr>
+      <w:r>
+        <w:rPr>
+          <w:rFonts w:ascii="微软雅黑" w:hAnsi="微软雅黑" w:eastAsia="微软雅黑"/>
+          <w:b/>
+          <w:i w:val="0"/>
+          <w:sz w:val="21"/>
+        </w:rPr>
+        <w:t>看不到 `USB Serial Port` 先查驱动</w:t>
+      </w:r>
+      <w:r>
+        <w:rPr>
+          <w:rFonts w:ascii="微软雅黑" w:hAnsi="微软雅黑" w:eastAsia="微软雅黑"/>
+          <w:b w:val="0"/>
+          <w:i w:val="0"/>
+          <w:sz w:val="21"/>
+        </w:rPr>
+        <w:t>，不要怀疑板卡。</w:t>
+      </w:r>
+    </w:p>
+    <w:p>
+      <w:pPr>
+        <w:keepNext/>
+        <w:spacing w:before="160" w:after="60"/>
+      </w:pPr>
+      <w:r>
+        <w:rPr>
+          <w:rFonts w:ascii="微软雅黑" w:hAnsi="微软雅黑" w:eastAsia="微软雅黑"/>
+          <w:b/>
+          <w:i w:val="0"/>
+          <w:color w:val="1F4E79"/>
+          <w:sz w:val="25"/>
+        </w:rPr>
         <w:t>3.2 光一个指示灯就能砍掉一半问题</w:t>
       </w:r>
     </w:p>
@@ -7179,6 +7850,48 @@
           <w:sz w:val="18"/>
         </w:rPr>
         <w:t>ifconfig</w:t>
+      </w:r>
+    </w:p>
+    <w:p>
+      <w:pPr>
+        <w:spacing w:after="80" w:line="276" w:lineRule="auto"/>
+      </w:pPr>
+      <w:r>
+        <w:rPr>
+          <w:rFonts w:ascii="微软雅黑" w:hAnsi="微软雅黑" w:eastAsia="微软雅黑"/>
+          <w:b/>
+          <w:i w:val="0"/>
+          <w:sz w:val="21"/>
+        </w:rPr>
+        <w:t>这一步也可以用 §3.1.1 的脚本代替</w:t>
+      </w:r>
+      <w:r>
+        <w:rPr>
+          <w:rFonts w:ascii="微软雅黑" w:hAnsi="微软雅黑" w:eastAsia="微软雅黑"/>
+          <w:b w:val="0"/>
+          <w:i w:val="0"/>
+          <w:sz w:val="21"/>
+        </w:rPr>
+        <w:t xml:space="preserve"> —— 它会在退出时把日志里的 IP 汇总打印， 省掉肉眼翻屏。手动敲 </w:t>
+      </w:r>
+      <w:r>
+        <w:rPr>
+          <w:rFonts w:ascii="Consolas" w:hAnsi="Consolas" w:eastAsia="微软雅黑"/>
+          <w:b w:val="0"/>
+          <w:i w:val="0"/>
+          <w:color w:val="A03000"/>
+          <w:sz w:val="20"/>
+        </w:rPr>
+        <w:t>ifconfig</w:t>
+      </w:r>
+      <w:r>
+        <w:rPr>
+          <w:rFonts w:ascii="微软雅黑" w:hAnsi="微软雅黑" w:eastAsia="微软雅黑"/>
+          <w:b w:val="0"/>
+          <w:i w:val="0"/>
+          <w:sz w:val="21"/>
+        </w:rPr>
+        <w:t xml:space="preserve"> 当然也可以。</w:t>
       </w:r>
     </w:p>
     <w:p>

--- a/docs/上板测试操作手册.docx
+++ b/docs/上板测试操作手册.docx
@@ -16188,545 +16188,616 @@
       </w:pPr>
     </w:p>
     <w:p>
-      <w:r>
-        <w:br w:type="page"/>
+      <w:pPr>
+        <w:keepNext/>
+        <w:spacing w:before="160" w:after="60"/>
+      </w:pPr>
+      <w:r>
+        <w:rPr>
+          <w:rFonts w:ascii="微软雅黑" w:hAnsi="微软雅黑" w:eastAsia="微软雅黑"/>
+          <w:b/>
+          <w:i w:val="0"/>
+          <w:color w:val="1F4E79"/>
+          <w:sz w:val="25"/>
+        </w:rPr>
+        <w:t>6.5 现象 → 先查哪（**板到当天最常翻的一节**）</w:t>
       </w:r>
     </w:p>
     <w:p>
       <w:pPr>
-        <w:keepNext/>
-        <w:spacing w:before="120" w:after="160"/>
-      </w:pPr>
+        <w:spacing w:after="80" w:line="276" w:lineRule="auto"/>
+      </w:pPr>
+      <w:r>
+        <w:rPr>
+          <w:rFonts w:ascii="微软雅黑" w:hAnsi="微软雅黑" w:eastAsia="微软雅黑"/>
+          <w:b w:val="0"/>
+          <w:i w:val="0"/>
+          <w:sz w:val="21"/>
+        </w:rPr>
+        <w:t>§5 的每一步都写了「</w:t>
+      </w:r>
       <w:r>
         <w:rPr>
           <w:rFonts w:ascii="微软雅黑" w:hAnsi="微软雅黑" w:eastAsia="微软雅黑"/>
           <w:b/>
           <w:i w:val="0"/>
-          <w:color w:val="0B3560"/>
-          <w:sz w:val="30"/>
-        </w:rPr>
-        <w:t>7. 附：本次排查留下的技术结论</w:t>
+          <w:sz w:val="21"/>
+        </w:rPr>
+        <w:t>应该看到什么</w:t>
+      </w:r>
+      <w:r>
+        <w:rPr>
+          <w:rFonts w:ascii="微软雅黑" w:hAnsi="微软雅黑" w:eastAsia="微软雅黑"/>
+          <w:b w:val="0"/>
+          <w:i w:val="0"/>
+          <w:sz w:val="21"/>
+        </w:rPr>
+        <w:t>」。这一节反过来写 「</w:t>
+      </w:r>
+      <w:r>
+        <w:rPr>
+          <w:rFonts w:ascii="微软雅黑" w:hAnsi="微软雅黑" w:eastAsia="微软雅黑"/>
+          <w:b/>
+          <w:i w:val="0"/>
+          <w:sz w:val="21"/>
+        </w:rPr>
+        <w:t>实际看到什么 → 先查哪</w:t>
+      </w:r>
+      <w:r>
+        <w:rPr>
+          <w:rFonts w:ascii="微软雅黑" w:hAnsi="微软雅黑" w:eastAsia="微软雅黑"/>
+          <w:b w:val="0"/>
+          <w:i w:val="0"/>
+          <w:sz w:val="21"/>
+        </w:rPr>
+        <w:t>」—— 因为上板时你手里只有现象。</w:t>
       </w:r>
     </w:p>
     <w:p>
       <w:pPr>
-        <w:keepNext/>
-        <w:spacing w:before="160" w:after="60"/>
-      </w:pPr>
+        <w:spacing w:after="60" w:line="269" w:lineRule="auto"/>
+        <w:ind w:left="340"/>
+        <w:pBdr>
+          <w:left w:val="single" w:sz="16" w:space="8" w:color="E0A060"/>
+        </w:pBdr>
+      </w:pPr>
+      <w:r>
+        <w:rPr>
+          <w:rFonts w:ascii="微软雅黑" w:hAnsi="微软雅黑" w:eastAsia="微软雅黑"/>
+          <w:b w:val="0"/>
+          <w:i w:val="0"/>
+          <w:sz w:val="21"/>
+        </w:rPr>
+        <w:t>这些不是凭空编的：每一条要么是</w:t>
+      </w:r>
       <w:r>
         <w:rPr>
           <w:rFonts w:ascii="微软雅黑" w:hAnsi="微软雅黑" w:eastAsia="微软雅黑"/>
           <w:b/>
           <w:i w:val="0"/>
-          <w:color w:val="1F4E79"/>
-          <w:sz w:val="25"/>
-        </w:rPr>
-        <w:t>7.1 `Common 17-1257 / 17-354` —— 对产物无害，**对流程致命**</w:t>
+          <w:sz w:val="21"/>
+        </w:rPr>
+        <w:t>本项目真踩过的</w:t>
+      </w:r>
+      <w:r>
+        <w:rPr>
+          <w:rFonts w:ascii="微软雅黑" w:hAnsi="微软雅黑" w:eastAsia="微软雅黑"/>
+          <w:b w:val="0"/>
+          <w:i w:val="0"/>
+          <w:sz w:val="21"/>
+        </w:rPr>
+        <w:t xml:space="preserve">， 要么已经写进了 </w:t>
+      </w:r>
+      <w:r>
+        <w:rPr>
+          <w:rFonts w:ascii="Consolas" w:hAnsi="Consolas" w:eastAsia="微软雅黑"/>
+          <w:b w:val="0"/>
+          <w:i w:val="0"/>
+          <w:color w:val="A03000"/>
+          <w:sz w:val="20"/>
+        </w:rPr>
+        <w:t>host/bringup_check.py</w:t>
+      </w:r>
+      <w:r>
+        <w:rPr>
+          <w:rFonts w:ascii="微软雅黑" w:hAnsi="微软雅黑" w:eastAsia="微软雅黑"/>
+          <w:b w:val="0"/>
+          <w:i w:val="0"/>
+          <w:sz w:val="21"/>
+        </w:rPr>
+        <w:t xml:space="preserve"> 的失败分支 —— 脚本跑到那一步会直接把下面这几行打给你。</w:t>
       </w:r>
     </w:p>
     <w:p>
       <w:pPr>
-        <w:spacing w:after="80" w:line="276" w:lineRule="auto"/>
+        <w:keepNext/>
+        <w:spacing w:before="120" w:after="60"/>
       </w:pPr>
       <w:r>
         <w:rPr>
           <w:rFonts w:ascii="微软雅黑" w:hAnsi="微软雅黑" w:eastAsia="微软雅黑"/>
           <w:b/>
           <w:i w:val="0"/>
-          <w:sz w:val="21"/>
-        </w:rPr>
-        <w:t>【已核实】</w:t>
-      </w:r>
-      <w:r>
-        <w:rPr>
-          <w:rFonts w:ascii="微软雅黑" w:hAnsi="微软雅黑" w:eastAsia="微软雅黑"/>
-          <w:b w:val="0"/>
-          <w:i w:val="0"/>
-          <w:sz w:val="21"/>
-        </w:rPr>
-        <w:t xml:space="preserve"> 只出现在两个 IP 的 OOC 综合日志，且都在</w:t>
-      </w:r>
-      <w:r>
-        <w:rPr>
-          <w:rFonts w:ascii="微软雅黑" w:hAnsi="微软雅黑" w:eastAsia="微软雅黑"/>
-          <w:b/>
-          <w:i w:val="0"/>
-          <w:sz w:val="21"/>
-        </w:rPr>
-        <w:t>同一次启动的同一时刻</w:t>
-      </w:r>
-      <w:r>
-        <w:rPr>
-          <w:rFonts w:ascii="微软雅黑" w:hAnsi="微软雅黑" w:eastAsia="微软雅黑"/>
-          <w:b w:val="0"/>
-          <w:i w:val="0"/>
-          <w:sz w:val="21"/>
-        </w:rPr>
-        <w:t>：</w:t>
-      </w:r>
+          <w:color w:val="1F4E79"/>
+          <w:sz w:val="22"/>
+        </w:rPr>
+        <w:t>A. 输出是**全黑**（最常见）</w:t>
+      </w:r>
+    </w:p>
+    <w:tbl>
+      <w:tblPr>
+        <w:tblStyle w:val="TableGrid"/>
+        <w:tblW w:type="auto" w:w="0"/>
+        <w:tblLook w:firstColumn="1" w:firstRow="1" w:lastColumn="0" w:lastRow="0" w:noHBand="0" w:noVBand="1" w:val="04A0"/>
+      </w:tblPr>
+      <w:tblGrid>
+        <w:gridCol w:w="3213"/>
+        <w:gridCol w:w="3213"/>
+        <w:gridCol w:w="3213"/>
+      </w:tblGrid>
+      <w:tr>
+        <w:tc>
+          <w:tcPr>
+            <w:tcW w:type="dxa" w:w="3213"/>
+            <w:shd w:val="clear" w:color="auto" w:fill="DEEAF6"/>
+          </w:tcPr>
+          <w:p>
+            <w:pPr>
+              <w:spacing w:after="0"/>
+            </w:pPr>
+            <w:r/>
+            <w:r>
+              <w:rPr>
+                <w:rFonts w:ascii="微软雅黑" w:hAnsi="微软雅黑" w:eastAsia="微软雅黑"/>
+                <w:b/>
+                <w:i w:val="0"/>
+                <w:sz w:val="19"/>
+              </w:rPr>
+              <w:t>先查</w:t>
+            </w:r>
+          </w:p>
+        </w:tc>
+        <w:tc>
+          <w:tcPr>
+            <w:tcW w:type="dxa" w:w="3213"/>
+            <w:shd w:val="clear" w:color="auto" w:fill="DEEAF6"/>
+          </w:tcPr>
+          <w:p>
+            <w:pPr>
+              <w:spacing w:after="0"/>
+            </w:pPr>
+            <w:r/>
+            <w:r>
+              <w:rPr>
+                <w:rFonts w:ascii="微软雅黑" w:hAnsi="微软雅黑" w:eastAsia="微软雅黑"/>
+                <w:b/>
+                <w:i w:val="0"/>
+                <w:sz w:val="19"/>
+              </w:rPr>
+              <w:t>怎么判断</w:t>
+            </w:r>
+          </w:p>
+        </w:tc>
+        <w:tc>
+          <w:tcPr>
+            <w:tcW w:type="dxa" w:w="3213"/>
+            <w:shd w:val="clear" w:color="auto" w:fill="DEEAF6"/>
+          </w:tcPr>
+          <w:p>
+            <w:pPr>
+              <w:spacing w:after="0"/>
+            </w:pPr>
+            <w:r/>
+            <w:r>
+              <w:rPr>
+                <w:rFonts w:ascii="微软雅黑" w:hAnsi="微软雅黑" w:eastAsia="微软雅黑"/>
+                <w:b/>
+                <w:i w:val="0"/>
+                <w:sz w:val="19"/>
+              </w:rPr>
+              <w:t>为什么是这个</w:t>
+            </w:r>
+          </w:p>
+        </w:tc>
+      </w:tr>
+      <w:tr>
+        <w:tc>
+          <w:tcPr>
+            <w:tcW w:type="dxa" w:w="3213"/>
+          </w:tcPr>
+          <w:p>
+            <w:pPr>
+              <w:spacing w:after="0"/>
+            </w:pPr>
+            <w:r/>
+            <w:r>
+              <w:rPr>
+                <w:rFonts w:ascii="微软雅黑" w:hAnsi="微软雅黑" w:eastAsia="微软雅黑"/>
+                <w:b/>
+                <w:i w:val="0"/>
+                <w:sz w:val="19"/>
+              </w:rPr>
+              <w:t>① `thresh_offset` 的位宽</w:t>
+            </w:r>
+          </w:p>
+        </w:tc>
+        <w:tc>
+          <w:tcPr>
+            <w:tcW w:type="dxa" w:w="3213"/>
+          </w:tcPr>
+          <w:p>
+            <w:pPr>
+              <w:spacing w:after="0"/>
+            </w:pPr>
+            <w:r/>
+            <w:r>
+              <w:rPr>
+                <w:rFonts w:ascii="Consolas" w:hAnsi="Consolas" w:eastAsia="微软雅黑"/>
+                <w:b w:val="0"/>
+                <w:i w:val="0"/>
+                <w:color w:val="A03000"/>
+                <w:sz w:val="18"/>
+              </w:rPr>
+              <w:t>[3c]</w:t>
+            </w:r>
+            <w:r>
+              <w:rPr>
+                <w:rFonts w:ascii="微软雅黑" w:hAnsi="微软雅黑" w:eastAsia="微软雅黑"/>
+                <w:b w:val="0"/>
+                <w:i w:val="0"/>
+                <w:sz w:val="19"/>
+              </w:rPr>
+              <w:t xml:space="preserve"> 的回读是 </w:t>
+            </w:r>
+            <w:r>
+              <w:rPr>
+                <w:rFonts w:ascii="Consolas" w:hAnsi="Consolas" w:eastAsia="微软雅黑"/>
+                <w:b w:val="0"/>
+                <w:i w:val="0"/>
+                <w:color w:val="A03000"/>
+                <w:sz w:val="18"/>
+              </w:rPr>
+              <w:t>-8</w:t>
+            </w:r>
+            <w:r>
+              <w:rPr>
+                <w:rFonts w:ascii="微软雅黑" w:hAnsi="微软雅黑" w:eastAsia="微软雅黑"/>
+                <w:b w:val="0"/>
+                <w:i w:val="0"/>
+                <w:sz w:val="19"/>
+              </w:rPr>
+              <w:t xml:space="preserve"> 还是 </w:t>
+            </w:r>
+            <w:r>
+              <w:rPr>
+                <w:rFonts w:ascii="Consolas" w:hAnsi="Consolas" w:eastAsia="微软雅黑"/>
+                <w:b w:val="0"/>
+                <w:i w:val="0"/>
+                <w:color w:val="A03000"/>
+                <w:sz w:val="18"/>
+              </w:rPr>
+              <w:t>248</w:t>
+            </w:r>
+            <w:r>
+              <w:rPr>
+                <w:rFonts w:ascii="微软雅黑" w:hAnsi="微软雅黑" w:eastAsia="微软雅黑"/>
+                <w:b w:val="0"/>
+                <w:i w:val="0"/>
+                <w:sz w:val="19"/>
+              </w:rPr>
+              <w:t>？</w:t>
+            </w:r>
+          </w:p>
+        </w:tc>
+        <w:tc>
+          <w:tcPr>
+            <w:tcW w:type="dxa" w:w="3213"/>
+          </w:tcPr>
+          <w:p>
+            <w:pPr>
+              <w:spacing w:after="0"/>
+            </w:pPr>
+            <w:r/>
+            <w:r>
+              <w:rPr>
+                <w:rFonts w:ascii="微软雅黑" w:hAnsi="微软雅黑" w:eastAsia="微软雅黑"/>
+                <w:b w:val="0"/>
+                <w:i w:val="0"/>
+                <w:sz w:val="19"/>
+              </w:rPr>
+              <w:t xml:space="preserve">⚠ </w:t>
+            </w:r>
+            <w:r>
+              <w:rPr>
+                <w:rFonts w:ascii="微软雅黑" w:hAnsi="微软雅黑" w:eastAsia="微软雅黑"/>
+                <w:b/>
+                <w:i w:val="0"/>
+                <w:sz w:val="19"/>
+              </w:rPr>
+              <w:t>本项目真踩过</w:t>
+            </w:r>
+            <w:r>
+              <w:rPr>
+                <w:rFonts w:ascii="微软雅黑" w:hAnsi="微软雅黑" w:eastAsia="微软雅黑"/>
+                <w:b w:val="0"/>
+                <w:i w:val="0"/>
+                <w:sz w:val="19"/>
+              </w:rPr>
+              <w:t xml:space="preserve">：写成 8 位补码时 IP 读回来是 </w:t>
+            </w:r>
+            <w:r>
+              <w:rPr>
+                <w:rFonts w:ascii="Consolas" w:hAnsi="Consolas" w:eastAsia="微软雅黑"/>
+                <w:b w:val="0"/>
+                <w:i w:val="0"/>
+                <w:color w:val="A03000"/>
+                <w:sz w:val="18"/>
+              </w:rPr>
+              <w:t>+248</w:t>
+            </w:r>
+            <w:r>
+              <w:rPr>
+                <w:rFonts w:ascii="微软雅黑" w:hAnsi="微软雅黑" w:eastAsia="微软雅黑"/>
+                <w:b w:val="0"/>
+                <w:i w:val="0"/>
+                <w:sz w:val="19"/>
+              </w:rPr>
+              <w:t>，阈值被抬到 255 → 全黑。</w:t>
+            </w:r>
+            <w:r>
+              <w:rPr>
+                <w:rFonts w:ascii="微软雅黑" w:hAnsi="微软雅黑" w:eastAsia="微软雅黑"/>
+                <w:b/>
+                <w:i w:val="0"/>
+                <w:sz w:val="19"/>
+              </w:rPr>
+              <w:t>且 `ap_done` 照常置位、不报错</w:t>
+            </w:r>
+          </w:p>
+        </w:tc>
+      </w:tr>
+      <w:tr>
+        <w:tc>
+          <w:tcPr>
+            <w:tcW w:type="dxa" w:w="3213"/>
+          </w:tcPr>
+          <w:p>
+            <w:pPr>
+              <w:spacing w:after="0"/>
+            </w:pPr>
+            <w:r/>
+            <w:r>
+              <w:rPr>
+                <w:rFonts w:ascii="微软雅黑" w:hAnsi="微软雅黑" w:eastAsia="微软雅黑"/>
+                <w:b/>
+                <w:i w:val="0"/>
+                <w:sz w:val="19"/>
+              </w:rPr>
+              <w:t>② 输入 buffer 有没有 `flush()`</w:t>
+            </w:r>
+          </w:p>
+        </w:tc>
+        <w:tc>
+          <w:tcPr>
+            <w:tcW w:type="dxa" w:w="3213"/>
+          </w:tcPr>
+          <w:p>
+            <w:pPr>
+              <w:spacing w:after="0"/>
+            </w:pPr>
+            <w:r/>
+            <w:r>
+              <w:rPr>
+                <w:rFonts w:ascii="微软雅黑" w:hAnsi="微软雅黑" w:eastAsia="微软雅黑"/>
+                <w:b w:val="0"/>
+                <w:i w:val="0"/>
+                <w:sz w:val="19"/>
+              </w:rPr>
+              <w:t>在填完数据之后、</w:t>
+            </w:r>
+            <w:r>
+              <w:rPr>
+                <w:rFonts w:ascii="Consolas" w:hAnsi="Consolas" w:eastAsia="微软雅黑"/>
+                <w:b w:val="0"/>
+                <w:i w:val="0"/>
+                <w:color w:val="A03000"/>
+                <w:sz w:val="18"/>
+              </w:rPr>
+              <w:t>run_once()</w:t>
+            </w:r>
+            <w:r>
+              <w:rPr>
+                <w:rFonts w:ascii="微软雅黑" w:hAnsi="微软雅黑" w:eastAsia="微软雅黑"/>
+                <w:b w:val="0"/>
+                <w:i w:val="0"/>
+                <w:sz w:val="19"/>
+              </w:rPr>
+              <w:t xml:space="preserve"> 之前有没有刷</w:t>
+            </w:r>
+          </w:p>
+        </w:tc>
+        <w:tc>
+          <w:tcPr>
+            <w:tcW w:type="dxa" w:w="3213"/>
+          </w:tcPr>
+          <w:p>
+            <w:pPr>
+              <w:spacing w:after="0"/>
+            </w:pPr>
+            <w:r/>
+            <w:r>
+              <w:rPr>
+                <w:rFonts w:ascii="微软雅黑" w:hAnsi="微软雅黑" w:eastAsia="微软雅黑"/>
+                <w:b w:val="0"/>
+                <w:i w:val="0"/>
+                <w:sz w:val="19"/>
+              </w:rPr>
+              <w:t>漏刷时 DMA 搬的是</w:t>
+            </w:r>
+            <w:r>
+              <w:rPr>
+                <w:rFonts w:ascii="微软雅黑" w:hAnsi="微软雅黑" w:eastAsia="微软雅黑"/>
+                <w:b/>
+                <w:i w:val="0"/>
+                <w:sz w:val="19"/>
+              </w:rPr>
+              <w:t>旧数据</w:t>
+            </w:r>
+            <w:r>
+              <w:rPr>
+                <w:rFonts w:ascii="微软雅黑" w:hAnsi="微软雅黑" w:eastAsia="微软雅黑"/>
+                <w:b w:val="0"/>
+                <w:i w:val="0"/>
+                <w:sz w:val="19"/>
+              </w:rPr>
+              <w:t>。同样</w:t>
+            </w:r>
+            <w:r>
+              <w:rPr>
+                <w:rFonts w:ascii="微软雅黑" w:hAnsi="微软雅黑" w:eastAsia="微软雅黑"/>
+                <w:b/>
+                <w:i w:val="0"/>
+                <w:sz w:val="19"/>
+              </w:rPr>
+              <w:t>不报错</w:t>
+            </w:r>
+          </w:p>
+        </w:tc>
+      </w:tr>
+      <w:tr>
+        <w:tc>
+          <w:tcPr>
+            <w:tcW w:type="dxa" w:w="3213"/>
+          </w:tcPr>
+          <w:p>
+            <w:pPr>
+              <w:spacing w:after="0"/>
+            </w:pPr>
+            <w:r/>
+            <w:r>
+              <w:rPr>
+                <w:rFonts w:ascii="微软雅黑" w:hAnsi="微软雅黑" w:eastAsia="微软雅黑"/>
+                <w:b/>
+                <w:i w:val="0"/>
+                <w:sz w:val="19"/>
+              </w:rPr>
+              <w:t>③ 测试图 ROI 区域是不是纯色</w:t>
+            </w:r>
+          </w:p>
+        </w:tc>
+        <w:tc>
+          <w:tcPr>
+            <w:tcW w:type="dxa" w:w="3213"/>
+          </w:tcPr>
+          <w:p>
+            <w:pPr>
+              <w:spacing w:after="0"/>
+            </w:pPr>
+            <w:r/>
+            <w:r>
+              <w:rPr>
+                <w:rFonts w:ascii="Consolas" w:hAnsi="Consolas" w:eastAsia="微软雅黑"/>
+                <w:b w:val="0"/>
+                <w:i w:val="0"/>
+                <w:color w:val="A03000"/>
+                <w:sz w:val="18"/>
+              </w:rPr>
+              <w:t>fill_test_pattern()</w:t>
+            </w:r>
+            <w:r>
+              <w:rPr>
+                <w:rFonts w:ascii="微软雅黑" w:hAnsi="微软雅黑" w:eastAsia="微软雅黑"/>
+                <w:b w:val="0"/>
+                <w:i w:val="0"/>
+                <w:sz w:val="19"/>
+              </w:rPr>
+              <w:t xml:space="preserve"> 填的是渐变，若你自己换了图</w:t>
+            </w:r>
+          </w:p>
+        </w:tc>
+        <w:tc>
+          <w:tcPr>
+            <w:tcW w:type="dxa" w:w="3213"/>
+          </w:tcPr>
+          <w:p>
+            <w:pPr>
+              <w:spacing w:after="0"/>
+            </w:pPr>
+            <w:r/>
+            <w:r>
+              <w:rPr>
+                <w:rFonts w:ascii="微软雅黑" w:hAnsi="微软雅黑" w:eastAsia="微软雅黑"/>
+                <w:b w:val="0"/>
+                <w:i w:val="0"/>
+                <w:sz w:val="19"/>
+              </w:rPr>
+              <w:t>纯色 → 阈值后无边缘 → 全黑</w:t>
+            </w:r>
+          </w:p>
+        </w:tc>
+      </w:tr>
+    </w:tbl>
+    <w:p>
+      <w:pPr>
+        <w:spacing w:after="40"/>
+      </w:pPr>
     </w:p>
     <w:p>
       <w:pPr>
-        <w:spacing w:before="20" w:after="0" w:line="240" w:lineRule="auto"/>
-        <w:ind w:left="283"/>
+        <w:spacing w:after="60" w:line="269" w:lineRule="auto"/>
+        <w:ind w:left="340"/>
         <w:pBdr>
-          <w:left w:val="single" w:sz="18" w:space="8" w:color="C0C0C0"/>
+          <w:left w:val="single" w:sz="16" w:space="8" w:color="E0A060"/>
         </w:pBdr>
-        <w:shd w:val="clear" w:color="auto" w:fill="F5F5F5"/>
-      </w:pPr>
-      <w:r>
-        <w:rPr>
-          <w:rFonts w:ascii="Consolas" w:hAnsi="Consolas" w:eastAsia="微软雅黑"/>
-          <w:b w:val="0"/>
-          <w:i w:val="0"/>
-          <w:color w:val="1A1A1A"/>
-          <w:sz w:val="18"/>
-        </w:rPr>
-        <w:t>runme.log:15  ERROR: [Common 17-1257] Failed to create directory 'C'.</w:t>
+      </w:pPr>
+      <w:r>
+        <w:rPr>
+          <w:rFonts w:ascii="微软雅黑" w:hAnsi="微软雅黑" w:eastAsia="微软雅黑"/>
+          <w:b w:val="0"/>
+          <w:i w:val="0"/>
+          <w:sz w:val="21"/>
+        </w:rPr>
+        <w:t>三者的共同点：</w:t>
+      </w:r>
+      <w:r>
+        <w:rPr>
+          <w:rFonts w:ascii="微软雅黑" w:hAnsi="微软雅黑" w:eastAsia="微软雅黑"/>
+          <w:b/>
+          <w:i w:val="0"/>
+          <w:sz w:val="21"/>
+        </w:rPr>
+        <w:t>都不报错</w:t>
+      </w:r>
+      <w:r>
+        <w:rPr>
+          <w:rFonts w:ascii="微软雅黑" w:hAnsi="微软雅黑" w:eastAsia="微软雅黑"/>
+          <w:b w:val="0"/>
+          <w:i w:val="0"/>
+          <w:sz w:val="21"/>
+        </w:rPr>
+        <w:t>。所以别问"哪一步炸了"，要按上面顺序</w:t>
+      </w:r>
+      <w:r>
+        <w:rPr>
+          <w:rFonts w:ascii="微软雅黑" w:hAnsi="微软雅黑" w:eastAsia="微软雅黑"/>
+          <w:b/>
+          <w:i w:val="0"/>
+          <w:sz w:val="21"/>
+        </w:rPr>
+        <w:t>逐个排除</w:t>
+      </w:r>
+      <w:r>
+        <w:rPr>
+          <w:rFonts w:ascii="微软雅黑" w:hAnsi="微软雅黑" w:eastAsia="微软雅黑"/>
+          <w:b w:val="0"/>
+          <w:i w:val="0"/>
+          <w:sz w:val="21"/>
+        </w:rPr>
+        <w:t>。</w:t>
       </w:r>
     </w:p>
     <w:p>
       <w:pPr>
-        <w:spacing w:before="0" w:after="0" w:line="240" w:lineRule="auto"/>
-        <w:ind w:left="283"/>
-        <w:pBdr>
-          <w:left w:val="single" w:sz="18" w:space="8" w:color="C0C0C0"/>
-        </w:pBdr>
-        <w:shd w:val="clear" w:color="auto" w:fill="F5F5F5"/>
-      </w:pPr>
-      <w:r>
-        <w:rPr>
-          <w:rFonts w:ascii="Consolas" w:hAnsi="Consolas" w:eastAsia="微软雅黑"/>
-          <w:b w:val="0"/>
-          <w:i w:val="0"/>
-          <w:color w:val="1A1A1A"/>
-          <w:sz w:val="18"/>
-        </w:rPr>
-        <w:t>runme.log:16  source bd_video_dma_in_0.tcl -notrace        ← 它跑到这，没退出</w:t>
-      </w:r>
-    </w:p>
-    <w:p>
-      <w:pPr>
-        <w:spacing w:before="0" w:after="20" w:line="240" w:lineRule="auto"/>
-        <w:ind w:left="283"/>
-        <w:pBdr>
-          <w:left w:val="single" w:sz="18" w:space="8" w:color="C0C0C0"/>
-        </w:pBdr>
-        <w:shd w:val="clear" w:color="auto" w:fill="F5F5F5"/>
-      </w:pPr>
-      <w:r>
-        <w:rPr>
-          <w:rFonts w:ascii="Consolas" w:hAnsi="Consolas" w:eastAsia="微软雅黑"/>
-          <w:b w:val="0"/>
-          <w:i w:val="0"/>
-          <w:color w:val="1A1A1A"/>
-          <w:sz w:val="18"/>
-        </w:rPr>
-        <w:t>runme.log:17  create_project: Time (s): cpu = 00:00:11     ← 正常返回</w:t>
-      </w:r>
-    </w:p>
-    <w:p>
-      <w:pPr>
-        <w:spacing w:after="80" w:line="276" w:lineRule="auto"/>
-      </w:pPr>
-      <w:r>
-        <w:rPr>
-          <w:rFonts w:ascii="微软雅黑" w:hAnsi="微软雅黑" w:eastAsia="微软雅黑"/>
-          <w:b w:val="0"/>
-          <w:i w:val="0"/>
-          <w:sz w:val="21"/>
-        </w:rPr>
-        <w:t>证据链（</w:t>
-      </w:r>
-      <w:r>
-        <w:rPr>
-          <w:rFonts w:ascii="微软雅黑" w:hAnsi="微软雅黑" w:eastAsia="微软雅黑"/>
-          <w:b/>
-          <w:i w:val="0"/>
-          <w:sz w:val="21"/>
-        </w:rPr>
-        <w:t>产物层面确实无害</w:t>
-      </w:r>
-      <w:r>
-        <w:rPr>
-          <w:rFonts w:ascii="微软雅黑" w:hAnsi="微软雅黑" w:eastAsia="微软雅黑"/>
-          <w:b w:val="0"/>
-          <w:i w:val="0"/>
-          <w:sz w:val="21"/>
-        </w:rPr>
-        <w:t>）：</w:t>
-      </w:r>
-    </w:p>
-    <w:p>
-      <w:pPr>
-        <w:spacing w:after="40" w:line="276" w:lineRule="auto"/>
-        <w:ind w:left="425"/>
-      </w:pPr>
-      <w:r>
-        <w:rPr>
-          <w:rFonts w:ascii="微软雅黑" w:hAnsi="微软雅黑" w:eastAsia="微软雅黑"/>
-          <w:b/>
-          <w:i w:val="0"/>
-          <w:sz w:val="21"/>
-        </w:rPr>
-        <w:t xml:space="preserve">1. </w:t>
-      </w:r>
-      <w:r>
-        <w:rPr>
-          <w:rFonts w:ascii="Consolas" w:hAnsi="Consolas" w:eastAsia="微软雅黑"/>
-          <w:b w:val="0"/>
-          <w:i w:val="0"/>
-          <w:color w:val="A03000"/>
-          <w:sz w:val="20"/>
-        </w:rPr>
-        <w:t>source</w:t>
-      </w:r>
-      <w:r>
-        <w:rPr>
-          <w:rFonts w:ascii="微软雅黑" w:hAnsi="微软雅黑" w:eastAsia="微软雅黑"/>
-          <w:b w:val="0"/>
-          <w:i w:val="0"/>
-          <w:sz w:val="21"/>
-        </w:rPr>
-        <w:t xml:space="preserve"> 在</w:t>
-      </w:r>
-      <w:r>
-        <w:rPr>
-          <w:rFonts w:ascii="微软雅黑" w:hAnsi="微软雅黑" w:eastAsia="微软雅黑"/>
-          <w:b/>
-          <w:i w:val="0"/>
-          <w:sz w:val="21"/>
-        </w:rPr>
-        <w:t>第 3 行</w:t>
-      </w:r>
-      <w:r>
-        <w:rPr>
-          <w:rFonts w:ascii="微软雅黑" w:hAnsi="微软雅黑" w:eastAsia="微软雅黑"/>
-          <w:b w:val="0"/>
-          <w:i w:val="0"/>
-          <w:sz w:val="21"/>
-        </w:rPr>
-        <w:t>就执行了，报错在第 15 行 —— 说明它发生在 run 脚本</w:t>
-      </w:r>
-      <w:r>
-        <w:rPr>
-          <w:rFonts w:ascii="微软雅黑" w:hAnsi="微软雅黑" w:eastAsia="微软雅黑"/>
-          <w:b/>
-          <w:i w:val="0"/>
-          <w:sz w:val="21"/>
-        </w:rPr>
-        <w:t>之外</w:t>
-      </w:r>
-    </w:p>
-    <w:p>
-      <w:pPr>
-        <w:spacing w:after="40" w:line="276" w:lineRule="auto"/>
-        <w:ind w:left="425"/>
-      </w:pPr>
-      <w:r>
-        <w:rPr>
-          <w:rFonts w:ascii="微软雅黑" w:hAnsi="微软雅黑" w:eastAsia="微软雅黑"/>
-          <w:b/>
-          <w:i w:val="0"/>
-          <w:sz w:val="21"/>
-        </w:rPr>
-        <w:t xml:space="preserve">2. </w:t>
-      </w:r>
-      <w:r>
-        <w:rPr>
-          <w:rFonts w:ascii="微软雅黑" w:hAnsi="微软雅黑" w:eastAsia="微软雅黑"/>
-          <w:b w:val="0"/>
-          <w:i w:val="0"/>
-          <w:sz w:val="21"/>
-        </w:rPr>
-        <w:t xml:space="preserve">返回码 0，脚本继续跑完，末尾 </w:t>
-      </w:r>
-      <w:r>
-        <w:rPr>
-          <w:rFonts w:ascii="Consolas" w:hAnsi="Consolas" w:eastAsia="微软雅黑"/>
-          <w:b w:val="0"/>
-          <w:i w:val="0"/>
-          <w:color w:val="A03000"/>
-          <w:sz w:val="20"/>
-        </w:rPr>
-        <w:t>synth_design completed successfully</w:t>
-      </w:r>
-    </w:p>
-    <w:p>
-      <w:pPr>
-        <w:spacing w:after="40" w:line="276" w:lineRule="auto"/>
-        <w:ind w:left="425"/>
-      </w:pPr>
-      <w:r>
-        <w:rPr>
-          <w:rFonts w:ascii="微软雅黑" w:hAnsi="微软雅黑" w:eastAsia="微软雅黑"/>
-          <w:b/>
-          <w:i w:val="0"/>
-          <w:sz w:val="21"/>
-        </w:rPr>
-        <w:t xml:space="preserve">3. </w:t>
-      </w:r>
-      <w:r>
-        <w:rPr>
-          <w:rFonts w:ascii="微软雅黑" w:hAnsi="微软雅黑" w:eastAsia="微软雅黑"/>
-          <w:b w:val="0"/>
-          <w:i w:val="0"/>
-          <w:sz w:val="21"/>
-        </w:rPr>
-        <w:t>产物齐全（</w:t>
-      </w:r>
-      <w:r>
-        <w:rPr>
-          <w:rFonts w:ascii="Consolas" w:hAnsi="Consolas" w:eastAsia="微软雅黑"/>
-          <w:b w:val="0"/>
-          <w:i w:val="0"/>
-          <w:color w:val="A03000"/>
-          <w:sz w:val="20"/>
-        </w:rPr>
-        <w:t>.dcp</w:t>
-      </w:r>
-      <w:r>
-        <w:rPr>
-          <w:rFonts w:ascii="微软雅黑" w:hAnsi="微软雅黑" w:eastAsia="微软雅黑"/>
-          <w:b w:val="0"/>
-          <w:i w:val="0"/>
-          <w:sz w:val="21"/>
-        </w:rPr>
-        <w:t xml:space="preserve"> / </w:t>
-      </w:r>
-      <w:r>
-        <w:rPr>
-          <w:rFonts w:ascii="Consolas" w:hAnsi="Consolas" w:eastAsia="微软雅黑"/>
-          <w:b w:val="0"/>
-          <w:i w:val="0"/>
-          <w:color w:val="A03000"/>
-          <w:sz w:val="20"/>
-        </w:rPr>
-        <w:t>_sim_netlist.v</w:t>
-      </w:r>
-      <w:r>
-        <w:rPr>
-          <w:rFonts w:ascii="微软雅黑" w:hAnsi="微软雅黑" w:eastAsia="微软雅黑"/>
-          <w:b w:val="0"/>
-          <w:i w:val="0"/>
-          <w:sz w:val="21"/>
-        </w:rPr>
-        <w:t xml:space="preserve"> / </w:t>
-      </w:r>
-      <w:r>
-        <w:rPr>
-          <w:rFonts w:ascii="Consolas" w:hAnsi="Consolas" w:eastAsia="微软雅黑"/>
-          <w:b w:val="0"/>
-          <w:i w:val="0"/>
-          <w:color w:val="A03000"/>
-          <w:sz w:val="20"/>
-        </w:rPr>
-        <w:t>_stub.v</w:t>
-      </w:r>
-      <w:r>
-        <w:rPr>
-          <w:rFonts w:ascii="微软雅黑" w:hAnsi="微软雅黑" w:eastAsia="微软雅黑"/>
-          <w:b w:val="0"/>
-          <w:i w:val="0"/>
-          <w:sz w:val="21"/>
-        </w:rPr>
-        <w:t xml:space="preserve"> / </w:t>
-      </w:r>
-      <w:r>
-        <w:rPr>
-          <w:rFonts w:ascii="Consolas" w:hAnsi="Consolas" w:eastAsia="微软雅黑"/>
-          <w:b w:val="0"/>
-          <w:i w:val="0"/>
-          <w:color w:val="A03000"/>
-          <w:sz w:val="20"/>
-        </w:rPr>
-        <w:t>__synthesis_is_complete__</w:t>
-      </w:r>
-      <w:r>
-        <w:rPr>
-          <w:rFonts w:ascii="微软雅黑" w:hAnsi="微软雅黑" w:eastAsia="微软雅黑"/>
-          <w:b w:val="0"/>
-          <w:i w:val="0"/>
-          <w:sz w:val="21"/>
-        </w:rPr>
-        <w:t>）</w:t>
-      </w:r>
-    </w:p>
-    <w:p>
-      <w:pPr>
-        <w:spacing w:after="40" w:line="276" w:lineRule="auto"/>
-        <w:ind w:left="425"/>
-      </w:pPr>
-      <w:r>
-        <w:rPr>
-          <w:rFonts w:ascii="微软雅黑" w:hAnsi="微软雅黑" w:eastAsia="微软雅黑"/>
-          <w:b/>
-          <w:i w:val="0"/>
-          <w:sz w:val="21"/>
-        </w:rPr>
-        <w:t xml:space="preserve">4. </w:t>
-      </w:r>
-      <w:r>
-        <w:rPr>
-          <w:rFonts w:ascii="微软雅黑" w:hAnsi="微软雅黑" w:eastAsia="微软雅黑"/>
-          <w:b w:val="0"/>
-          <w:i w:val="0"/>
-          <w:sz w:val="21"/>
-        </w:rPr>
-        <w:t>每次运行只有 2–3 个 OOC run 中招，</w:t>
-      </w:r>
-      <w:r>
-        <w:rPr>
-          <w:rFonts w:ascii="微软雅黑" w:hAnsi="微软雅黑" w:eastAsia="微软雅黑"/>
-          <w:b/>
-          <w:i w:val="0"/>
-          <w:sz w:val="21"/>
-        </w:rPr>
-        <w:t>中招的也照样完成了</w:t>
-      </w:r>
-    </w:p>
-    <w:p>
-      <w:pPr>
-        <w:spacing w:after="80" w:line="276" w:lineRule="auto"/>
-      </w:pPr>
-      <w:r>
-        <w:rPr>
-          <w:rFonts w:ascii="微软雅黑" w:hAnsi="微软雅黑" w:eastAsia="微软雅黑"/>
-          <w:b/>
-          <w:i w:val="0"/>
-          <w:sz w:val="21"/>
-        </w:rPr>
-        <w:t>原因</w:t>
-      </w:r>
-      <w:r>
-        <w:rPr>
-          <w:rFonts w:ascii="微软雅黑" w:hAnsi="微软雅黑" w:eastAsia="微软雅黑"/>
-          <w:b w:val="0"/>
-          <w:i w:val="0"/>
-          <w:sz w:val="21"/>
-        </w:rPr>
-        <w:t xml:space="preserve">：一次性启动 16–22 个 OOC 综合，每个 Vivado 实例都要建一批临时目录—— </w:t>
-      </w:r>
-      <w:r>
-        <w:rPr>
-          <w:rFonts w:ascii="微软雅黑" w:hAnsi="微软雅黑" w:eastAsia="微软雅黑"/>
-          <w:b/>
-          <w:i w:val="0"/>
-          <w:sz w:val="21"/>
-        </w:rPr>
-        <w:t>并发建目录竞争 / 杀软-文件索引拦截</w:t>
-      </w:r>
-      <w:r>
-        <w:rPr>
-          <w:rFonts w:ascii="微软雅黑" w:hAnsi="微软雅黑" w:eastAsia="微软雅黑"/>
-          <w:b w:val="0"/>
-          <w:i w:val="0"/>
-          <w:sz w:val="21"/>
-        </w:rPr>
-        <w:t>的瞬时失败。重跑即成功。</w:t>
-      </w:r>
-    </w:p>
-    <w:p>
-      <w:pPr>
-        <w:spacing w:after="80" w:line="276" w:lineRule="auto"/>
-      </w:pPr>
-      <w:r>
-        <w:rPr>
-          <w:rFonts w:ascii="微软雅黑" w:hAnsi="微软雅黑" w:eastAsia="微软雅黑"/>
-          <w:b/>
-          <w:i w:val="0"/>
-          <w:sz w:val="21"/>
-        </w:rPr>
-        <w:t>已排除</w:t>
-      </w:r>
-      <w:r>
-        <w:rPr>
-          <w:rFonts w:ascii="微软雅黑" w:hAnsi="微软雅黑" w:eastAsia="微软雅黑"/>
-          <w:b w:val="0"/>
-          <w:i w:val="0"/>
-          <w:sz w:val="21"/>
-        </w:rPr>
-        <w:t>：</w:t>
-      </w:r>
-      <w:r>
-        <w:rPr>
-          <w:rFonts w:ascii="Consolas" w:hAnsi="Consolas" w:eastAsia="微软雅黑"/>
-          <w:b w:val="0"/>
-          <w:i w:val="0"/>
-          <w:color w:val="A03000"/>
-          <w:sz w:val="20"/>
-        </w:rPr>
-        <w:t>TEMP</w:t>
-      </w:r>
-      <w:r>
-        <w:rPr>
-          <w:rFonts w:ascii="微软雅黑" w:hAnsi="微软雅黑" w:eastAsia="微软雅黑"/>
-          <w:b w:val="0"/>
-          <w:i w:val="0"/>
-          <w:sz w:val="21"/>
-        </w:rPr>
-        <w:t>/</w:t>
-      </w:r>
-      <w:r>
-        <w:rPr>
-          <w:rFonts w:ascii="Consolas" w:hAnsi="Consolas" w:eastAsia="微软雅黑"/>
-          <w:b w:val="0"/>
-          <w:i w:val="0"/>
-          <w:color w:val="A03000"/>
-          <w:sz w:val="20"/>
-        </w:rPr>
-        <w:t>TMP</w:t>
-      </w:r>
-      <w:r>
-        <w:rPr>
-          <w:rFonts w:ascii="微软雅黑" w:hAnsi="微软雅黑" w:eastAsia="微软雅黑"/>
-          <w:b w:val="0"/>
-          <w:i w:val="0"/>
-          <w:sz w:val="21"/>
-        </w:rPr>
-        <w:t xml:space="preserve"> 正常（</w:t>
-      </w:r>
-      <w:r>
-        <w:rPr>
-          <w:rFonts w:ascii="Consolas" w:hAnsi="Consolas" w:eastAsia="微软雅黑"/>
-          <w:b w:val="0"/>
-          <w:i w:val="0"/>
-          <w:color w:val="A03000"/>
-          <w:sz w:val="20"/>
-        </w:rPr>
-        <w:t>(系统临时目录)</w:t>
-      </w:r>
-      <w:r>
-        <w:rPr>
-          <w:rFonts w:ascii="微软雅黑" w:hAnsi="微软雅黑" w:eastAsia="微软雅黑"/>
-          <w:b w:val="0"/>
-          <w:i w:val="0"/>
-          <w:sz w:val="21"/>
-        </w:rPr>
-        <w:t xml:space="preserve">）； 没有空环境变量会被展开成裸盘符；工程脚本里没有任何地方传过 </w:t>
-      </w:r>
-      <w:r>
-        <w:rPr>
-          <w:rFonts w:ascii="Consolas" w:hAnsi="Consolas" w:eastAsia="微软雅黑"/>
-          <w:b w:val="0"/>
-          <w:i w:val="0"/>
-          <w:color w:val="A03000"/>
-          <w:sz w:val="20"/>
-        </w:rPr>
-        <w:t>"C"</w:t>
-      </w:r>
-      <w:r>
-        <w:rPr>
-          <w:rFonts w:ascii="微软雅黑" w:hAnsi="微软雅黑" w:eastAsia="微软雅黑"/>
-          <w:b w:val="0"/>
-          <w:i w:val="0"/>
-          <w:sz w:val="21"/>
-        </w:rPr>
-        <w:t>。</w:t>
-      </w:r>
-    </w:p>
-    <w:p>
-      <w:pPr>
         <w:keepNext/>
         <w:spacing w:before="120" w:after="60"/>
       </w:pPr>
@@ -16738,1271 +16809,7 @@
           <w:color w:val="1F4E79"/>
           <w:sz w:val="22"/>
         </w:rPr>
-        <w:t>⚠⚠ 更正（2026-09-17，实测推翻初版结论）</w:t>
-      </w:r>
-    </w:p>
-    <w:p>
-      <w:pPr>
-        <w:spacing w:after="80" w:line="276" w:lineRule="auto"/>
-      </w:pPr>
-      <w:r>
-        <w:rPr>
-          <w:rFonts w:ascii="微软雅黑" w:hAnsi="微软雅黑" w:eastAsia="微软雅黑"/>
-          <w:b/>
-          <w:i w:val="0"/>
-          <w:sz w:val="21"/>
-        </w:rPr>
-        <w:t>初版本指南写的是"100% 无害，直接忽略"—— 那是错的。</w:t>
-      </w:r>
-    </w:p>
-    <w:p>
-      <w:pPr>
-        <w:spacing w:after="80" w:line="276" w:lineRule="auto"/>
-      </w:pPr>
-      <w:r>
-        <w:rPr>
-          <w:rFonts w:ascii="微软雅黑" w:hAnsi="微软雅黑" w:eastAsia="微软雅黑"/>
-          <w:b w:val="0"/>
-          <w:i w:val="0"/>
-          <w:sz w:val="21"/>
-        </w:rPr>
-        <w:t>它对</w:t>
-      </w:r>
-      <w:r>
-        <w:rPr>
-          <w:rFonts w:ascii="微软雅黑" w:hAnsi="微软雅黑" w:eastAsia="微软雅黑"/>
-          <w:b/>
-          <w:i w:val="0"/>
-          <w:sz w:val="21"/>
-        </w:rPr>
-        <w:t>产物</w:t>
-      </w:r>
-      <w:r>
-        <w:rPr>
-          <w:rFonts w:ascii="微软雅黑" w:hAnsi="微软雅黑" w:eastAsia="微软雅黑"/>
-          <w:b w:val="0"/>
-          <w:i w:val="0"/>
-          <w:sz w:val="21"/>
-        </w:rPr>
-        <w:t>无害，但对</w:t>
-      </w:r>
-      <w:r>
-        <w:rPr>
-          <w:rFonts w:ascii="微软雅黑" w:hAnsi="微软雅黑" w:eastAsia="微软雅黑"/>
-          <w:b/>
-          <w:i w:val="0"/>
-          <w:sz w:val="21"/>
-        </w:rPr>
-        <w:t>流程致命</w:t>
-      </w:r>
-      <w:r>
-        <w:rPr>
-          <w:rFonts w:ascii="微软雅黑" w:hAnsi="微软雅黑" w:eastAsia="微软雅黑"/>
-          <w:b w:val="0"/>
-          <w:i w:val="0"/>
-          <w:sz w:val="21"/>
-        </w:rPr>
-        <w:t>：</w:t>
-      </w:r>
-    </w:p>
-    <w:p>
-      <w:pPr>
-        <w:spacing w:before="20" w:after="0" w:line="240" w:lineRule="auto"/>
-        <w:ind w:left="283"/>
-        <w:pBdr>
-          <w:left w:val="single" w:sz="18" w:space="8" w:color="C0C0C0"/>
-        </w:pBdr>
-        <w:shd w:val="clear" w:color="auto" w:fill="F5F5F5"/>
-      </w:pPr>
-      <w:r>
-        <w:rPr>
-          <w:rFonts w:ascii="Consolas" w:hAnsi="Consolas" w:eastAsia="微软雅黑"/>
-          <w:b w:val="0"/>
-          <w:i w:val="0"/>
-          <w:color w:val="1A1A1A"/>
-          <w:sz w:val="18"/>
-        </w:rPr>
-        <w:t>ERROR: [Vivado 12-13638] Failed runs(s) : 'bd_video_ic_ctrl_imp_xbar_0_synth_1'</w:t>
-      </w:r>
-    </w:p>
-    <w:p>
-      <w:pPr>
-        <w:spacing w:before="0" w:after="20" w:line="240" w:lineRule="auto"/>
-        <w:ind w:left="283"/>
-        <w:pBdr>
-          <w:left w:val="single" w:sz="18" w:space="8" w:color="C0C0C0"/>
-        </w:pBdr>
-        <w:shd w:val="clear" w:color="auto" w:fill="F5F5F5"/>
-      </w:pPr>
-      <w:r>
-        <w:rPr>
-          <w:rFonts w:ascii="Consolas" w:hAnsi="Consolas" w:eastAsia="微软雅黑"/>
-          <w:b w:val="0"/>
-          <w:i w:val="0"/>
-          <w:color w:val="1A1A1A"/>
-          <w:sz w:val="18"/>
-        </w:rPr>
-        <w:t>ERROR: [Common 17-39] 'wait_on_runs' failed due to earlier errors.   ← 脚本在此中断</w:t>
-      </w:r>
-    </w:p>
-    <w:p>
-      <w:pPr>
-        <w:spacing w:after="80" w:line="276" w:lineRule="auto"/>
-      </w:pPr>
-      <w:r>
-        <w:rPr>
-          <w:rFonts w:ascii="微软雅黑" w:hAnsi="微软雅黑" w:eastAsia="微软雅黑"/>
-          <w:b w:val="0"/>
-          <w:i w:val="0"/>
-          <w:sz w:val="21"/>
-        </w:rPr>
-        <w:t>Vivado 会把这个瞬时失败</w:t>
-      </w:r>
-      <w:r>
-        <w:rPr>
-          <w:rFonts w:ascii="微软雅黑" w:hAnsi="微软雅黑" w:eastAsia="微软雅黑"/>
-          <w:b/>
-          <w:i w:val="0"/>
-          <w:sz w:val="21"/>
-        </w:rPr>
-        <w:t>判定成 run 失败</w:t>
-      </w:r>
-      <w:r>
-        <w:rPr>
-          <w:rFonts w:ascii="微软雅黑" w:hAnsi="微软雅黑" w:eastAsia="微软雅黑"/>
-          <w:b w:val="0"/>
-          <w:i w:val="0"/>
-          <w:sz w:val="21"/>
-        </w:rPr>
-        <w:t xml:space="preserve">，于是 </w:t>
-      </w:r>
-      <w:r>
-        <w:rPr>
-          <w:rFonts w:ascii="Consolas" w:hAnsi="Consolas" w:eastAsia="微软雅黑"/>
-          <w:b w:val="0"/>
-          <w:i w:val="0"/>
-          <w:color w:val="A03000"/>
-          <w:sz w:val="20"/>
-        </w:rPr>
-        <w:t>wait_on_run</w:t>
-      </w:r>
-      <w:r>
-        <w:rPr>
-          <w:rFonts w:ascii="微软雅黑" w:hAnsi="微软雅黑" w:eastAsia="微软雅黑"/>
-          <w:b w:val="0"/>
-          <w:i w:val="0"/>
-          <w:sz w:val="21"/>
-        </w:rPr>
-        <w:t xml:space="preserve"> </w:t>
-      </w:r>
-      <w:r>
-        <w:rPr>
-          <w:rFonts w:ascii="微软雅黑" w:hAnsi="微软雅黑" w:eastAsia="微软雅黑"/>
-          <w:b/>
-          <w:i w:val="0"/>
-          <w:sz w:val="21"/>
-        </w:rPr>
-        <w:t>直接抛错返回</w:t>
-      </w:r>
-      <w:r>
-        <w:rPr>
-          <w:rFonts w:ascii="微软雅黑" w:hAnsi="微软雅黑" w:eastAsia="微软雅黑"/>
-          <w:b w:val="0"/>
-          <w:i w:val="0"/>
-          <w:sz w:val="21"/>
-        </w:rPr>
-        <w:t xml:space="preserve">， 脚本中断 —— </w:t>
-      </w:r>
-      <w:r>
-        <w:rPr>
-          <w:rFonts w:ascii="微软雅黑" w:hAnsi="微软雅黑" w:eastAsia="微软雅黑"/>
-          <w:b/>
-          <w:i w:val="0"/>
-          <w:sz w:val="21"/>
-        </w:rPr>
-        <w:t>XSA 导出和资源报告根本没执行到</w:t>
-      </w:r>
-      <w:r>
-        <w:rPr>
-          <w:rFonts w:ascii="微软雅黑" w:hAnsi="微软雅黑" w:eastAsia="微软雅黑"/>
-          <w:b w:val="0"/>
-          <w:i w:val="0"/>
-          <w:sz w:val="21"/>
-        </w:rPr>
-        <w:t xml:space="preserve">。 2026-09-17 实际发生过：比特流成功生成了，但没有 </w:t>
-      </w:r>
-      <w:r>
-        <w:rPr>
-          <w:rFonts w:ascii="Consolas" w:hAnsi="Consolas" w:eastAsia="微软雅黑"/>
-          <w:b w:val="0"/>
-          <w:i w:val="0"/>
-          <w:color w:val="A03000"/>
-          <w:sz w:val="20"/>
-        </w:rPr>
-        <w:t>.xsa</w:t>
-      </w:r>
-      <w:r>
-        <w:rPr>
-          <w:rFonts w:ascii="微软雅黑" w:hAnsi="微软雅黑" w:eastAsia="微软雅黑"/>
-          <w:b w:val="0"/>
-          <w:i w:val="0"/>
-          <w:sz w:val="21"/>
-        </w:rPr>
-        <w:t>。</w:t>
-      </w:r>
-    </w:p>
-    <w:p>
-      <w:pPr>
-        <w:spacing w:after="80" w:line="276" w:lineRule="auto"/>
-      </w:pPr>
-      <w:r>
-        <w:rPr>
-          <w:rFonts w:ascii="微软雅黑" w:hAnsi="微软雅黑" w:eastAsia="微软雅黑"/>
-          <w:b/>
-          <w:i w:val="0"/>
-          <w:sz w:val="21"/>
-        </w:rPr>
-        <w:t>初版为什么误判</w:t>
-      </w:r>
-      <w:r>
-        <w:rPr>
-          <w:rFonts w:ascii="微软雅黑" w:hAnsi="微软雅黑" w:eastAsia="微软雅黑"/>
-          <w:b w:val="0"/>
-          <w:i w:val="0"/>
-          <w:sz w:val="21"/>
-        </w:rPr>
-        <w:t xml:space="preserve">：当时的依据是"产物齐全 + 返回码 0"， </w:t>
-      </w:r>
-      <w:r>
-        <w:rPr>
-          <w:rFonts w:ascii="微软雅黑" w:hAnsi="微软雅黑" w:eastAsia="微软雅黑"/>
-          <w:b/>
-          <w:i w:val="0"/>
-          <w:sz w:val="21"/>
-        </w:rPr>
-        <w:t>没有考虑它对上层批处理流程的影响</w:t>
-      </w:r>
-      <w:r>
-        <w:rPr>
-          <w:rFonts w:ascii="微软雅黑" w:hAnsi="微软雅黑" w:eastAsia="微软雅黑"/>
-          <w:b w:val="0"/>
-          <w:i w:val="0"/>
-          <w:sz w:val="21"/>
-        </w:rPr>
-        <w:t>。 教训：一个错误"是不是无害"，要看</w:t>
-      </w:r>
-      <w:r>
-        <w:rPr>
-          <w:rFonts w:ascii="微软雅黑" w:hAnsi="微软雅黑" w:eastAsia="微软雅黑"/>
-          <w:b/>
-          <w:i w:val="0"/>
-          <w:sz w:val="21"/>
-        </w:rPr>
-        <w:t>谁在消费它的后果</w:t>
-      </w:r>
-      <w:r>
-        <w:rPr>
-          <w:rFonts w:ascii="微软雅黑" w:hAnsi="微软雅黑" w:eastAsia="微软雅黑"/>
-          <w:b w:val="0"/>
-          <w:i w:val="0"/>
-          <w:sz w:val="21"/>
-        </w:rPr>
-        <w:t>，不能只看直接产物。</w:t>
-      </w:r>
-    </w:p>
-    <w:p>
-      <w:pPr>
-        <w:spacing w:after="80" w:line="276" w:lineRule="auto"/>
-      </w:pPr>
-      <w:r>
-        <w:rPr>
-          <w:rFonts w:ascii="微软雅黑" w:hAnsi="微软雅黑" w:eastAsia="微软雅黑"/>
-          <w:b/>
-          <w:i w:val="0"/>
-          <w:sz w:val="21"/>
-        </w:rPr>
-        <w:t>现在的处理</w:t>
-      </w:r>
-      <w:r>
-        <w:rPr>
-          <w:rFonts w:ascii="微软雅黑" w:hAnsi="微软雅黑" w:eastAsia="微软雅黑"/>
-          <w:b w:val="0"/>
-          <w:i w:val="0"/>
-          <w:sz w:val="21"/>
-        </w:rPr>
-        <w:t>（</w:t>
-      </w:r>
-      <w:r>
-        <w:rPr>
-          <w:rFonts w:ascii="Consolas" w:hAnsi="Consolas" w:eastAsia="微软雅黑"/>
-          <w:b w:val="0"/>
-          <w:i w:val="0"/>
-          <w:color w:val="A03000"/>
-          <w:sz w:val="20"/>
-        </w:rPr>
-        <w:t>create_project.tcl</w:t>
-      </w:r>
-      <w:r>
-        <w:rPr>
-          <w:rFonts w:ascii="微软雅黑" w:hAnsi="微软雅黑" w:eastAsia="微软雅黑"/>
-          <w:b w:val="0"/>
-          <w:i w:val="0"/>
-          <w:sz w:val="21"/>
-        </w:rPr>
-        <w:t xml:space="preserve"> 里）：</w:t>
-      </w:r>
-    </w:p>
-    <w:p>
-      <w:pPr>
-        <w:spacing w:before="20" w:after="0" w:line="240" w:lineRule="auto"/>
-        <w:ind w:left="283"/>
-        <w:pBdr>
-          <w:left w:val="single" w:sz="18" w:space="8" w:color="C0C0C0"/>
-        </w:pBdr>
-        <w:shd w:val="clear" w:color="auto" w:fill="F5F5F5"/>
-      </w:pPr>
-      <w:r>
-        <w:rPr>
-          <w:rFonts w:ascii="Consolas" w:hAnsi="Consolas" w:eastAsia="微软雅黑"/>
-          <w:b w:val="0"/>
-          <w:i w:val="0"/>
-          <w:color w:val="1A1A1A"/>
-          <w:sz w:val="18"/>
-        </w:rPr>
-        <w:t>proc run_with_retry {run_name launch_args {max_attempts 3}} {</w:t>
-      </w:r>
-    </w:p>
-    <w:p>
-      <w:pPr>
-        <w:spacing w:before="0" w:after="0" w:line="240" w:lineRule="auto"/>
-        <w:ind w:left="283"/>
-        <w:pBdr>
-          <w:left w:val="single" w:sz="18" w:space="8" w:color="C0C0C0"/>
-        </w:pBdr>
-        <w:shd w:val="clear" w:color="auto" w:fill="F5F5F5"/>
-      </w:pPr>
-      <w:r>
-        <w:rPr>
-          <w:rFonts w:ascii="Consolas" w:hAnsi="Consolas" w:eastAsia="微软雅黑"/>
-          <w:b w:val="0"/>
-          <w:i w:val="0"/>
-          <w:color w:val="1A1A1A"/>
-          <w:sz w:val="18"/>
-        </w:rPr>
-        <w:t xml:space="preserve">    for {set attempt 1} {$attempt &lt;= $max_attempts} {incr attempt} {</w:t>
-      </w:r>
-    </w:p>
-    <w:p>
-      <w:pPr>
-        <w:spacing w:before="0" w:after="0" w:line="240" w:lineRule="auto"/>
-        <w:ind w:left="283"/>
-        <w:pBdr>
-          <w:left w:val="single" w:sz="18" w:space="8" w:color="C0C0C0"/>
-        </w:pBdr>
-        <w:shd w:val="clear" w:color="auto" w:fill="F5F5F5"/>
-      </w:pPr>
-      <w:r>
-        <w:rPr>
-          <w:rFonts w:ascii="Consolas" w:hAnsi="Consolas" w:eastAsia="微软雅黑"/>
-          <w:b w:val="0"/>
-          <w:i w:val="0"/>
-          <w:color w:val="1A1A1A"/>
-          <w:sz w:val="18"/>
-        </w:rPr>
-        <w:t xml:space="preserve">        if {$attempt &gt; 1} { catch {reset_run -quiet $run_name} }   ;# ← 关键</w:t>
-      </w:r>
-    </w:p>
-    <w:p>
-      <w:pPr>
-        <w:spacing w:before="0" w:after="0" w:line="240" w:lineRule="auto"/>
-        <w:ind w:left="283"/>
-        <w:pBdr>
-          <w:left w:val="single" w:sz="18" w:space="8" w:color="C0C0C0"/>
-        </w:pBdr>
-        <w:shd w:val="clear" w:color="auto" w:fill="F5F5F5"/>
-      </w:pPr>
-      <w:r>
-        <w:rPr>
-          <w:rFonts w:ascii="Consolas" w:hAnsi="Consolas" w:eastAsia="微软雅黑"/>
-          <w:b w:val="0"/>
-          <w:i w:val="0"/>
-          <w:color w:val="1A1A1A"/>
-          <w:sz w:val="18"/>
-        </w:rPr>
-        <w:t xml:space="preserve">        catch {launch_runs $run_name -jobs 8 {*}$launch_args}</w:t>
-      </w:r>
-    </w:p>
-    <w:p>
-      <w:pPr>
-        <w:spacing w:before="0" w:after="0" w:line="240" w:lineRule="auto"/>
-        <w:ind w:left="283"/>
-        <w:pBdr>
-          <w:left w:val="single" w:sz="18" w:space="8" w:color="C0C0C0"/>
-        </w:pBdr>
-        <w:shd w:val="clear" w:color="auto" w:fill="F5F5F5"/>
-      </w:pPr>
-      <w:r>
-        <w:rPr>
-          <w:rFonts w:ascii="Consolas" w:hAnsi="Consolas" w:eastAsia="微软雅黑"/>
-          <w:b w:val="0"/>
-          <w:i w:val="0"/>
-          <w:color w:val="1A1A1A"/>
-          <w:sz w:val="18"/>
-        </w:rPr>
-        <w:t xml:space="preserve">        catch {wait_on_run $run_name}</w:t>
-      </w:r>
-    </w:p>
-    <w:p>
-      <w:pPr>
-        <w:spacing w:before="0" w:after="0" w:line="240" w:lineRule="auto"/>
-        <w:ind w:left="283"/>
-        <w:pBdr>
-          <w:left w:val="single" w:sz="18" w:space="8" w:color="C0C0C0"/>
-        </w:pBdr>
-        <w:shd w:val="clear" w:color="auto" w:fill="F5F5F5"/>
-      </w:pPr>
-      <w:r>
-        <w:rPr>
-          <w:rFonts w:ascii="Consolas" w:hAnsi="Consolas" w:eastAsia="微软雅黑"/>
-          <w:b w:val="0"/>
-          <w:i w:val="0"/>
-          <w:color w:val="1A1A1A"/>
-          <w:sz w:val="18"/>
-        </w:rPr>
-        <w:t xml:space="preserve">        ...</w:t>
-      </w:r>
-    </w:p>
-    <w:p>
-      <w:pPr>
-        <w:spacing w:before="0" w:after="0" w:line="240" w:lineRule="auto"/>
-        <w:ind w:left="283"/>
-        <w:pBdr>
-          <w:left w:val="single" w:sz="18" w:space="8" w:color="C0C0C0"/>
-        </w:pBdr>
-        <w:shd w:val="clear" w:color="auto" w:fill="F5F5F5"/>
-      </w:pPr>
-      <w:r>
-        <w:rPr>
-          <w:rFonts w:ascii="Consolas" w:hAnsi="Consolas" w:eastAsia="微软雅黑"/>
-          <w:b w:val="0"/>
-          <w:i w:val="0"/>
-          <w:color w:val="1A1A1A"/>
-          <w:sz w:val="18"/>
-        </w:rPr>
-        <w:t xml:space="preserve">    }</w:t>
-      </w:r>
-    </w:p>
-    <w:p>
-      <w:pPr>
-        <w:spacing w:before="0" w:after="20" w:line="240" w:lineRule="auto"/>
-        <w:ind w:left="283"/>
-        <w:pBdr>
-          <w:left w:val="single" w:sz="18" w:space="8" w:color="C0C0C0"/>
-        </w:pBdr>
-        <w:shd w:val="clear" w:color="auto" w:fill="F5F5F5"/>
-      </w:pPr>
-      <w:r>
-        <w:rPr>
-          <w:rFonts w:ascii="Consolas" w:hAnsi="Consolas" w:eastAsia="微软雅黑"/>
-          <w:b w:val="0"/>
-          <w:i w:val="0"/>
-          <w:color w:val="1A1A1A"/>
-          <w:sz w:val="18"/>
-        </w:rPr>
-        <w:t>}</w:t>
-      </w:r>
-    </w:p>
-    <w:p>
-      <w:pPr>
-        <w:spacing w:after="80" w:line="276" w:lineRule="auto"/>
-      </w:pPr>
-      <w:r>
-        <w:rPr>
-          <w:rFonts w:ascii="微软雅黑" w:hAnsi="微软雅黑" w:eastAsia="微软雅黑"/>
-          <w:b w:val="0"/>
-          <w:i w:val="0"/>
-          <w:sz w:val="21"/>
-        </w:rPr>
-        <w:t xml:space="preserve">⚠ </w:t>
-      </w:r>
-      <w:r>
-        <w:rPr>
-          <w:rFonts w:ascii="微软雅黑" w:hAnsi="微软雅黑" w:eastAsia="微软雅黑"/>
-          <w:b/>
-          <w:i w:val="0"/>
-          <w:sz w:val="21"/>
-        </w:rPr>
-        <w:t>`reset_run` 是必需的，漏了就变成"假重试"</w:t>
-      </w:r>
-      <w:r>
-        <w:rPr>
-          <w:rFonts w:ascii="微软雅黑" w:hAnsi="微软雅黑" w:eastAsia="微软雅黑"/>
-          <w:b w:val="0"/>
-          <w:i w:val="0"/>
-          <w:sz w:val="21"/>
-        </w:rPr>
-        <w:t xml:space="preserve">： </w:t>
-      </w:r>
-      <w:r>
-        <w:rPr>
-          <w:rFonts w:ascii="Consolas" w:hAnsi="Consolas" w:eastAsia="微软雅黑"/>
-          <w:b w:val="0"/>
-          <w:i w:val="0"/>
-          <w:color w:val="A03000"/>
-          <w:sz w:val="20"/>
-        </w:rPr>
-        <w:t>launch_runs</w:t>
-      </w:r>
-      <w:r>
-        <w:rPr>
-          <w:rFonts w:ascii="微软雅黑" w:hAnsi="微软雅黑" w:eastAsia="微软雅黑"/>
-          <w:b w:val="0"/>
-          <w:i w:val="0"/>
-          <w:sz w:val="21"/>
-        </w:rPr>
-        <w:t xml:space="preserve"> 对</w:t>
-      </w:r>
-      <w:r>
-        <w:rPr>
-          <w:rFonts w:ascii="微软雅黑" w:hAnsi="微软雅黑" w:eastAsia="微软雅黑"/>
-          <w:b/>
-          <w:i w:val="0"/>
-          <w:sz w:val="21"/>
-        </w:rPr>
-        <w:t>已经失败的 run 不做任何事</w:t>
-      </w:r>
-      <w:r>
-        <w:rPr>
-          <w:rFonts w:ascii="微软雅黑" w:hAnsi="微软雅黑" w:eastAsia="微软雅黑"/>
-          <w:b w:val="0"/>
-          <w:i w:val="0"/>
-          <w:sz w:val="21"/>
-        </w:rPr>
-        <w:t>（它认为"跑过了"）。 实测日志：</w:t>
-      </w:r>
-    </w:p>
-    <w:p>
-      <w:pPr>
-        <w:spacing w:before="20" w:after="0" w:line="240" w:lineRule="auto"/>
-        <w:ind w:left="283"/>
-        <w:pBdr>
-          <w:left w:val="single" w:sz="18" w:space="8" w:color="C0C0C0"/>
-        </w:pBdr>
-        <w:shd w:val="clear" w:color="auto" w:fill="F5F5F5"/>
-      </w:pPr>
-      <w:r>
-        <w:rPr>
-          <w:rFonts w:ascii="Consolas" w:hAnsi="Consolas" w:eastAsia="微软雅黑"/>
-          <w:b w:val="0"/>
-          <w:i w:val="0"/>
-          <w:color w:val="1A1A1A"/>
-          <w:sz w:val="18"/>
-        </w:rPr>
-        <w:t>&gt;&gt;&gt; synth_1 进度 0% —— 第 1 次未完成</w:t>
-      </w:r>
-    </w:p>
-    <w:p>
-      <w:pPr>
-        <w:spacing w:before="0" w:after="0" w:line="240" w:lineRule="auto"/>
-        <w:ind w:left="283"/>
-        <w:pBdr>
-          <w:left w:val="single" w:sz="18" w:space="8" w:color="C0C0C0"/>
-        </w:pBdr>
-        <w:shd w:val="clear" w:color="auto" w:fill="F5F5F5"/>
-      </w:pPr>
-      <w:r>
-        <w:rPr>
-          <w:rFonts w:ascii="Consolas" w:hAnsi="Consolas" w:eastAsia="微软雅黑"/>
-          <w:b w:val="0"/>
-          <w:i w:val="0"/>
-          <w:color w:val="1A1A1A"/>
-          <w:sz w:val="18"/>
-        </w:rPr>
-        <w:t>&gt;&gt;&gt; 重试...</w:t>
-      </w:r>
-    </w:p>
-    <w:p>
-      <w:pPr>
-        <w:spacing w:before="0" w:after="0" w:line="240" w:lineRule="auto"/>
-        <w:ind w:left="283"/>
-        <w:pBdr>
-          <w:left w:val="single" w:sz="18" w:space="8" w:color="C0C0C0"/>
-        </w:pBdr>
-        <w:shd w:val="clear" w:color="auto" w:fill="F5F5F5"/>
-      </w:pPr>
-      <w:r>
-        <w:rPr>
-          <w:rFonts w:ascii="Consolas" w:hAnsi="Consolas" w:eastAsia="微软雅黑"/>
-          <w:b w:val="0"/>
-          <w:i w:val="0"/>
-          <w:color w:val="1A1A1A"/>
-          <w:sz w:val="18"/>
-        </w:rPr>
-        <w:t>[21:38:34] Waiting for synth_1 to finish...</w:t>
-      </w:r>
-    </w:p>
-    <w:p>
-      <w:pPr>
-        <w:spacing w:before="0" w:after="0" w:line="240" w:lineRule="auto"/>
-        <w:ind w:left="283"/>
-        <w:pBdr>
-          <w:left w:val="single" w:sz="18" w:space="8" w:color="C0C0C0"/>
-        </w:pBdr>
-        <w:shd w:val="clear" w:color="auto" w:fill="F5F5F5"/>
-      </w:pPr>
-      <w:r>
-        <w:rPr>
-          <w:rFonts w:ascii="Consolas" w:hAnsi="Consolas" w:eastAsia="微软雅黑"/>
-          <w:b w:val="0"/>
-          <w:i w:val="0"/>
-          <w:color w:val="1A1A1A"/>
-          <w:sz w:val="18"/>
-        </w:rPr>
-        <w:t>[21:38:34] synth_1 finished        ← 同一秒返回，根本没跑</w:t>
-      </w:r>
-    </w:p>
-    <w:p>
-      <w:pPr>
-        <w:spacing w:before="0" w:after="20" w:line="240" w:lineRule="auto"/>
-        <w:ind w:left="283"/>
-        <w:pBdr>
-          <w:left w:val="single" w:sz="18" w:space="8" w:color="C0C0C0"/>
-        </w:pBdr>
-        <w:shd w:val="clear" w:color="auto" w:fill="F5F5F5"/>
-      </w:pPr>
-      <w:r>
-        <w:rPr>
-          <w:rFonts w:ascii="Consolas" w:hAnsi="Consolas" w:eastAsia="微软雅黑"/>
-          <w:b w:val="0"/>
-          <w:i w:val="0"/>
-          <w:color w:val="1A1A1A"/>
-          <w:sz w:val="18"/>
-        </w:rPr>
-        <w:t>&gt;&gt;&gt; synth_1 进度 0% —— 第 2 次未完成</w:t>
-      </w:r>
-    </w:p>
-    <w:p>
-      <w:pPr>
-        <w:spacing w:after="80" w:line="276" w:lineRule="auto"/>
-      </w:pPr>
-      <w:r>
-        <w:rPr>
-          <w:rFonts w:ascii="微软雅黑" w:hAnsi="微软雅黑" w:eastAsia="微软雅黑"/>
-          <w:b w:val="0"/>
-          <w:i w:val="0"/>
-          <w:sz w:val="21"/>
-        </w:rPr>
-        <w:t xml:space="preserve">先 </w:t>
-      </w:r>
-      <w:r>
-        <w:rPr>
-          <w:rFonts w:ascii="Consolas" w:hAnsi="Consolas" w:eastAsia="微软雅黑"/>
-          <w:b w:val="0"/>
-          <w:i w:val="0"/>
-          <w:color w:val="A03000"/>
-          <w:sz w:val="20"/>
-        </w:rPr>
-        <w:t>reset_run</w:t>
-      </w:r>
-      <w:r>
-        <w:rPr>
-          <w:rFonts w:ascii="微软雅黑" w:hAnsi="微软雅黑" w:eastAsia="微软雅黑"/>
-          <w:b w:val="0"/>
-          <w:i w:val="0"/>
-          <w:sz w:val="21"/>
-        </w:rPr>
-        <w:t xml:space="preserve"> 清掉失败状态，</w:t>
-      </w:r>
-      <w:r>
-        <w:rPr>
-          <w:rFonts w:ascii="Consolas" w:hAnsi="Consolas" w:eastAsia="微软雅黑"/>
-          <w:b w:val="0"/>
-          <w:i w:val="0"/>
-          <w:color w:val="A03000"/>
-          <w:sz w:val="20"/>
-        </w:rPr>
-        <w:t>launch_runs</w:t>
-      </w:r>
-      <w:r>
-        <w:rPr>
-          <w:rFonts w:ascii="微软雅黑" w:hAnsi="微软雅黑" w:eastAsia="微软雅黑"/>
-          <w:b w:val="0"/>
-          <w:i w:val="0"/>
-          <w:sz w:val="21"/>
-        </w:rPr>
-        <w:t xml:space="preserve"> 才会真正执行。 （已完成的子 run 不受影响，只有失败的需要重跑。）</w:t>
-      </w:r>
-    </w:p>
-    <w:p>
-      <w:pPr>
-        <w:spacing w:before="40" w:after="40"/>
-        <w:pBdr>
-          <w:bottom w:val="single" w:sz="6" w:space="1" w:color="CCCCCC"/>
-        </w:pBdr>
-      </w:pPr>
-    </w:p>
-    <w:p>
-      <w:pPr>
-        <w:keepNext/>
-        <w:spacing w:before="160" w:after="60"/>
-      </w:pPr>
-      <w:r>
-        <w:rPr>
-          <w:rFonts w:ascii="微软雅黑" w:hAnsi="微软雅黑" w:eastAsia="微软雅黑"/>
-          <w:b/>
-          <w:i w:val="0"/>
-          <w:color w:val="1F4E79"/>
-          <w:sz w:val="25"/>
-        </w:rPr>
-        <w:t>7.2 `Netlist 29-160` —— 无害，但掩盖了一个真问题</w:t>
-      </w:r>
-    </w:p>
-    <w:p>
-      <w:pPr>
-        <w:spacing w:after="80" w:line="276" w:lineRule="auto"/>
-      </w:pPr>
-      <w:r>
-        <w:rPr>
-          <w:rFonts w:ascii="微软雅黑" w:hAnsi="微软雅黑" w:eastAsia="微软雅黑"/>
-          <w:b/>
-          <w:i w:val="0"/>
-          <w:sz w:val="21"/>
-        </w:rPr>
-        <w:t>【已核实】</w:t>
-      </w:r>
-    </w:p>
-    <w:p>
-      <w:pPr>
-        <w:spacing w:after="40" w:line="276" w:lineRule="auto"/>
-        <w:ind w:left="425"/>
-      </w:pPr>
-      <w:r>
-        <w:rPr>
-          <w:rFonts w:ascii="微软雅黑" w:hAnsi="微软雅黑" w:eastAsia="微软雅黑"/>
-          <w:b w:val="0"/>
-          <w:i w:val="0"/>
-          <w:sz w:val="21"/>
-        </w:rPr>
-        <w:t xml:space="preserve">• </w:t>
-      </w:r>
-      <w:r>
-        <w:rPr>
-          <w:rFonts w:ascii="微软雅黑" w:hAnsi="微软雅黑" w:eastAsia="微软雅黑"/>
-          <w:b w:val="0"/>
-          <w:i w:val="0"/>
-          <w:sz w:val="21"/>
-        </w:rPr>
-        <w:t xml:space="preserve">报错行 </w:t>
-      </w:r>
-      <w:r>
-        <w:rPr>
-          <w:rFonts w:ascii="Consolas" w:hAnsi="Consolas" w:eastAsia="微软雅黑"/>
-          <w:b w:val="0"/>
-          <w:i w:val="0"/>
-          <w:color w:val="A03000"/>
-          <w:sz w:val="20"/>
-        </w:rPr>
-        <w:t>bd_video_ps7_0.xdc:29</w:t>
-      </w:r>
-      <w:r>
-        <w:rPr>
-          <w:rFonts w:ascii="微软雅黑" w:hAnsi="微软雅黑" w:eastAsia="微软雅黑"/>
-          <w:b w:val="0"/>
-          <w:i w:val="0"/>
-          <w:sz w:val="21"/>
-        </w:rPr>
-        <w:t xml:space="preserve"> 是 </w:t>
-      </w:r>
-      <w:r>
-        <w:rPr>
-          <w:rFonts w:ascii="Consolas" w:hAnsi="Consolas" w:eastAsia="微软雅黑"/>
-          <w:b w:val="0"/>
-          <w:i w:val="0"/>
-          <w:color w:val="A03000"/>
-          <w:sz w:val="20"/>
-        </w:rPr>
-        <w:t>set_property iostandard "SSTL15_T_DCI" [get_ports "DDR_VRP"]</w:t>
-      </w:r>
-    </w:p>
-    <w:p>
-      <w:pPr>
-        <w:spacing w:after="40" w:line="276" w:lineRule="auto"/>
-        <w:ind w:left="425"/>
-      </w:pPr>
-      <w:r>
-        <w:rPr>
-          <w:rFonts w:ascii="微软雅黑" w:hAnsi="微软雅黑" w:eastAsia="微软雅黑"/>
-          <w:b w:val="0"/>
-          <w:i w:val="0"/>
-          <w:sz w:val="21"/>
-        </w:rPr>
-        <w:t xml:space="preserve">• </w:t>
-      </w:r>
-      <w:r>
-        <w:rPr>
-          <w:rFonts w:ascii="微软雅黑" w:hAnsi="微软雅黑" w:eastAsia="微软雅黑"/>
-          <w:b w:val="0"/>
-          <w:i w:val="0"/>
-          <w:sz w:val="21"/>
-        </w:rPr>
-        <w:t xml:space="preserve">这份 XDC 是 </w:t>
-      </w:r>
-      <w:r>
-        <w:rPr>
-          <w:rFonts w:ascii="微软雅黑" w:hAnsi="微软雅黑" w:eastAsia="微软雅黑"/>
-          <w:b/>
-          <w:i w:val="0"/>
-          <w:sz w:val="21"/>
-        </w:rPr>
-        <w:t>PS7 IP 自动生成</w:t>
-      </w:r>
-      <w:r>
-        <w:rPr>
-          <w:rFonts w:ascii="微软雅黑" w:hAnsi="微软雅黑" w:eastAsia="微软雅黑"/>
-          <w:b w:val="0"/>
-          <w:i w:val="0"/>
-          <w:sz w:val="21"/>
-        </w:rPr>
-        <w:t>的（</w:t>
-      </w:r>
-      <w:r>
-        <w:rPr>
-          <w:rFonts w:ascii="Consolas" w:hAnsi="Consolas" w:eastAsia="微软雅黑"/>
-          <w:b w:val="0"/>
-          <w:i w:val="0"/>
-          <w:color w:val="A03000"/>
-          <w:sz w:val="20"/>
-        </w:rPr>
-        <w:t>set_property PIO_DIRECTION</w:t>
-      </w:r>
-      <w:r>
-        <w:rPr>
-          <w:rFonts w:ascii="微软雅黑" w:hAnsi="微软雅黑" w:eastAsia="微软雅黑"/>
-          <w:b w:val="0"/>
-          <w:i w:val="0"/>
-          <w:sz w:val="21"/>
-        </w:rPr>
-        <w:t xml:space="preserve"> 是 PS7 专有属性）</w:t>
-      </w:r>
-    </w:p>
-    <w:p>
-      <w:pPr>
-        <w:spacing w:after="40" w:line="276" w:lineRule="auto"/>
-        <w:ind w:left="425"/>
-      </w:pPr>
-      <w:r>
-        <w:rPr>
-          <w:rFonts w:ascii="微软雅黑" w:hAnsi="微软雅黑" w:eastAsia="微软雅黑"/>
-          <w:b w:val="0"/>
-          <w:i w:val="0"/>
-          <w:sz w:val="21"/>
-        </w:rPr>
-        <w:t xml:space="preserve">• </w:t>
-      </w:r>
-      <w:r>
-        <w:rPr>
-          <w:rFonts w:ascii="微软雅黑" w:hAnsi="微软雅黑" w:eastAsia="微软雅黑"/>
-          <w:b w:val="0"/>
-          <w:i w:val="0"/>
-          <w:sz w:val="21"/>
-        </w:rPr>
-        <w:t xml:space="preserve">OOC 综合阶段 </w:t>
-      </w:r>
-      <w:r>
-        <w:rPr>
-          <w:rFonts w:ascii="微软雅黑" w:hAnsi="微软雅黑" w:eastAsia="微软雅黑"/>
-          <w:b/>
-          <w:i w:val="0"/>
-          <w:sz w:val="21"/>
-        </w:rPr>
-        <w:t>0 报错</w:t>
-      </w:r>
-      <w:r>
-        <w:rPr>
-          <w:rFonts w:ascii="微软雅黑" w:hAnsi="微软雅黑" w:eastAsia="微软雅黑"/>
-          <w:b w:val="0"/>
-          <w:i w:val="0"/>
-          <w:sz w:val="21"/>
-        </w:rPr>
-        <w:t>（</w:t>
-      </w:r>
-      <w:r>
-        <w:rPr>
-          <w:rFonts w:ascii="Consolas" w:hAnsi="Consolas" w:eastAsia="微软雅黑"/>
-          <w:b w:val="0"/>
-          <w:i w:val="0"/>
-          <w:color w:val="A03000"/>
-          <w:sz w:val="20"/>
-        </w:rPr>
-        <w:t>bd_video_ps7_0_synth_1</w:t>
-      </w:r>
-      <w:r>
-        <w:rPr>
-          <w:rFonts w:ascii="微软雅黑" w:hAnsi="微软雅黑" w:eastAsia="微软雅黑"/>
-          <w:b w:val="0"/>
-          <w:i w:val="0"/>
-          <w:sz w:val="21"/>
-        </w:rPr>
-        <w:t xml:space="preserve"> / </w:t>
-      </w:r>
-      <w:r>
-        <w:rPr>
-          <w:rFonts w:ascii="Consolas" w:hAnsi="Consolas" w:eastAsia="微软雅黑"/>
-          <w:b w:val="0"/>
-          <w:i w:val="0"/>
-          <w:color w:val="A03000"/>
-          <w:sz w:val="20"/>
-        </w:rPr>
-        <w:t>dma_in</w:t>
-      </w:r>
-      <w:r>
-        <w:rPr>
-          <w:rFonts w:ascii="微软雅黑" w:hAnsi="微软雅黑" w:eastAsia="微软雅黑"/>
-          <w:b w:val="0"/>
-          <w:i w:val="0"/>
-          <w:sz w:val="21"/>
-        </w:rPr>
-        <w:t xml:space="preserve"> / </w:t>
-      </w:r>
-      <w:r>
-        <w:rPr>
-          <w:rFonts w:ascii="Consolas" w:hAnsi="Consolas" w:eastAsia="微软雅黑"/>
-          <w:b w:val="0"/>
-          <w:i w:val="0"/>
-          <w:color w:val="A03000"/>
-          <w:sz w:val="20"/>
-        </w:rPr>
-        <w:t>dma_out</w:t>
-      </w:r>
-      <w:r>
-        <w:rPr>
-          <w:rFonts w:ascii="微软雅黑" w:hAnsi="微软雅黑" w:eastAsia="微软雅黑"/>
-          <w:b w:val="0"/>
-          <w:i w:val="0"/>
-          <w:sz w:val="21"/>
-        </w:rPr>
-        <w:t xml:space="preserve"> 都查过）</w:t>
-      </w:r>
-    </w:p>
-    <w:p>
-      <w:pPr>
-        <w:spacing w:after="40" w:line="276" w:lineRule="auto"/>
-        <w:ind w:left="425"/>
-      </w:pPr>
-      <w:r>
-        <w:rPr>
-          <w:rFonts w:ascii="微软雅黑" w:hAnsi="微软雅黑" w:eastAsia="微软雅黑"/>
-          <w:b w:val="0"/>
-          <w:i w:val="0"/>
-          <w:sz w:val="21"/>
-        </w:rPr>
-        <w:t xml:space="preserve">• </w:t>
-      </w:r>
-      <w:r>
-        <w:rPr>
-          <w:rFonts w:ascii="微软雅黑" w:hAnsi="微软雅黑" w:eastAsia="微软雅黑"/>
-          <w:b w:val="0"/>
-          <w:i w:val="0"/>
-          <w:sz w:val="21"/>
-        </w:rPr>
-        <w:t xml:space="preserve">只在顶层 </w:t>
-      </w:r>
-      <w:r>
-        <w:rPr>
-          <w:rFonts w:ascii="Consolas" w:hAnsi="Consolas" w:eastAsia="微软雅黑"/>
-          <w:b w:val="0"/>
-          <w:i w:val="0"/>
-          <w:color w:val="A03000"/>
-          <w:sz w:val="20"/>
-        </w:rPr>
-        <w:t>link_design</w:t>
-      </w:r>
-      <w:r>
-        <w:rPr>
-          <w:rFonts w:ascii="微软雅黑" w:hAnsi="微软雅黑" w:eastAsia="微软雅黑"/>
-          <w:b w:val="0"/>
-          <w:i w:val="0"/>
-          <w:sz w:val="21"/>
-        </w:rPr>
-        <w:t xml:space="preserve"> 读 </w:t>
-      </w:r>
-      <w:r>
-        <w:rPr>
-          <w:rFonts w:ascii="Consolas" w:hAnsi="Consolas" w:eastAsia="微软雅黑"/>
-          <w:b w:val="0"/>
-          <w:i w:val="0"/>
-          <w:color w:val="A03000"/>
-          <w:sz w:val="20"/>
-        </w:rPr>
-        <w:t>.dcp</w:t>
-      </w:r>
-      <w:r>
-        <w:rPr>
-          <w:rFonts w:ascii="微软雅黑" w:hAnsi="微软雅黑" w:eastAsia="微软雅黑"/>
-          <w:b w:val="0"/>
-          <w:i w:val="0"/>
-          <w:sz w:val="21"/>
-        </w:rPr>
-        <w:t xml:space="preserve"> 时炸 —— 顶层 36 个 user IO 里 *</w:t>
-      </w:r>
-      <w:r>
-        <w:rPr>
-          <w:rFonts w:ascii="微软雅黑" w:hAnsi="微软雅黑" w:eastAsia="微软雅黑"/>
-          <w:b w:val="0"/>
-          <w:i/>
-          <w:sz w:val="21"/>
-        </w:rPr>
-        <w:t>没有一个是 `DDR_</w:t>
-      </w:r>
-      <w:r>
-        <w:rPr>
-          <w:rFonts w:ascii="微软雅黑" w:hAnsi="微软雅黑" w:eastAsia="微软雅黑"/>
-          <w:b w:val="0"/>
-          <w:i w:val="0"/>
-          <w:sz w:val="21"/>
-        </w:rPr>
-        <w:t>`**，约束无处落地</w:t>
-      </w:r>
-    </w:p>
-    <w:p>
-      <w:pPr>
-        <w:spacing w:after="40" w:line="276" w:lineRule="auto"/>
-        <w:ind w:left="425"/>
-      </w:pPr>
-      <w:r>
-        <w:rPr>
-          <w:rFonts w:ascii="微软雅黑" w:hAnsi="微软雅黑" w:eastAsia="微软雅黑"/>
-          <w:b w:val="0"/>
-          <w:i w:val="0"/>
-          <w:sz w:val="21"/>
-        </w:rPr>
-        <w:t xml:space="preserve">• </w:t>
-      </w:r>
-      <w:r>
-        <w:rPr>
-          <w:rFonts w:ascii="微软雅黑" w:hAnsi="微软雅黑" w:eastAsia="微软雅黑"/>
-          <w:b w:val="0"/>
-          <w:i w:val="0"/>
-          <w:sz w:val="21"/>
-        </w:rPr>
-        <w:t xml:space="preserve">顶层 35 个 logical port 中 22 个是 </w:t>
-      </w:r>
-      <w:r>
-        <w:rPr>
-          <w:rFonts w:ascii="Consolas" w:hAnsi="Consolas" w:eastAsia="微软雅黑"/>
-          <w:b w:val="0"/>
-          <w:i w:val="0"/>
-          <w:color w:val="A03000"/>
-          <w:sz w:val="20"/>
-        </w:rPr>
-        <w:t>hdmi_vid_out_*</w:t>
-      </w:r>
-      <w:r>
-        <w:rPr>
-          <w:rFonts w:ascii="微软雅黑" w:hAnsi="微软雅黑" w:eastAsia="微软雅黑"/>
-          <w:b w:val="0"/>
-          <w:i w:val="0"/>
-          <w:sz w:val="21"/>
-        </w:rPr>
-        <w:t>（本来就悬空、走 DRC 豁免）</w:t>
-      </w:r>
-    </w:p>
-    <w:p>
-      <w:pPr>
-        <w:spacing w:after="40" w:line="276" w:lineRule="auto"/>
-        <w:ind w:left="425"/>
-      </w:pPr>
-      <w:r>
-        <w:rPr>
-          <w:rFonts w:ascii="微软雅黑" w:hAnsi="微软雅黑" w:eastAsia="微软雅黑"/>
-          <w:b w:val="0"/>
-          <w:i w:val="0"/>
-          <w:sz w:val="21"/>
-        </w:rPr>
-        <w:t xml:space="preserve">• </w:t>
-      </w:r>
-      <w:r>
-        <w:rPr>
-          <w:rFonts w:ascii="微软雅黑" w:hAnsi="微软雅黑" w:eastAsia="微软雅黑"/>
-          <w:b w:val="0"/>
-          <w:i w:val="0"/>
-          <w:sz w:val="21"/>
-        </w:rPr>
-        <w:t>DDR 引脚/电平约束</w:t>
-      </w:r>
-      <w:r>
-        <w:rPr>
-          <w:rFonts w:ascii="微软雅黑" w:hAnsi="微软雅黑" w:eastAsia="微软雅黑"/>
-          <w:b/>
-          <w:i w:val="0"/>
-          <w:sz w:val="21"/>
-        </w:rPr>
-        <w:t>同时内建在 `.dcp` 里</w:t>
-      </w:r>
-      <w:r>
-        <w:rPr>
-          <w:rFonts w:ascii="微软雅黑" w:hAnsi="微软雅黑" w:eastAsia="微软雅黑"/>
-          <w:b w:val="0"/>
-          <w:i w:val="0"/>
-          <w:sz w:val="21"/>
-        </w:rPr>
-        <w:t>，仍然生效</w:t>
-      </w:r>
-    </w:p>
-    <w:p>
-      <w:pPr>
-        <w:spacing w:after="40" w:line="276" w:lineRule="auto"/>
-        <w:ind w:left="425"/>
-      </w:pPr>
-      <w:r>
-        <w:rPr>
-          <w:rFonts w:ascii="微软雅黑" w:hAnsi="微软雅黑" w:eastAsia="微软雅黑"/>
-          <w:b w:val="0"/>
-          <w:i w:val="0"/>
-          <w:sz w:val="21"/>
-        </w:rPr>
-        <w:t xml:space="preserve">• </w:t>
-      </w:r>
-      <w:r>
-        <w:rPr>
-          <w:rFonts w:ascii="微软雅黑" w:hAnsi="微软雅黑" w:eastAsia="微软雅黑"/>
-          <w:b w:val="0"/>
-          <w:i w:val="0"/>
-          <w:sz w:val="21"/>
-        </w:rPr>
-        <w:t xml:space="preserve">那次实现 </w:t>
-      </w:r>
-      <w:r>
-        <w:rPr>
-          <w:rFonts w:ascii="微软雅黑" w:hAnsi="微软雅黑" w:eastAsia="微软雅黑"/>
-          <w:b/>
-          <w:i w:val="0"/>
-          <w:sz w:val="21"/>
-        </w:rPr>
-        <w:t>ERROR 0 条</w:t>
-      </w:r>
-      <w:r>
-        <w:rPr>
-          <w:rFonts w:ascii="微软雅黑" w:hAnsi="微软雅黑" w:eastAsia="微软雅黑"/>
-          <w:b w:val="0"/>
-          <w:i w:val="0"/>
-          <w:sz w:val="21"/>
-        </w:rPr>
-        <w:t>，比特流正常生成</w:t>
-      </w:r>
-    </w:p>
-    <w:p>
-      <w:pPr>
-        <w:spacing w:after="80" w:line="276" w:lineRule="auto"/>
-      </w:pPr>
-      <w:r>
-        <w:rPr>
-          <w:rFonts w:ascii="微软雅黑" w:hAnsi="微软雅黑" w:eastAsia="微软雅黑"/>
-          <w:b/>
-          <w:i w:val="0"/>
-          <w:sz w:val="21"/>
-        </w:rPr>
-        <w:t>但真正的问题是</w:t>
-      </w:r>
-      <w:r>
-        <w:rPr>
-          <w:rFonts w:ascii="微软雅黑" w:hAnsi="微软雅黑" w:eastAsia="微软雅黑"/>
-          <w:b w:val="0"/>
-          <w:i w:val="0"/>
-          <w:sz w:val="21"/>
-        </w:rPr>
-        <w:t>：这 100 条告警刷屏，把 §1.4 那个 DDR 参数错误</w:t>
-      </w:r>
-      <w:r>
-        <w:rPr>
-          <w:rFonts w:ascii="微软雅黑" w:hAnsi="微软雅黑" w:eastAsia="微软雅黑"/>
-          <w:b/>
-          <w:i w:val="0"/>
-          <w:sz w:val="21"/>
-        </w:rPr>
-        <w:t>盖住了</w:t>
-      </w:r>
-      <w:r>
-        <w:rPr>
-          <w:rFonts w:ascii="微软雅黑" w:hAnsi="微软雅黑" w:eastAsia="微软雅黑"/>
-          <w:b w:val="0"/>
-          <w:i w:val="0"/>
-          <w:sz w:val="21"/>
-        </w:rPr>
-        <w:t xml:space="preserve">。 </w:t>
-      </w:r>
-      <w:r>
-        <w:rPr>
-          <w:rFonts w:ascii="Consolas" w:hAnsi="Consolas" w:eastAsia="微软雅黑"/>
-          <w:b w:val="0"/>
-          <w:i w:val="0"/>
-          <w:color w:val="A03000"/>
-          <w:sz w:val="20"/>
-        </w:rPr>
-        <w:t>ps7_parameters.xml</w:t>
-      </w:r>
-      <w:r>
-        <w:rPr>
-          <w:rFonts w:ascii="微软雅黑" w:hAnsi="微软雅黑" w:eastAsia="微软雅黑"/>
-          <w:b w:val="0"/>
-          <w:i w:val="0"/>
-          <w:sz w:val="21"/>
-        </w:rPr>
-        <w:t xml:space="preserve"> 里写着 </w:t>
-      </w:r>
-      <w:r>
-        <w:rPr>
-          <w:rFonts w:ascii="Consolas" w:hAnsi="Consolas" w:eastAsia="微软雅黑"/>
-          <w:b w:val="0"/>
-          <w:i w:val="0"/>
-          <w:color w:val="A03000"/>
-          <w:sz w:val="20"/>
-        </w:rPr>
-        <w:t>MT41J128M8 JP-125</w:t>
-      </w:r>
-      <w:r>
-        <w:rPr>
-          <w:rFonts w:ascii="微软雅黑" w:hAnsi="微软雅黑" w:eastAsia="微软雅黑"/>
-          <w:b w:val="0"/>
-          <w:i w:val="0"/>
-          <w:sz w:val="21"/>
-        </w:rPr>
-        <w:t xml:space="preserve">（默认值）， 而 </w:t>
-      </w:r>
-      <w:r>
-        <w:rPr>
-          <w:rFonts w:ascii="Consolas" w:hAnsi="Consolas" w:eastAsia="微软雅黑"/>
-          <w:b w:val="0"/>
-          <w:i w:val="0"/>
-          <w:color w:val="A03000"/>
-          <w:sz w:val="20"/>
-        </w:rPr>
-        <w:t>bd_video.tcl</w:t>
-      </w:r>
-      <w:r>
-        <w:rPr>
-          <w:rFonts w:ascii="微软雅黑" w:hAnsi="微软雅黑" w:eastAsia="微软雅黑"/>
-          <w:b w:val="0"/>
-          <w:i w:val="0"/>
-          <w:sz w:val="21"/>
-        </w:rPr>
-        <w:t xml:space="preserve"> 里根本没有 DDR 配置 —— 一条告警都没提这件事。</w:t>
-      </w:r>
-    </w:p>
-    <w:p>
-      <w:pPr>
-        <w:keepNext/>
-        <w:spacing w:before="160" w:after="60"/>
-      </w:pPr>
-      <w:r>
-        <w:rPr>
-          <w:rFonts w:ascii="微软雅黑" w:hAnsi="微软雅黑" w:eastAsia="微软雅黑"/>
-          <w:b/>
-          <w:i w:val="0"/>
-          <w:color w:val="1F4E79"/>
-          <w:sz w:val="25"/>
-        </w:rPr>
-        <w:t>7.3 已完成的修改（2026-09-17）</w:t>
+        <w:t>B. 输出是**全白**</w:t>
       </w:r>
     </w:p>
     <w:tbl>
@@ -18033,7 +16840,7 @@
                 <w:i w:val="0"/>
                 <w:sz w:val="19"/>
               </w:rPr>
-              <w:t>文件</w:t>
+              <w:t>先查</w:t>
             </w:r>
           </w:p>
         </w:tc>
@@ -18054,7 +16861,7 @@
                 <w:i w:val="0"/>
                 <w:sz w:val="19"/>
               </w:rPr>
-              <w:t>改动</w:t>
+              <w:t>说明</w:t>
             </w:r>
           </w:p>
         </w:tc>
@@ -18077,7 +16884,16 @@
                 <w:color w:val="A03000"/>
                 <w:sz w:val="18"/>
               </w:rPr>
-              <w:t>vivado/bd_video.tcl</w:t>
+              <w:t>thresh_offset</w:t>
+            </w:r>
+            <w:r>
+              <w:rPr>
+                <w:rFonts w:ascii="微软雅黑" w:hAnsi="微软雅黑" w:eastAsia="微软雅黑"/>
+                <w:b w:val="0"/>
+                <w:i w:val="0"/>
+                <w:sz w:val="19"/>
+              </w:rPr>
+              <w:t xml:space="preserve"> 是很大的负数</w:t>
             </w:r>
           </w:p>
         </w:tc>
@@ -18097,25 +16913,7 @@
                 <w:i w:val="0"/>
                 <w:sz w:val="19"/>
               </w:rPr>
-              <w:t xml:space="preserve">补 PS7 DDR 三条参数 + </w:t>
-            </w:r>
-            <w:r>
-              <w:rPr>
-                <w:rFonts w:ascii="微软雅黑" w:hAnsi="微软雅黑" w:eastAsia="微软雅黑"/>
-                <w:b/>
-                <w:i w:val="0"/>
-                <w:sz w:val="19"/>
-              </w:rPr>
-              <w:t>回读断言</w:t>
-            </w:r>
-            <w:r>
-              <w:rPr>
-                <w:rFonts w:ascii="微软雅黑" w:hAnsi="微软雅黑" w:eastAsia="微软雅黑"/>
-                <w:b w:val="0"/>
-                <w:i w:val="0"/>
-                <w:sz w:val="19"/>
-              </w:rPr>
-              <w:t>（写错就早失败，不静默走默认值）</w:t>
+              <w:t>阈值被压到 0 → 全白</w:t>
             </w:r>
           </w:p>
         </w:tc>
@@ -18132,13 +16930,12 @@
             <w:r/>
             <w:r>
               <w:rPr>
-                <w:rFonts w:ascii="Consolas" w:hAnsi="Consolas" w:eastAsia="微软雅黑"/>
+                <w:rFonts w:ascii="微软雅黑" w:hAnsi="微软雅黑" w:eastAsia="微软雅黑"/>
                 <w:b w:val="0"/>
                 <w:i w:val="0"/>
-                <w:color w:val="A03000"/>
-                <w:sz w:val="18"/>
-              </w:rPr>
-              <w:t>vivado/create_project.tcl</w:t>
+                <w:sz w:val="19"/>
+              </w:rPr>
+              <w:t>输入本身就全亮</w:t>
             </w:r>
           </w:p>
         </w:tc>
@@ -18158,17 +16955,7 @@
                 <w:i w:val="0"/>
                 <w:sz w:val="19"/>
               </w:rPr>
-              <w:t xml:space="preserve">加 </w:t>
-            </w:r>
-            <w:r>
-              <w:rPr>
-                <w:rFonts w:ascii="Consolas" w:hAnsi="Consolas" w:eastAsia="微软雅黑"/>
-                <w:b w:val="0"/>
-                <w:i w:val="0"/>
-                <w:color w:val="A03000"/>
-                <w:sz w:val="18"/>
-              </w:rPr>
-              <w:t>set_msg_config -id {Netlist 29-160} -new_severity INFO</w:t>
+              <w:t>均值阈值失效（均值≈255，任何偏置都过不了）</w:t>
             </w:r>
           </w:p>
         </w:tc>
@@ -18181,85 +16968,18 @@
     </w:p>
     <w:p>
       <w:pPr>
-        <w:spacing w:after="60" w:line="269" w:lineRule="auto"/>
-        <w:ind w:left="340"/>
-        <w:pBdr>
-          <w:left w:val="single" w:sz="16" w:space="8" w:color="E0A060"/>
-        </w:pBdr>
-      </w:pPr>
-      <w:r>
-        <w:rPr>
-          <w:rFonts w:ascii="微软雅黑" w:hAnsi="微软雅黑" w:eastAsia="微软雅黑"/>
-          <w:b w:val="0"/>
-          <w:i w:val="0"/>
-          <w:sz w:val="21"/>
-        </w:rPr>
-        <w:t>⚠ 两处修改都</w:t>
-      </w:r>
+        <w:keepNext/>
+        <w:spacing w:before="120" w:after="60"/>
+      </w:pPr>
       <w:r>
         <w:rPr>
           <w:rFonts w:ascii="微软雅黑" w:hAnsi="微软雅黑" w:eastAsia="微软雅黑"/>
           <w:b/>
           <w:i w:val="0"/>
-          <w:sz w:val="21"/>
-        </w:rPr>
-        <w:t>只改了脚本</w:t>
-      </w:r>
-      <w:r>
-        <w:rPr>
-          <w:rFonts w:ascii="微软雅黑" w:hAnsi="微软雅黑" w:eastAsia="微软雅黑"/>
-          <w:b w:val="0"/>
-          <w:i w:val="0"/>
-          <w:sz w:val="21"/>
-        </w:rPr>
-        <w:t>。</w:t>
-      </w:r>
-      <w:r>
-        <w:rPr>
-          <w:rFonts w:ascii="微软雅黑" w:hAnsi="微软雅黑" w:eastAsia="微软雅黑"/>
-          <w:b/>
-          <w:i w:val="0"/>
-          <w:sz w:val="21"/>
-        </w:rPr>
-        <w:t>现有比特流（2026-09-16 21:25）里是旧配置</w:t>
-      </w:r>
-      <w:r>
-        <w:rPr>
-          <w:rFonts w:ascii="微软雅黑" w:hAnsi="微软雅黑" w:eastAsia="微软雅黑"/>
-          <w:b w:val="0"/>
-          <w:i w:val="0"/>
-          <w:sz w:val="21"/>
-        </w:rPr>
-        <w:t>， 必须按 §1.4 重跑才能生效。</w:t>
-      </w:r>
-    </w:p>
-    <w:p>
-      <w:pPr>
-        <w:spacing w:before="40" w:after="40"/>
-        <w:pBdr>
-          <w:bottom w:val="single" w:sz="6" w:space="1" w:color="CCCCCC"/>
-        </w:pBdr>
-      </w:pPr>
-    </w:p>
-    <w:p>
-      <w:r>
-        <w:br w:type="page"/>
-      </w:r>
-    </w:p>
-    <w:p>
-      <w:pPr>
-        <w:keepNext/>
-        <w:spacing w:before="120" w:after="160"/>
-      </w:pPr>
-      <w:r>
-        <w:rPr>
-          <w:rFonts w:ascii="微软雅黑" w:hAnsi="微软雅黑" w:eastAsia="微软雅黑"/>
-          <w:b/>
-          <w:i w:val="0"/>
-          <w:color w:val="0B3560"/>
-          <w:sz w:val="30"/>
-        </w:rPr>
-        <w:t>8. 待验证清单（按"说清楚什么没验证"的原则）</w:t>
+          <w:color w:val="1F4E79"/>
+          <w:sz w:val="22"/>
+        </w:rPr>
+        <w:t>C. 卡在等 `ap_done` 超时</w:t>
       </w:r>
     </w:p>
     <w:tbl>
@@ -18290,7 +17010,7 @@
                 <w:i w:val="0"/>
                 <w:sz w:val="19"/>
               </w:rPr>
-              <w:t>项</w:t>
+              <w:t>先查</w:t>
             </w:r>
           </w:p>
         </w:tc>
@@ -18311,7 +17031,7 @@
                 <w:i w:val="0"/>
                 <w:sz w:val="19"/>
               </w:rPr>
-              <w:t>状态</w:t>
+              <w:t>说明</w:t>
             </w:r>
           </w:p>
         </w:tc>
@@ -18329,11 +17049,11 @@
             <w:r>
               <w:rPr>
                 <w:rFonts w:ascii="微软雅黑" w:hAnsi="微软雅黑" w:eastAsia="微软雅黑"/>
-                <w:b w:val="0"/>
+                <w:b/>
                 <w:i w:val="0"/>
                 <w:sz w:val="19"/>
               </w:rPr>
-              <w:t>板上时序余量</w:t>
+              <w:t>① overlay 版本对不对</w:t>
             </w:r>
           </w:p>
         </w:tc>
@@ -18348,12 +17068,41 @@
             <w:r/>
             <w:r>
               <w:rPr>
+                <w:rFonts w:ascii="Consolas" w:hAnsi="Consolas" w:eastAsia="微软雅黑"/>
+                <w:b w:val="0"/>
+                <w:i w:val="0"/>
+                <w:color w:val="A03000"/>
+                <w:sz w:val="18"/>
+              </w:rPr>
+              <w:t>.hwh</w:t>
+            </w:r>
+            <w:r>
+              <w:rPr>
                 <w:rFonts w:ascii="微软雅黑" w:hAnsi="微软雅黑" w:eastAsia="微软雅黑"/>
                 <w:b w:val="0"/>
                 <w:i w:val="0"/>
                 <w:sz w:val="19"/>
               </w:rPr>
-              <w:t xml:space="preserve">⚠ </w:t>
+              <w:t xml:space="preserve"> 与 </w:t>
+            </w:r>
+            <w:r>
+              <w:rPr>
+                <w:rFonts w:ascii="Consolas" w:hAnsi="Consolas" w:eastAsia="微软雅黑"/>
+                <w:b w:val="0"/>
+                <w:i w:val="0"/>
+                <w:color w:val="A03000"/>
+                <w:sz w:val="18"/>
+              </w:rPr>
+              <w:t>.bit</w:t>
+            </w:r>
+            <w:r>
+              <w:rPr>
+                <w:rFonts w:ascii="微软雅黑" w:hAnsi="微软雅黑" w:eastAsia="微软雅黑"/>
+                <w:b w:val="0"/>
+                <w:i w:val="0"/>
+                <w:sz w:val="19"/>
+              </w:rPr>
+              <w:t xml:space="preserve"> </w:t>
             </w:r>
             <w:r>
               <w:rPr>
@@ -18362,7 +17111,7 @@
                 <w:i w:val="0"/>
                 <w:sz w:val="19"/>
               </w:rPr>
-              <w:t>RTL 级</w:t>
+              <w:t>必须配套</w:t>
             </w:r>
             <w:r>
               <w:rPr>
@@ -18371,7 +17120,7 @@
                 <w:i w:val="0"/>
                 <w:sz w:val="19"/>
               </w:rPr>
-              <w:t xml:space="preserve"> WNS = </w:t>
+              <w:t>（同一次综合产出）。配错时 PYNQ 不报"版本不符"，而是</w:t>
             </w:r>
             <w:r>
               <w:rPr>
@@ -18380,99 +17129,7 @@
                 <w:i w:val="0"/>
                 <w:sz w:val="19"/>
               </w:rPr>
-              <w:t>+0.265 ns</w:t>
-            </w:r>
-            <w:r>
-              <w:rPr>
-                <w:rFonts w:ascii="微软雅黑" w:hAnsi="微软雅黑" w:eastAsia="微软雅黑"/>
-                <w:b w:val="0"/>
-                <w:i w:val="0"/>
-                <w:sz w:val="19"/>
-              </w:rPr>
-              <w:t>、WHS = +0.051 ns（2026-09-17 最后一次实现，</w:t>
-            </w:r>
-            <w:r>
-              <w:rPr>
-                <w:rFonts w:ascii="Consolas" w:hAnsi="Consolas" w:eastAsia="微软雅黑"/>
-                <w:b w:val="0"/>
-                <w:i w:val="0"/>
-                <w:color w:val="A03000"/>
-                <w:sz w:val="18"/>
-              </w:rPr>
-              <w:t>All user specified timing constraints are met</w:t>
-            </w:r>
-            <w:r>
-              <w:rPr>
-                <w:rFonts w:ascii="微软雅黑" w:hAnsi="微软雅黑" w:eastAsia="微软雅黑"/>
-                <w:b w:val="0"/>
-                <w:i w:val="0"/>
-                <w:sz w:val="19"/>
-              </w:rPr>
-              <w:t xml:space="preserve">）。⚠ </w:t>
-            </w:r>
-            <w:r>
-              <w:rPr>
-                <w:rFonts w:ascii="微软雅黑" w:hAnsi="微软雅黑" w:eastAsia="微软雅黑"/>
-                <w:b/>
-                <w:i w:val="0"/>
-                <w:sz w:val="19"/>
-              </w:rPr>
-              <w:t>逐次波动大</w:t>
-            </w:r>
-            <w:r>
-              <w:rPr>
-                <w:rFonts w:ascii="微软雅黑" w:hAnsi="微软雅黑" w:eastAsia="微软雅黑"/>
-                <w:b w:val="0"/>
-                <w:i w:val="0"/>
-                <w:sz w:val="19"/>
-              </w:rPr>
-              <w:t xml:space="preserve">（+0.873 / +1.177 / +0.265，布线是随机的）。⚠⚠ </w:t>
-            </w:r>
-            <w:r>
-              <w:rPr>
-                <w:rFonts w:ascii="微软雅黑" w:hAnsi="微软雅黑" w:eastAsia="微软雅黑"/>
-                <w:b/>
-                <w:i w:val="0"/>
-                <w:sz w:val="19"/>
-              </w:rPr>
-              <w:t>且该 WNS 属于 AMD `v_tc` IP 内部，不是本设计的余量</w:t>
-            </w:r>
-            <w:r>
-              <w:rPr>
-                <w:rFonts w:ascii="微软雅黑" w:hAnsi="微软雅黑" w:eastAsia="微软雅黑"/>
-                <w:b w:val="0"/>
-                <w:i w:val="0"/>
-                <w:sz w:val="19"/>
-              </w:rPr>
-              <w:t xml:space="preserve">（见 </w:t>
-            </w:r>
-            <w:r>
-              <w:rPr>
-                <w:rFonts w:ascii="Consolas" w:hAnsi="Consolas" w:eastAsia="微软雅黑"/>
-                <w:b w:val="0"/>
-                <w:i w:val="0"/>
-                <w:color w:val="A03000"/>
-                <w:sz w:val="18"/>
-              </w:rPr>
-              <w:t>report/design.md</w:t>
-            </w:r>
-            <w:r>
-              <w:rPr>
-                <w:rFonts w:ascii="微软雅黑" w:hAnsi="微软雅黑" w:eastAsia="微软雅黑"/>
-                <w:b w:val="0"/>
-                <w:i w:val="0"/>
-                <w:sz w:val="19"/>
-              </w:rPr>
-              <w:t xml:space="preserve"> §4.5）；本项目 HLS 流水线余量 +43%。</w:t>
-            </w:r>
-            <w:r>
-              <w:rPr>
-                <w:rFonts w:ascii="微软雅黑" w:hAnsi="微软雅黑" w:eastAsia="微软雅黑"/>
-                <w:b/>
-                <w:i w:val="0"/>
-                <w:sz w:val="19"/>
-              </w:rPr>
-              <w:t>板级实测仍未做</w:t>
+              <w:t>行为诡异</w:t>
             </w:r>
           </w:p>
         </w:tc>
@@ -18490,11 +17147,11 @@
             <w:r>
               <w:rPr>
                 <w:rFonts w:ascii="微软雅黑" w:hAnsi="微软雅黑" w:eastAsia="微软雅黑"/>
-                <w:b w:val="0"/>
+                <w:b/>
                 <w:i w:val="0"/>
                 <w:sz w:val="19"/>
               </w:rPr>
-              <w:t>PS7 DDR 参数</w:t>
+              <w:t>② `ip_dict` 里的地址与 `.hwh` 一致吗</w:t>
             </w:r>
           </w:p>
         </w:tc>
@@ -18509,21 +17166,32 @@
             <w:r/>
             <w:r>
               <w:rPr>
+                <w:rFonts w:ascii="Consolas" w:hAnsi="Consolas" w:eastAsia="微软雅黑"/>
+                <w:b w:val="0"/>
+                <w:i w:val="0"/>
+                <w:color w:val="A03000"/>
+                <w:sz w:val="18"/>
+              </w:rPr>
+              <w:t>bringup_check.py</w:t>
+            </w:r>
+            <w:r>
+              <w:rPr>
                 <w:rFonts w:ascii="微软雅黑" w:hAnsi="微软雅黑" w:eastAsia="微软雅黑"/>
                 <w:b w:val="0"/>
                 <w:i w:val="0"/>
                 <w:sz w:val="19"/>
               </w:rPr>
-              <w:t xml:space="preserve">✅ </w:t>
-            </w:r>
-            <w:r>
-              <w:rPr>
-                <w:rFonts w:ascii="微软雅黑" w:hAnsi="微软雅黑" w:eastAsia="微软雅黑"/>
-                <w:b/>
-                <w:i w:val="0"/>
-                <w:sz w:val="19"/>
-              </w:rPr>
-              <w:t>已修复并重跑验证</w:t>
+              <w:t xml:space="preserve"> 的 </w:t>
+            </w:r>
+            <w:r>
+              <w:rPr>
+                <w:rFonts w:ascii="Consolas" w:hAnsi="Consolas" w:eastAsia="微软雅黑"/>
+                <w:b w:val="0"/>
+                <w:i w:val="0"/>
+                <w:color w:val="A03000"/>
+                <w:sz w:val="18"/>
+              </w:rPr>
+              <w:t>print_info()</w:t>
             </w:r>
             <w:r>
               <w:rPr>
@@ -18532,17 +17200,7 @@
                 <w:i w:val="0"/>
                 <w:sz w:val="19"/>
               </w:rPr>
-              <w:t xml:space="preserve">（§1.4），XSA 里是 </w:t>
-            </w:r>
-            <w:r>
-              <w:rPr>
-                <w:rFonts w:ascii="Consolas" w:hAnsi="Consolas" w:eastAsia="微软雅黑"/>
-                <w:b w:val="0"/>
-                <w:i w:val="0"/>
-                <w:color w:val="A03000"/>
-                <w:sz w:val="18"/>
-              </w:rPr>
-              <w:t>MT41K256M16 RE-125</w:t>
+              <w:t xml:space="preserve"> 已经打出来了，对照 §4 那张表</w:t>
             </w:r>
           </w:p>
         </w:tc>
@@ -18560,11 +17218,11 @@
             <w:r>
               <w:rPr>
                 <w:rFonts w:ascii="微软雅黑" w:hAnsi="微软雅黑" w:eastAsia="微软雅黑"/>
-                <w:b w:val="0"/>
+                <w:b/>
                 <w:i w:val="0"/>
                 <w:sz w:val="19"/>
               </w:rPr>
-              <w:t>摄像头模块选型</w:t>
+              <w:t>③ `dma_in` / `dma_out` 有没有认反</w:t>
             </w:r>
           </w:p>
         </w:tc>
@@ -18584,7 +17242,7 @@
                 <w:i w:val="0"/>
                 <w:sz w:val="19"/>
               </w:rPr>
-              <w:t xml:space="preserve">✅ </w:t>
+              <w:t>⚠ 认反了</w:t>
             </w:r>
             <w:r>
               <w:rPr>
@@ -18593,7 +17251,7 @@
                 <w:i w:val="0"/>
                 <w:sz w:val="19"/>
               </w:rPr>
-              <w:t>已定：PMOD-CAMERA v1.0，直插 Pmod A+B</w:t>
+              <w:t>直接死锁</w:t>
             </w:r>
             <w:r>
               <w:rPr>
@@ -18602,515 +17260,7 @@
                 <w:i w:val="0"/>
                 <w:sz w:val="19"/>
               </w:rPr>
-              <w:t>（2026-09-17，§1.1）</w:t>
-            </w:r>
-          </w:p>
-        </w:tc>
-      </w:tr>
-      <w:tr>
-        <w:tc>
-          <w:tcPr>
-            <w:tcW w:type="dxa" w:w="4819"/>
-          </w:tcPr>
-          <w:p>
-            <w:pPr>
-              <w:spacing w:after="0"/>
-            </w:pPr>
-            <w:r/>
-            <w:r>
-              <w:rPr>
-                <w:rFonts w:ascii="Consolas" w:hAnsi="Consolas" w:eastAsia="微软雅黑"/>
-                <w:b w:val="0"/>
-                <w:i w:val="0"/>
-                <w:color w:val="A03000"/>
-                <w:sz w:val="18"/>
-              </w:rPr>
-              <w:t>io_xclk</w:t>
-            </w:r>
-            <w:r>
-              <w:rPr>
-                <w:rFonts w:ascii="微软雅黑" w:hAnsi="微软雅黑" w:eastAsia="微软雅黑"/>
-                <w:b w:val="0"/>
-                <w:i w:val="0"/>
-                <w:sz w:val="19"/>
-              </w:rPr>
-              <w:t xml:space="preserve"> 引脚约束</w:t>
-            </w:r>
-          </w:p>
-        </w:tc>
-        <w:tc>
-          <w:tcPr>
-            <w:tcW w:type="dxa" w:w="4819"/>
-          </w:tcPr>
-          <w:p>
-            <w:pPr>
-              <w:spacing w:after="0"/>
-            </w:pPr>
-            <w:r/>
-            <w:r>
-              <w:rPr>
-                <w:rFonts w:ascii="微软雅黑" w:hAnsi="微软雅黑" w:eastAsia="微软雅黑"/>
-                <w:b w:val="0"/>
-                <w:i w:val="0"/>
-                <w:sz w:val="19"/>
-              </w:rPr>
-              <w:t xml:space="preserve">✅ </w:t>
-            </w:r>
-            <w:r>
-              <w:rPr>
-                <w:rFonts w:ascii="微软雅黑" w:hAnsi="微软雅黑" w:eastAsia="微软雅黑"/>
-                <w:b/>
-                <w:i w:val="0"/>
-                <w:sz w:val="19"/>
-              </w:rPr>
-              <w:t>存在</w:t>
-            </w:r>
-            <w:r>
-              <w:rPr>
-                <w:rFonts w:ascii="微软雅黑" w:hAnsi="微软雅黑" w:eastAsia="微软雅黑"/>
-                <w:b w:val="0"/>
-                <w:i w:val="0"/>
-                <w:sz w:val="19"/>
-              </w:rPr>
-              <w:t>（</w:t>
-            </w:r>
-            <w:r>
-              <w:rPr>
-                <w:rFonts w:ascii="Consolas" w:hAnsi="Consolas" w:eastAsia="微软雅黑"/>
-                <w:b w:val="0"/>
-                <w:i w:val="0"/>
-                <w:color w:val="A03000"/>
-                <w:sz w:val="18"/>
-              </w:rPr>
-              <w:t>video_io.xdc:183</w:t>
-            </w:r>
-            <w:r>
-              <w:rPr>
-                <w:rFonts w:ascii="微软雅黑" w:hAnsi="微软雅黑" w:eastAsia="微软雅黑"/>
-                <w:b w:val="0"/>
-                <w:i w:val="0"/>
-                <w:sz w:val="19"/>
-              </w:rPr>
-              <w:t xml:space="preserve"> = </w:t>
-            </w:r>
-            <w:r>
-              <w:rPr>
-                <w:rFonts w:ascii="Consolas" w:hAnsi="Consolas" w:eastAsia="微软雅黑"/>
-                <w:b w:val="0"/>
-                <w:i w:val="0"/>
-                <w:color w:val="A03000"/>
-                <w:sz w:val="18"/>
-              </w:rPr>
-              <w:t>Y18</w:t>
-            </w:r>
-            <w:r>
-              <w:rPr>
-                <w:rFonts w:ascii="微软雅黑" w:hAnsi="微软雅黑" w:eastAsia="微软雅黑"/>
-                <w:b w:val="0"/>
-                <w:i w:val="0"/>
-                <w:sz w:val="19"/>
-              </w:rPr>
-              <w:t xml:space="preserve">，实现报告 </w:t>
-            </w:r>
-            <w:r>
-              <w:rPr>
-                <w:rFonts w:ascii="Consolas" w:hAnsi="Consolas" w:eastAsia="微软雅黑"/>
-                <w:b w:val="0"/>
-                <w:i w:val="0"/>
-                <w:color w:val="A03000"/>
-                <w:sz w:val="18"/>
-              </w:rPr>
-              <w:t>Constraint=FIXED</w:t>
-            </w:r>
-            <w:r>
-              <w:rPr>
-                <w:rFonts w:ascii="微软雅黑" w:hAnsi="微软雅黑" w:eastAsia="微软雅黑"/>
-                <w:b w:val="0"/>
-                <w:i w:val="0"/>
-                <w:sz w:val="19"/>
-              </w:rPr>
-              <w:t>）。初版误判为"缺失"已更正（§1.2）</w:t>
-            </w:r>
-          </w:p>
-        </w:tc>
-      </w:tr>
-      <w:tr>
-        <w:tc>
-          <w:tcPr>
-            <w:tcW w:type="dxa" w:w="4819"/>
-          </w:tcPr>
-          <w:p>
-            <w:pPr>
-              <w:spacing w:after="0"/>
-            </w:pPr>
-            <w:r/>
-            <w:r>
-              <w:rPr>
-                <w:rFonts w:ascii="微软雅黑" w:hAnsi="微软雅黑" w:eastAsia="微软雅黑"/>
-                <w:b w:val="0"/>
-                <w:i w:val="0"/>
-                <w:strike/>
-                <w:color w:val="888888"/>
-                <w:sz w:val="19"/>
-              </w:rPr>
-              <w:t>`ov5640_regs.v` 寄存器表</w:t>
-            </w:r>
-          </w:p>
-        </w:tc>
-        <w:tc>
-          <w:tcPr>
-            <w:tcW w:type="dxa" w:w="4819"/>
-          </w:tcPr>
-          <w:p>
-            <w:pPr>
-              <w:spacing w:after="0"/>
-            </w:pPr>
-            <w:r/>
-            <w:r>
-              <w:rPr>
-                <w:rFonts w:ascii="微软雅黑" w:hAnsi="微软雅黑" w:eastAsia="微软雅黑"/>
-                <w:b w:val="0"/>
-                <w:i w:val="0"/>
-                <w:sz w:val="19"/>
-              </w:rPr>
-              <w:t xml:space="preserve">✅ </w:t>
-            </w:r>
-            <w:r>
-              <w:rPr>
-                <w:rFonts w:ascii="微软雅黑" w:hAnsi="微软雅黑" w:eastAsia="微软雅黑"/>
-                <w:b/>
-                <w:i w:val="0"/>
-                <w:sz w:val="19"/>
-              </w:rPr>
-              <w:t>2026-09-17 已换为真表</w:t>
-            </w:r>
-            <w:r>
-              <w:rPr>
-                <w:rFonts w:ascii="微软雅黑" w:hAnsi="微软雅黑" w:eastAsia="微软雅黑"/>
-                <w:b w:val="0"/>
-                <w:i w:val="0"/>
-                <w:sz w:val="19"/>
-              </w:rPr>
-              <w:t xml:space="preserve">（250 条，固化 640×480）。⚠ </w:t>
-            </w:r>
-            <w:r>
-              <w:rPr>
-                <w:rFonts w:ascii="微软雅黑" w:hAnsi="微软雅黑" w:eastAsia="微软雅黑"/>
-                <w:b/>
-                <w:i w:val="0"/>
-                <w:sz w:val="19"/>
-              </w:rPr>
-              <w:t>未上板实测</w:t>
-            </w:r>
-          </w:p>
-        </w:tc>
-      </w:tr>
-      <w:tr>
-        <w:tc>
-          <w:tcPr>
-            <w:tcW w:type="dxa" w:w="4819"/>
-          </w:tcPr>
-          <w:p>
-            <w:pPr>
-              <w:spacing w:after="0"/>
-            </w:pPr>
-            <w:r/>
-            <w:r>
-              <w:rPr>
-                <w:rFonts w:ascii="微软雅黑" w:hAnsi="微软雅黑" w:eastAsia="微软雅黑"/>
-                <w:b w:val="0"/>
-                <w:i w:val="0"/>
-                <w:sz w:val="19"/>
-              </w:rPr>
-              <w:t>引脚映射（万用表复核）</w:t>
-            </w:r>
-          </w:p>
-        </w:tc>
-        <w:tc>
-          <w:tcPr>
-            <w:tcW w:type="dxa" w:w="4819"/>
-          </w:tcPr>
-          <w:p>
-            <w:pPr>
-              <w:spacing w:after="0"/>
-            </w:pPr>
-            <w:r/>
-            <w:r>
-              <w:rPr>
-                <w:rFonts w:ascii="微软雅黑" w:hAnsi="微软雅黑" w:eastAsia="微软雅黑"/>
-                <w:b w:val="0"/>
-                <w:i w:val="0"/>
-                <w:sz w:val="19"/>
-              </w:rPr>
-              <w:t xml:space="preserve">❌ </w:t>
-            </w:r>
-            <w:r>
-              <w:rPr>
-                <w:rFonts w:ascii="微软雅黑" w:hAnsi="微软雅黑" w:eastAsia="微软雅黑"/>
-                <w:b/>
-                <w:i w:val="0"/>
-                <w:sz w:val="19"/>
-              </w:rPr>
-              <w:t>未做</w:t>
-            </w:r>
-            <w:r>
-              <w:rPr>
-                <w:rFonts w:ascii="微软雅黑" w:hAnsi="微软雅黑" w:eastAsia="微软雅黑"/>
-                <w:b w:val="0"/>
-                <w:i w:val="0"/>
-                <w:sz w:val="19"/>
-              </w:rPr>
-              <w:t>（§2.2）</w:t>
-            </w:r>
-          </w:p>
-        </w:tc>
-      </w:tr>
-      <w:tr>
-        <w:tc>
-          <w:tcPr>
-            <w:tcW w:type="dxa" w:w="4819"/>
-          </w:tcPr>
-          <w:p>
-            <w:pPr>
-              <w:spacing w:after="0"/>
-            </w:pPr>
-            <w:r/>
-            <w:r>
-              <w:rPr>
-                <w:rFonts w:ascii="微软雅黑" w:hAnsi="微软雅黑" w:eastAsia="微软雅黑"/>
-                <w:b w:val="0"/>
-                <w:i w:val="0"/>
-                <w:sz w:val="19"/>
-              </w:rPr>
-              <w:t>PYNQ 镜像与 2025.2 兼容性</w:t>
-            </w:r>
-          </w:p>
-        </w:tc>
-        <w:tc>
-          <w:tcPr>
-            <w:tcW w:type="dxa" w:w="4819"/>
-          </w:tcPr>
-          <w:p>
-            <w:pPr>
-              <w:spacing w:after="0"/>
-            </w:pPr>
-            <w:r/>
-            <w:r>
-              <w:rPr>
-                <w:rFonts w:ascii="微软雅黑" w:hAnsi="微软雅黑" w:eastAsia="微软雅黑"/>
-                <w:b w:val="0"/>
-                <w:i w:val="0"/>
-                <w:sz w:val="19"/>
-              </w:rPr>
-              <w:t xml:space="preserve">❌ </w:t>
-            </w:r>
-            <w:r>
-              <w:rPr>
-                <w:rFonts w:ascii="微软雅黑" w:hAnsi="微软雅黑" w:eastAsia="微软雅黑"/>
-                <w:b/>
-                <w:i w:val="0"/>
-                <w:sz w:val="19"/>
-              </w:rPr>
-              <w:t>未验证</w:t>
-            </w:r>
-          </w:p>
-        </w:tc>
-      </w:tr>
-      <w:tr>
-        <w:tc>
-          <w:tcPr>
-            <w:tcW w:type="dxa" w:w="4819"/>
-          </w:tcPr>
-          <w:p>
-            <w:pPr>
-              <w:spacing w:after="0"/>
-            </w:pPr>
-            <w:r/>
-            <w:r>
-              <w:rPr>
-                <w:rFonts w:ascii="微软雅黑" w:hAnsi="微软雅黑" w:eastAsia="微软雅黑"/>
-                <w:b w:val="0"/>
-                <w:i w:val="0"/>
-                <w:sz w:val="19"/>
-              </w:rPr>
-              <w:t>HDMI 输出</w:t>
-            </w:r>
-          </w:p>
-        </w:tc>
-        <w:tc>
-          <w:tcPr>
-            <w:tcW w:type="dxa" w:w="4819"/>
-          </w:tcPr>
-          <w:p>
-            <w:pPr>
-              <w:spacing w:after="0"/>
-            </w:pPr>
-            <w:r/>
-            <w:r>
-              <w:rPr>
-                <w:rFonts w:ascii="微软雅黑" w:hAnsi="微软雅黑" w:eastAsia="微软雅黑"/>
-                <w:b w:val="0"/>
-                <w:i w:val="0"/>
-                <w:sz w:val="19"/>
-              </w:rPr>
-              <w:t>❌ 未实现（BD 里没有 TMDS 编码器；22 个端口在比特流里悬空，</w:t>
-            </w:r>
-            <w:r>
-              <w:rPr>
-                <w:rFonts w:ascii="微软雅黑" w:hAnsi="微软雅黑" w:eastAsia="微软雅黑"/>
-                <w:b/>
-                <w:i w:val="0"/>
-                <w:sz w:val="19"/>
-              </w:rPr>
-              <w:t>上板不要接 HDMI 线</w:t>
-            </w:r>
-            <w:r>
-              <w:rPr>
-                <w:rFonts w:ascii="微软雅黑" w:hAnsi="微软雅黑" w:eastAsia="微软雅黑"/>
-                <w:b w:val="0"/>
-                <w:i w:val="0"/>
-                <w:sz w:val="19"/>
-              </w:rPr>
-              <w:t>）</w:t>
-            </w:r>
-          </w:p>
-        </w:tc>
-      </w:tr>
-      <w:tr>
-        <w:tc>
-          <w:tcPr>
-            <w:tcW w:type="dxa" w:w="4819"/>
-          </w:tcPr>
-          <w:p>
-            <w:pPr>
-              <w:spacing w:after="0"/>
-            </w:pPr>
-            <w:r/>
-            <w:r>
-              <w:rPr>
-                <w:rFonts w:ascii="微软雅黑" w:hAnsi="微软雅黑" w:eastAsia="微软雅黑"/>
-                <w:b w:val="0"/>
-                <w:i w:val="0"/>
-                <w:sz w:val="19"/>
-              </w:rPr>
-              <w:t>板上实测</w:t>
-            </w:r>
-          </w:p>
-        </w:tc>
-        <w:tc>
-          <w:tcPr>
-            <w:tcW w:type="dxa" w:w="4819"/>
-          </w:tcPr>
-          <w:p>
-            <w:pPr>
-              <w:spacing w:after="0"/>
-            </w:pPr>
-            <w:r/>
-            <w:r>
-              <w:rPr>
-                <w:rFonts w:ascii="微软雅黑" w:hAnsi="微软雅黑" w:eastAsia="微软雅黑"/>
-                <w:b w:val="0"/>
-                <w:i w:val="0"/>
-                <w:sz w:val="19"/>
-              </w:rPr>
-              <w:t xml:space="preserve">❌ </w:t>
-            </w:r>
-            <w:r>
-              <w:rPr>
-                <w:rFonts w:ascii="微软雅黑" w:hAnsi="微软雅黑" w:eastAsia="微软雅黑"/>
-                <w:b/>
-                <w:i w:val="0"/>
-                <w:sz w:val="19"/>
-              </w:rPr>
-              <w:t>完全未做</w:t>
-            </w:r>
-            <w:r>
-              <w:rPr>
-                <w:rFonts w:ascii="微软雅黑" w:hAnsi="微软雅黑" w:eastAsia="微软雅黑"/>
-                <w:b w:val="0"/>
-                <w:i w:val="0"/>
-                <w:sz w:val="19"/>
-              </w:rPr>
-              <w:t>（板子未到货）</w:t>
-            </w:r>
-          </w:p>
-        </w:tc>
-      </w:tr>
-      <w:tr>
-        <w:tc>
-          <w:tcPr>
-            <w:tcW w:type="dxa" w:w="4819"/>
-          </w:tcPr>
-          <w:p>
-            <w:pPr>
-              <w:spacing w:after="0"/>
-            </w:pPr>
-            <w:r/>
-            <w:r>
-              <w:rPr>
-                <w:rFonts w:ascii="微软雅黑" w:hAnsi="微软雅黑" w:eastAsia="微软雅黑"/>
-                <w:b w:val="0"/>
-                <w:i w:val="0"/>
-                <w:sz w:val="19"/>
-              </w:rPr>
-              <w:t>建工程→综合→实现→比特流→XSA 全流程</w:t>
-            </w:r>
-          </w:p>
-        </w:tc>
-        <w:tc>
-          <w:tcPr>
-            <w:tcW w:type="dxa" w:w="4819"/>
-          </w:tcPr>
-          <w:p>
-            <w:pPr>
-              <w:spacing w:after="0"/>
-            </w:pPr>
-            <w:r/>
-            <w:r>
-              <w:rPr>
-                <w:rFonts w:ascii="微软雅黑" w:hAnsi="微软雅黑" w:eastAsia="微软雅黑"/>
-                <w:b w:val="0"/>
-                <w:i w:val="0"/>
-                <w:sz w:val="19"/>
-              </w:rPr>
-              <w:t xml:space="preserve">✅ </w:t>
-            </w:r>
-            <w:r>
-              <w:rPr>
-                <w:rFonts w:ascii="微软雅黑" w:hAnsi="微软雅黑" w:eastAsia="微软雅黑"/>
-                <w:b/>
-                <w:i w:val="0"/>
-                <w:sz w:val="19"/>
-              </w:rPr>
-              <w:t>2026-09-17 完整跑通</w:t>
-            </w:r>
-            <w:r>
-              <w:rPr>
-                <w:rFonts w:ascii="微软雅黑" w:hAnsi="微软雅黑" w:eastAsia="微软雅黑"/>
-                <w:b w:val="0"/>
-                <w:i w:val="0"/>
-                <w:sz w:val="19"/>
-              </w:rPr>
-              <w:t xml:space="preserve">（0 error / 0 critical warning，顶层 </w:t>
-            </w:r>
-            <w:r>
-              <w:rPr>
-                <w:rFonts w:ascii="Consolas" w:hAnsi="Consolas" w:eastAsia="微软雅黑"/>
-                <w:b w:val="0"/>
-                <w:i w:val="0"/>
-                <w:color w:val="A03000"/>
-                <w:sz w:val="18"/>
-              </w:rPr>
-              <w:t>bd_video_wrapper</w:t>
-            </w:r>
-            <w:r>
-              <w:rPr>
-                <w:rFonts w:ascii="微软雅黑" w:hAnsi="微软雅黑" w:eastAsia="微软雅黑"/>
-                <w:b w:val="0"/>
-                <w:i w:val="0"/>
-                <w:sz w:val="19"/>
-              </w:rPr>
-              <w:t>）</w:t>
+              <w:t xml:space="preserve"> —— 而且看起来像"IP 没反应"</w:t>
             </w:r>
           </w:p>
         </w:tc>
@@ -19123,47 +17273,124 @@
     </w:p>
     <w:p>
       <w:pPr>
-        <w:spacing w:before="40" w:after="40"/>
+        <w:spacing w:after="60" w:line="269" w:lineRule="auto"/>
+        <w:ind w:left="340"/>
         <w:pBdr>
-          <w:bottom w:val="single" w:sz="6" w:space="1" w:color="CCCCCC"/>
+          <w:left w:val="single" w:sz="16" w:space="8" w:color="E0A060"/>
         </w:pBdr>
       </w:pPr>
+      <w:r>
+        <w:rPr>
+          <w:rFonts w:ascii="微软雅黑" w:hAnsi="微软雅黑" w:eastAsia="微软雅黑"/>
+          <w:b w:val="0"/>
+          <w:i w:val="0"/>
+          <w:sz w:val="21"/>
+        </w:rPr>
+        <w:t xml:space="preserve">⚠ </w:t>
+      </w:r>
+      <w:r>
+        <w:rPr>
+          <w:rFonts w:ascii="微软雅黑" w:hAnsi="微软雅黑" w:eastAsia="微软雅黑"/>
+          <w:b/>
+          <w:i w:val="0"/>
+          <w:sz w:val="21"/>
+        </w:rPr>
+        <w:t>这一步不需要摄像头</w:t>
+      </w:r>
+      <w:r>
+        <w:rPr>
+          <w:rFonts w:ascii="微软雅黑" w:hAnsi="微软雅黑" w:eastAsia="微软雅黑"/>
+          <w:b w:val="0"/>
+          <w:i w:val="0"/>
+          <w:sz w:val="21"/>
+        </w:rPr>
+        <w:t>。若在这里卡住，</w:t>
+      </w:r>
+      <w:r>
+        <w:rPr>
+          <w:rFonts w:ascii="微软雅黑" w:hAnsi="微软雅黑" w:eastAsia="微软雅黑"/>
+          <w:b/>
+          <w:i w:val="0"/>
+          <w:sz w:val="21"/>
+        </w:rPr>
+        <w:t>不要</w:t>
+      </w:r>
+      <w:r>
+        <w:rPr>
+          <w:rFonts w:ascii="微软雅黑" w:hAnsi="微软雅黑" w:eastAsia="微软雅黑"/>
+          <w:b w:val="0"/>
+          <w:i w:val="0"/>
+          <w:sz w:val="21"/>
+        </w:rPr>
+        <w:t>去碰摄像头， 那只会多引入一个变量。</w:t>
+      </w:r>
     </w:p>
     <w:p>
-      <w:r>
-        <w:br w:type="page"/>
+      <w:pPr>
+        <w:keepNext/>
+        <w:spacing w:before="120" w:after="60"/>
+      </w:pPr>
+      <w:r>
+        <w:rPr>
+          <w:rFonts w:ascii="微软雅黑" w:hAnsi="微软雅黑" w:eastAsia="微软雅黑"/>
+          <w:b/>
+          <w:i w:val="0"/>
+          <w:color w:val="1F4E79"/>
+          <w:sz w:val="22"/>
+        </w:rPr>
+        <w:t>D. 通用判据：怎么看一条报错要不要管</w:t>
       </w:r>
     </w:p>
     <w:p>
       <w:pPr>
-        <w:keepNext/>
-        <w:spacing w:before="120" w:after="160"/>
-      </w:pPr>
-      <w:r>
-        <w:rPr>
-          <w:rFonts w:ascii="微软雅黑" w:hAnsi="微软雅黑" w:eastAsia="微软雅黑"/>
-          <w:b/>
-          <w:i w:val="0"/>
-          <w:color w:val="0B3560"/>
-          <w:sz w:val="30"/>
-        </w:rPr>
-        <w:t>9. 一页速查</w:t>
-      </w:r>
-    </w:p>
-    <w:p>
-      <w:pPr>
-        <w:spacing w:before="100" w:after="60"/>
-        <w:shd w:val="clear" w:color="auto" w:fill="DEEAF6"/>
-      </w:pPr>
-      <w:r>
-        <w:rPr>
-          <w:rFonts w:ascii="微软雅黑" w:hAnsi="微软雅黑" w:eastAsia="微软雅黑"/>
-          <w:b/>
-          <w:i w:val="0"/>
-          <w:color w:val="1F4E79"/>
+        <w:spacing w:after="80" w:line="276" w:lineRule="auto"/>
+      </w:pPr>
+      <w:r>
+        <w:rPr>
+          <w:rFonts w:ascii="微软雅黑" w:hAnsi="微软雅黑" w:eastAsia="微软雅黑"/>
+          <w:b w:val="0"/>
+          <w:i w:val="0"/>
+          <w:sz w:val="21"/>
+        </w:rPr>
+        <w:t xml:space="preserve">只看 </w:t>
+      </w:r>
+      <w:r>
+        <w:rPr>
+          <w:rFonts w:ascii="Consolas" w:hAnsi="Consolas" w:eastAsia="微软雅黑"/>
+          <w:b w:val="0"/>
+          <w:i w:val="0"/>
+          <w:color w:val="A03000"/>
           <w:sz w:val="20"/>
         </w:rPr>
-        <w:t xml:space="preserve">  【终端：PC · Git Bash】  </w:t>
+        <w:t>ERROR</w:t>
+      </w:r>
+      <w:r>
+        <w:rPr>
+          <w:rFonts w:ascii="微软雅黑" w:hAnsi="微软雅黑" w:eastAsia="微软雅黑"/>
+          <w:b w:val="0"/>
+          <w:i w:val="0"/>
+          <w:sz w:val="21"/>
+        </w:rPr>
+        <w:t xml:space="preserve"> 和 </w:t>
+      </w:r>
+      <w:r>
+        <w:rPr>
+          <w:rFonts w:ascii="Consolas" w:hAnsi="Consolas" w:eastAsia="微软雅黑"/>
+          <w:b w:val="0"/>
+          <w:i w:val="0"/>
+          <w:color w:val="A03000"/>
+          <w:sz w:val="20"/>
+        </w:rPr>
+        <w:t>CRITICAL WARNING</w:t>
+      </w:r>
+      <w:r>
+        <w:rPr>
+          <w:rFonts w:ascii="微软雅黑" w:hAnsi="微软雅黑" w:eastAsia="微软雅黑"/>
+          <w:b w:val="0"/>
+          <w:i w:val="0"/>
+          <w:sz w:val="21"/>
+        </w:rPr>
+        <w:t xml:space="preserve"> 两种级别：</w:t>
       </w:r>
     </w:p>
     <w:p>
@@ -19183,7 +17410,243 @@
           <w:color w:val="1A1A1A"/>
           <w:sz w:val="18"/>
         </w:rPr>
-        <w:t># ---- 建工程 + 出比特流（改了 bd_video.tcl 之后必须重跑）----</w:t>
+        <w:t>grep -c "^ERROR" &lt;run&gt;/runme.log          # 期望 0</w:t>
+      </w:r>
+    </w:p>
+    <w:p>
+      <w:pPr>
+        <w:spacing w:before="0" w:after="20" w:line="240" w:lineRule="auto"/>
+        <w:ind w:left="283"/>
+        <w:pBdr>
+          <w:left w:val="single" w:sz="18" w:space="8" w:color="C0C0C0"/>
+        </w:pBdr>
+        <w:shd w:val="clear" w:color="auto" w:fill="F5F5F5"/>
+      </w:pPr>
+      <w:r>
+        <w:rPr>
+          <w:rFonts w:ascii="Consolas" w:hAnsi="Consolas" w:eastAsia="微软雅黑"/>
+          <w:b w:val="0"/>
+          <w:i w:val="0"/>
+          <w:color w:val="1A1A1A"/>
+          <w:sz w:val="18"/>
+        </w:rPr>
+        <w:t>grep -E "ERROR|CRITICAL WARNING" &lt;run&gt;/runme.log</w:t>
+      </w:r>
+    </w:p>
+    <w:p>
+      <w:pPr>
+        <w:spacing w:after="60" w:line="269" w:lineRule="auto"/>
+        <w:ind w:left="340"/>
+        <w:pBdr>
+          <w:left w:val="single" w:sz="16" w:space="8" w:color="E0A060"/>
+        </w:pBdr>
+      </w:pPr>
+      <w:r>
+        <w:rPr>
+          <w:rFonts w:ascii="微软雅黑" w:hAnsi="微软雅黑" w:eastAsia="微软雅黑"/>
+          <w:b w:val="0"/>
+          <w:i w:val="0"/>
+          <w:sz w:val="21"/>
+        </w:rPr>
+        <w:t xml:space="preserve">一个 33 KB 的 </w:t>
+      </w:r>
+      <w:r>
+        <w:rPr>
+          <w:rFonts w:ascii="Consolas" w:hAnsi="Consolas" w:eastAsia="微软雅黑"/>
+          <w:b w:val="0"/>
+          <w:i w:val="0"/>
+          <w:color w:val="A03000"/>
+          <w:sz w:val="20"/>
+        </w:rPr>
+        <w:t>runme.log</w:t>
+      </w:r>
+      <w:r>
+        <w:rPr>
+          <w:rFonts w:ascii="微软雅黑" w:hAnsi="微软雅黑" w:eastAsia="微软雅黑"/>
+          <w:b w:val="0"/>
+          <w:i w:val="0"/>
+          <w:sz w:val="21"/>
+        </w:rPr>
+        <w:t xml:space="preserve"> 里有 </w:t>
+      </w:r>
+      <w:r>
+        <w:rPr>
+          <w:rFonts w:ascii="微软雅黑" w:hAnsi="微软雅黑" w:eastAsia="微软雅黑"/>
+          <w:b/>
+          <w:i w:val="0"/>
+          <w:sz w:val="21"/>
+        </w:rPr>
+        <w:t>111 条 WARNING 但 0 条 ERROR</w:t>
+      </w:r>
+      <w:r>
+        <w:rPr>
+          <w:rFonts w:ascii="微软雅黑" w:hAnsi="微软雅黑" w:eastAsia="微软雅黑"/>
+          <w:b w:val="0"/>
+          <w:i w:val="0"/>
+          <w:sz w:val="21"/>
+        </w:rPr>
+        <w:t xml:space="preserve"> 是</w:t>
+      </w:r>
+      <w:r>
+        <w:rPr>
+          <w:rFonts w:ascii="微软雅黑" w:hAnsi="微软雅黑" w:eastAsia="微软雅黑"/>
+          <w:b/>
+          <w:i w:val="0"/>
+          <w:sz w:val="21"/>
+        </w:rPr>
+        <w:t>正常</w:t>
+      </w:r>
+      <w:r>
+        <w:rPr>
+          <w:rFonts w:ascii="微软雅黑" w:hAnsi="微软雅黑" w:eastAsia="微软雅黑"/>
+          <w:b w:val="0"/>
+          <w:i w:val="0"/>
+          <w:sz w:val="21"/>
+        </w:rPr>
+        <w:t>的。 ⚠ 但</w:t>
+      </w:r>
+      <w:r>
+        <w:rPr>
+          <w:rFonts w:ascii="微软雅黑" w:hAnsi="微软雅黑" w:eastAsia="微软雅黑"/>
+          <w:b/>
+          <w:i w:val="0"/>
+          <w:sz w:val="21"/>
+        </w:rPr>
+        <w:t>别反过来把 ERROR 当噪声</w:t>
+      </w:r>
+      <w:r>
+        <w:rPr>
+          <w:rFonts w:ascii="微软雅黑" w:hAnsi="微软雅黑" w:eastAsia="微软雅黑"/>
+          <w:b w:val="0"/>
+          <w:i w:val="0"/>
+          <w:sz w:val="21"/>
+        </w:rPr>
+        <w:t xml:space="preserve"> —— §7.1 那个 </w:t>
+      </w:r>
+      <w:r>
+        <w:rPr>
+          <w:rFonts w:ascii="Consolas" w:hAnsi="Consolas" w:eastAsia="微软雅黑"/>
+          <w:b w:val="0"/>
+          <w:i w:val="0"/>
+          <w:color w:val="A03000"/>
+          <w:sz w:val="20"/>
+        </w:rPr>
+        <w:t>Common 17-1257</w:t>
+      </w:r>
+      <w:r>
+        <w:rPr>
+          <w:rFonts w:ascii="微软雅黑" w:hAnsi="微软雅黑" w:eastAsia="微软雅黑"/>
+          <w:b w:val="0"/>
+          <w:i w:val="0"/>
+          <w:sz w:val="21"/>
+        </w:rPr>
+        <w:t xml:space="preserve"> 就是"对产物无害、对流程致命"的反例。</w:t>
+      </w:r>
+    </w:p>
+    <w:p>
+      <w:pPr>
+        <w:spacing w:before="40" w:after="40"/>
+        <w:pBdr>
+          <w:bottom w:val="single" w:sz="6" w:space="1" w:color="CCCCCC"/>
+        </w:pBdr>
+      </w:pPr>
+    </w:p>
+    <w:p>
+      <w:r>
+        <w:br w:type="page"/>
+      </w:r>
+    </w:p>
+    <w:p>
+      <w:pPr>
+        <w:keepNext/>
+        <w:spacing w:before="120" w:after="160"/>
+      </w:pPr>
+      <w:r>
+        <w:rPr>
+          <w:rFonts w:ascii="微软雅黑" w:hAnsi="微软雅黑" w:eastAsia="微软雅黑"/>
+          <w:b/>
+          <w:i w:val="0"/>
+          <w:color w:val="0B3560"/>
+          <w:sz w:val="30"/>
+        </w:rPr>
+        <w:t>7. 附：本次排查留下的技术结论</w:t>
+      </w:r>
+    </w:p>
+    <w:p>
+      <w:pPr>
+        <w:keepNext/>
+        <w:spacing w:before="160" w:after="60"/>
+      </w:pPr>
+      <w:r>
+        <w:rPr>
+          <w:rFonts w:ascii="微软雅黑" w:hAnsi="微软雅黑" w:eastAsia="微软雅黑"/>
+          <w:b/>
+          <w:i w:val="0"/>
+          <w:color w:val="1F4E79"/>
+          <w:sz w:val="25"/>
+        </w:rPr>
+        <w:t>7.1 `Common 17-1257 / 17-354` —— 对产物无害，**对流程致命**</w:t>
+      </w:r>
+    </w:p>
+    <w:p>
+      <w:pPr>
+        <w:spacing w:after="80" w:line="276" w:lineRule="auto"/>
+      </w:pPr>
+      <w:r>
+        <w:rPr>
+          <w:rFonts w:ascii="微软雅黑" w:hAnsi="微软雅黑" w:eastAsia="微软雅黑"/>
+          <w:b/>
+          <w:i w:val="0"/>
+          <w:sz w:val="21"/>
+        </w:rPr>
+        <w:t>【已核实】</w:t>
+      </w:r>
+      <w:r>
+        <w:rPr>
+          <w:rFonts w:ascii="微软雅黑" w:hAnsi="微软雅黑" w:eastAsia="微软雅黑"/>
+          <w:b w:val="0"/>
+          <w:i w:val="0"/>
+          <w:sz w:val="21"/>
+        </w:rPr>
+        <w:t xml:space="preserve"> 只出现在两个 IP 的 OOC 综合日志，且都在</w:t>
+      </w:r>
+      <w:r>
+        <w:rPr>
+          <w:rFonts w:ascii="微软雅黑" w:hAnsi="微软雅黑" w:eastAsia="微软雅黑"/>
+          <w:b/>
+          <w:i w:val="0"/>
+          <w:sz w:val="21"/>
+        </w:rPr>
+        <w:t>同一次启动的同一时刻</w:t>
+      </w:r>
+      <w:r>
+        <w:rPr>
+          <w:rFonts w:ascii="微软雅黑" w:hAnsi="微软雅黑" w:eastAsia="微软雅黑"/>
+          <w:b w:val="0"/>
+          <w:i w:val="0"/>
+          <w:sz w:val="21"/>
+        </w:rPr>
+        <w:t>：</w:t>
+      </w:r>
+    </w:p>
+    <w:p>
+      <w:pPr>
+        <w:spacing w:before="20" w:after="0" w:line="240" w:lineRule="auto"/>
+        <w:ind w:left="283"/>
+        <w:pBdr>
+          <w:left w:val="single" w:sz="18" w:space="8" w:color="C0C0C0"/>
+        </w:pBdr>
+        <w:shd w:val="clear" w:color="auto" w:fill="F5F5F5"/>
+      </w:pPr>
+      <w:r>
+        <w:rPr>
+          <w:rFonts w:ascii="Consolas" w:hAnsi="Consolas" w:eastAsia="微软雅黑"/>
+          <w:b w:val="0"/>
+          <w:i w:val="0"/>
+          <w:color w:val="1A1A1A"/>
+          <w:sz w:val="18"/>
+        </w:rPr>
+        <w:t>runme.log:15  ERROR: [Common 17-1257] Failed to create directory 'C'.</w:t>
       </w:r>
     </w:p>
     <w:p>
@@ -19203,7 +17666,774 @@
           <w:color w:val="1A1A1A"/>
           <w:sz w:val="18"/>
         </w:rPr>
-        <w:t>cd &lt;仓库根&gt;/vivado</w:t>
+        <w:t>runme.log:16  source bd_video_dma_in_0.tcl -notrace        ← 它跑到这，没退出</w:t>
+      </w:r>
+    </w:p>
+    <w:p>
+      <w:pPr>
+        <w:spacing w:before="0" w:after="20" w:line="240" w:lineRule="auto"/>
+        <w:ind w:left="283"/>
+        <w:pBdr>
+          <w:left w:val="single" w:sz="18" w:space="8" w:color="C0C0C0"/>
+        </w:pBdr>
+        <w:shd w:val="clear" w:color="auto" w:fill="F5F5F5"/>
+      </w:pPr>
+      <w:r>
+        <w:rPr>
+          <w:rFonts w:ascii="Consolas" w:hAnsi="Consolas" w:eastAsia="微软雅黑"/>
+          <w:b w:val="0"/>
+          <w:i w:val="0"/>
+          <w:color w:val="1A1A1A"/>
+          <w:sz w:val="18"/>
+        </w:rPr>
+        <w:t>runme.log:17  create_project: Time (s): cpu = 00:00:11     ← 正常返回</w:t>
+      </w:r>
+    </w:p>
+    <w:p>
+      <w:pPr>
+        <w:spacing w:after="80" w:line="276" w:lineRule="auto"/>
+      </w:pPr>
+      <w:r>
+        <w:rPr>
+          <w:rFonts w:ascii="微软雅黑" w:hAnsi="微软雅黑" w:eastAsia="微软雅黑"/>
+          <w:b w:val="0"/>
+          <w:i w:val="0"/>
+          <w:sz w:val="21"/>
+        </w:rPr>
+        <w:t>证据链（</w:t>
+      </w:r>
+      <w:r>
+        <w:rPr>
+          <w:rFonts w:ascii="微软雅黑" w:hAnsi="微软雅黑" w:eastAsia="微软雅黑"/>
+          <w:b/>
+          <w:i w:val="0"/>
+          <w:sz w:val="21"/>
+        </w:rPr>
+        <w:t>产物层面确实无害</w:t>
+      </w:r>
+      <w:r>
+        <w:rPr>
+          <w:rFonts w:ascii="微软雅黑" w:hAnsi="微软雅黑" w:eastAsia="微软雅黑"/>
+          <w:b w:val="0"/>
+          <w:i w:val="0"/>
+          <w:sz w:val="21"/>
+        </w:rPr>
+        <w:t>）：</w:t>
+      </w:r>
+    </w:p>
+    <w:p>
+      <w:pPr>
+        <w:spacing w:after="40" w:line="276" w:lineRule="auto"/>
+        <w:ind w:left="425"/>
+      </w:pPr>
+      <w:r>
+        <w:rPr>
+          <w:rFonts w:ascii="微软雅黑" w:hAnsi="微软雅黑" w:eastAsia="微软雅黑"/>
+          <w:b/>
+          <w:i w:val="0"/>
+          <w:sz w:val="21"/>
+        </w:rPr>
+        <w:t xml:space="preserve">1. </w:t>
+      </w:r>
+      <w:r>
+        <w:rPr>
+          <w:rFonts w:ascii="Consolas" w:hAnsi="Consolas" w:eastAsia="微软雅黑"/>
+          <w:b w:val="0"/>
+          <w:i w:val="0"/>
+          <w:color w:val="A03000"/>
+          <w:sz w:val="20"/>
+        </w:rPr>
+        <w:t>source</w:t>
+      </w:r>
+      <w:r>
+        <w:rPr>
+          <w:rFonts w:ascii="微软雅黑" w:hAnsi="微软雅黑" w:eastAsia="微软雅黑"/>
+          <w:b w:val="0"/>
+          <w:i w:val="0"/>
+          <w:sz w:val="21"/>
+        </w:rPr>
+        <w:t xml:space="preserve"> 在</w:t>
+      </w:r>
+      <w:r>
+        <w:rPr>
+          <w:rFonts w:ascii="微软雅黑" w:hAnsi="微软雅黑" w:eastAsia="微软雅黑"/>
+          <w:b/>
+          <w:i w:val="0"/>
+          <w:sz w:val="21"/>
+        </w:rPr>
+        <w:t>第 3 行</w:t>
+      </w:r>
+      <w:r>
+        <w:rPr>
+          <w:rFonts w:ascii="微软雅黑" w:hAnsi="微软雅黑" w:eastAsia="微软雅黑"/>
+          <w:b w:val="0"/>
+          <w:i w:val="0"/>
+          <w:sz w:val="21"/>
+        </w:rPr>
+        <w:t>就执行了，报错在第 15 行 —— 说明它发生在 run 脚本</w:t>
+      </w:r>
+      <w:r>
+        <w:rPr>
+          <w:rFonts w:ascii="微软雅黑" w:hAnsi="微软雅黑" w:eastAsia="微软雅黑"/>
+          <w:b/>
+          <w:i w:val="0"/>
+          <w:sz w:val="21"/>
+        </w:rPr>
+        <w:t>之外</w:t>
+      </w:r>
+    </w:p>
+    <w:p>
+      <w:pPr>
+        <w:spacing w:after="40" w:line="276" w:lineRule="auto"/>
+        <w:ind w:left="425"/>
+      </w:pPr>
+      <w:r>
+        <w:rPr>
+          <w:rFonts w:ascii="微软雅黑" w:hAnsi="微软雅黑" w:eastAsia="微软雅黑"/>
+          <w:b/>
+          <w:i w:val="0"/>
+          <w:sz w:val="21"/>
+        </w:rPr>
+        <w:t xml:space="preserve">2. </w:t>
+      </w:r>
+      <w:r>
+        <w:rPr>
+          <w:rFonts w:ascii="微软雅黑" w:hAnsi="微软雅黑" w:eastAsia="微软雅黑"/>
+          <w:b w:val="0"/>
+          <w:i w:val="0"/>
+          <w:sz w:val="21"/>
+        </w:rPr>
+        <w:t xml:space="preserve">返回码 0，脚本继续跑完，末尾 </w:t>
+      </w:r>
+      <w:r>
+        <w:rPr>
+          <w:rFonts w:ascii="Consolas" w:hAnsi="Consolas" w:eastAsia="微软雅黑"/>
+          <w:b w:val="0"/>
+          <w:i w:val="0"/>
+          <w:color w:val="A03000"/>
+          <w:sz w:val="20"/>
+        </w:rPr>
+        <w:t>synth_design completed successfully</w:t>
+      </w:r>
+    </w:p>
+    <w:p>
+      <w:pPr>
+        <w:spacing w:after="40" w:line="276" w:lineRule="auto"/>
+        <w:ind w:left="425"/>
+      </w:pPr>
+      <w:r>
+        <w:rPr>
+          <w:rFonts w:ascii="微软雅黑" w:hAnsi="微软雅黑" w:eastAsia="微软雅黑"/>
+          <w:b/>
+          <w:i w:val="0"/>
+          <w:sz w:val="21"/>
+        </w:rPr>
+        <w:t xml:space="preserve">3. </w:t>
+      </w:r>
+      <w:r>
+        <w:rPr>
+          <w:rFonts w:ascii="微软雅黑" w:hAnsi="微软雅黑" w:eastAsia="微软雅黑"/>
+          <w:b w:val="0"/>
+          <w:i w:val="0"/>
+          <w:sz w:val="21"/>
+        </w:rPr>
+        <w:t>产物齐全（</w:t>
+      </w:r>
+      <w:r>
+        <w:rPr>
+          <w:rFonts w:ascii="Consolas" w:hAnsi="Consolas" w:eastAsia="微软雅黑"/>
+          <w:b w:val="0"/>
+          <w:i w:val="0"/>
+          <w:color w:val="A03000"/>
+          <w:sz w:val="20"/>
+        </w:rPr>
+        <w:t>.dcp</w:t>
+      </w:r>
+      <w:r>
+        <w:rPr>
+          <w:rFonts w:ascii="微软雅黑" w:hAnsi="微软雅黑" w:eastAsia="微软雅黑"/>
+          <w:b w:val="0"/>
+          <w:i w:val="0"/>
+          <w:sz w:val="21"/>
+        </w:rPr>
+        <w:t xml:space="preserve"> / </w:t>
+      </w:r>
+      <w:r>
+        <w:rPr>
+          <w:rFonts w:ascii="Consolas" w:hAnsi="Consolas" w:eastAsia="微软雅黑"/>
+          <w:b w:val="0"/>
+          <w:i w:val="0"/>
+          <w:color w:val="A03000"/>
+          <w:sz w:val="20"/>
+        </w:rPr>
+        <w:t>_sim_netlist.v</w:t>
+      </w:r>
+      <w:r>
+        <w:rPr>
+          <w:rFonts w:ascii="微软雅黑" w:hAnsi="微软雅黑" w:eastAsia="微软雅黑"/>
+          <w:b w:val="0"/>
+          <w:i w:val="0"/>
+          <w:sz w:val="21"/>
+        </w:rPr>
+        <w:t xml:space="preserve"> / </w:t>
+      </w:r>
+      <w:r>
+        <w:rPr>
+          <w:rFonts w:ascii="Consolas" w:hAnsi="Consolas" w:eastAsia="微软雅黑"/>
+          <w:b w:val="0"/>
+          <w:i w:val="0"/>
+          <w:color w:val="A03000"/>
+          <w:sz w:val="20"/>
+        </w:rPr>
+        <w:t>_stub.v</w:t>
+      </w:r>
+      <w:r>
+        <w:rPr>
+          <w:rFonts w:ascii="微软雅黑" w:hAnsi="微软雅黑" w:eastAsia="微软雅黑"/>
+          <w:b w:val="0"/>
+          <w:i w:val="0"/>
+          <w:sz w:val="21"/>
+        </w:rPr>
+        <w:t xml:space="preserve"> / </w:t>
+      </w:r>
+      <w:r>
+        <w:rPr>
+          <w:rFonts w:ascii="Consolas" w:hAnsi="Consolas" w:eastAsia="微软雅黑"/>
+          <w:b w:val="0"/>
+          <w:i w:val="0"/>
+          <w:color w:val="A03000"/>
+          <w:sz w:val="20"/>
+        </w:rPr>
+        <w:t>__synthesis_is_complete__</w:t>
+      </w:r>
+      <w:r>
+        <w:rPr>
+          <w:rFonts w:ascii="微软雅黑" w:hAnsi="微软雅黑" w:eastAsia="微软雅黑"/>
+          <w:b w:val="0"/>
+          <w:i w:val="0"/>
+          <w:sz w:val="21"/>
+        </w:rPr>
+        <w:t>）</w:t>
+      </w:r>
+    </w:p>
+    <w:p>
+      <w:pPr>
+        <w:spacing w:after="40" w:line="276" w:lineRule="auto"/>
+        <w:ind w:left="425"/>
+      </w:pPr>
+      <w:r>
+        <w:rPr>
+          <w:rFonts w:ascii="微软雅黑" w:hAnsi="微软雅黑" w:eastAsia="微软雅黑"/>
+          <w:b/>
+          <w:i w:val="0"/>
+          <w:sz w:val="21"/>
+        </w:rPr>
+        <w:t xml:space="preserve">4. </w:t>
+      </w:r>
+      <w:r>
+        <w:rPr>
+          <w:rFonts w:ascii="微软雅黑" w:hAnsi="微软雅黑" w:eastAsia="微软雅黑"/>
+          <w:b w:val="0"/>
+          <w:i w:val="0"/>
+          <w:sz w:val="21"/>
+        </w:rPr>
+        <w:t>每次运行只有 2–3 个 OOC run 中招，</w:t>
+      </w:r>
+      <w:r>
+        <w:rPr>
+          <w:rFonts w:ascii="微软雅黑" w:hAnsi="微软雅黑" w:eastAsia="微软雅黑"/>
+          <w:b/>
+          <w:i w:val="0"/>
+          <w:sz w:val="21"/>
+        </w:rPr>
+        <w:t>中招的也照样完成了</w:t>
+      </w:r>
+    </w:p>
+    <w:p>
+      <w:pPr>
+        <w:spacing w:after="80" w:line="276" w:lineRule="auto"/>
+      </w:pPr>
+      <w:r>
+        <w:rPr>
+          <w:rFonts w:ascii="微软雅黑" w:hAnsi="微软雅黑" w:eastAsia="微软雅黑"/>
+          <w:b/>
+          <w:i w:val="0"/>
+          <w:sz w:val="21"/>
+        </w:rPr>
+        <w:t>原因</w:t>
+      </w:r>
+      <w:r>
+        <w:rPr>
+          <w:rFonts w:ascii="微软雅黑" w:hAnsi="微软雅黑" w:eastAsia="微软雅黑"/>
+          <w:b w:val="0"/>
+          <w:i w:val="0"/>
+          <w:sz w:val="21"/>
+        </w:rPr>
+        <w:t xml:space="preserve">：一次性启动 16–22 个 OOC 综合，每个 Vivado 实例都要建一批临时目录—— </w:t>
+      </w:r>
+      <w:r>
+        <w:rPr>
+          <w:rFonts w:ascii="微软雅黑" w:hAnsi="微软雅黑" w:eastAsia="微软雅黑"/>
+          <w:b/>
+          <w:i w:val="0"/>
+          <w:sz w:val="21"/>
+        </w:rPr>
+        <w:t>并发建目录竞争 / 杀软-文件索引拦截</w:t>
+      </w:r>
+      <w:r>
+        <w:rPr>
+          <w:rFonts w:ascii="微软雅黑" w:hAnsi="微软雅黑" w:eastAsia="微软雅黑"/>
+          <w:b w:val="0"/>
+          <w:i w:val="0"/>
+          <w:sz w:val="21"/>
+        </w:rPr>
+        <w:t>的瞬时失败。重跑即成功。</w:t>
+      </w:r>
+    </w:p>
+    <w:p>
+      <w:pPr>
+        <w:spacing w:after="80" w:line="276" w:lineRule="auto"/>
+      </w:pPr>
+      <w:r>
+        <w:rPr>
+          <w:rFonts w:ascii="微软雅黑" w:hAnsi="微软雅黑" w:eastAsia="微软雅黑"/>
+          <w:b/>
+          <w:i w:val="0"/>
+          <w:sz w:val="21"/>
+        </w:rPr>
+        <w:t>已排除</w:t>
+      </w:r>
+      <w:r>
+        <w:rPr>
+          <w:rFonts w:ascii="微软雅黑" w:hAnsi="微软雅黑" w:eastAsia="微软雅黑"/>
+          <w:b w:val="0"/>
+          <w:i w:val="0"/>
+          <w:sz w:val="21"/>
+        </w:rPr>
+        <w:t>：</w:t>
+      </w:r>
+      <w:r>
+        <w:rPr>
+          <w:rFonts w:ascii="Consolas" w:hAnsi="Consolas" w:eastAsia="微软雅黑"/>
+          <w:b w:val="0"/>
+          <w:i w:val="0"/>
+          <w:color w:val="A03000"/>
+          <w:sz w:val="20"/>
+        </w:rPr>
+        <w:t>TEMP</w:t>
+      </w:r>
+      <w:r>
+        <w:rPr>
+          <w:rFonts w:ascii="微软雅黑" w:hAnsi="微软雅黑" w:eastAsia="微软雅黑"/>
+          <w:b w:val="0"/>
+          <w:i w:val="0"/>
+          <w:sz w:val="21"/>
+        </w:rPr>
+        <w:t>/</w:t>
+      </w:r>
+      <w:r>
+        <w:rPr>
+          <w:rFonts w:ascii="Consolas" w:hAnsi="Consolas" w:eastAsia="微软雅黑"/>
+          <w:b w:val="0"/>
+          <w:i w:val="0"/>
+          <w:color w:val="A03000"/>
+          <w:sz w:val="20"/>
+        </w:rPr>
+        <w:t>TMP</w:t>
+      </w:r>
+      <w:r>
+        <w:rPr>
+          <w:rFonts w:ascii="微软雅黑" w:hAnsi="微软雅黑" w:eastAsia="微软雅黑"/>
+          <w:b w:val="0"/>
+          <w:i w:val="0"/>
+          <w:sz w:val="21"/>
+        </w:rPr>
+        <w:t xml:space="preserve"> 正常（</w:t>
+      </w:r>
+      <w:r>
+        <w:rPr>
+          <w:rFonts w:ascii="Consolas" w:hAnsi="Consolas" w:eastAsia="微软雅黑"/>
+          <w:b w:val="0"/>
+          <w:i w:val="0"/>
+          <w:color w:val="A03000"/>
+          <w:sz w:val="20"/>
+        </w:rPr>
+        <w:t>(系统临时目录)</w:t>
+      </w:r>
+      <w:r>
+        <w:rPr>
+          <w:rFonts w:ascii="微软雅黑" w:hAnsi="微软雅黑" w:eastAsia="微软雅黑"/>
+          <w:b w:val="0"/>
+          <w:i w:val="0"/>
+          <w:sz w:val="21"/>
+        </w:rPr>
+        <w:t xml:space="preserve">）； 没有空环境变量会被展开成裸盘符；工程脚本里没有任何地方传过 </w:t>
+      </w:r>
+      <w:r>
+        <w:rPr>
+          <w:rFonts w:ascii="Consolas" w:hAnsi="Consolas" w:eastAsia="微软雅黑"/>
+          <w:b w:val="0"/>
+          <w:i w:val="0"/>
+          <w:color w:val="A03000"/>
+          <w:sz w:val="20"/>
+        </w:rPr>
+        <w:t>"C"</w:t>
+      </w:r>
+      <w:r>
+        <w:rPr>
+          <w:rFonts w:ascii="微软雅黑" w:hAnsi="微软雅黑" w:eastAsia="微软雅黑"/>
+          <w:b w:val="0"/>
+          <w:i w:val="0"/>
+          <w:sz w:val="21"/>
+        </w:rPr>
+        <w:t>。</w:t>
+      </w:r>
+    </w:p>
+    <w:p>
+      <w:pPr>
+        <w:keepNext/>
+        <w:spacing w:before="120" w:after="60"/>
+      </w:pPr>
+      <w:r>
+        <w:rPr>
+          <w:rFonts w:ascii="微软雅黑" w:hAnsi="微软雅黑" w:eastAsia="微软雅黑"/>
+          <w:b/>
+          <w:i w:val="0"/>
+          <w:color w:val="1F4E79"/>
+          <w:sz w:val="22"/>
+        </w:rPr>
+        <w:t>⚠⚠ 更正（2026-09-17，实测推翻初版结论）</w:t>
+      </w:r>
+    </w:p>
+    <w:p>
+      <w:pPr>
+        <w:spacing w:after="80" w:line="276" w:lineRule="auto"/>
+      </w:pPr>
+      <w:r>
+        <w:rPr>
+          <w:rFonts w:ascii="微软雅黑" w:hAnsi="微软雅黑" w:eastAsia="微软雅黑"/>
+          <w:b/>
+          <w:i w:val="0"/>
+          <w:sz w:val="21"/>
+        </w:rPr>
+        <w:t>初版本指南写的是"100% 无害，直接忽略"—— 那是错的。</w:t>
+      </w:r>
+    </w:p>
+    <w:p>
+      <w:pPr>
+        <w:spacing w:after="80" w:line="276" w:lineRule="auto"/>
+      </w:pPr>
+      <w:r>
+        <w:rPr>
+          <w:rFonts w:ascii="微软雅黑" w:hAnsi="微软雅黑" w:eastAsia="微软雅黑"/>
+          <w:b w:val="0"/>
+          <w:i w:val="0"/>
+          <w:sz w:val="21"/>
+        </w:rPr>
+        <w:t>它对</w:t>
+      </w:r>
+      <w:r>
+        <w:rPr>
+          <w:rFonts w:ascii="微软雅黑" w:hAnsi="微软雅黑" w:eastAsia="微软雅黑"/>
+          <w:b/>
+          <w:i w:val="0"/>
+          <w:sz w:val="21"/>
+        </w:rPr>
+        <w:t>产物</w:t>
+      </w:r>
+      <w:r>
+        <w:rPr>
+          <w:rFonts w:ascii="微软雅黑" w:hAnsi="微软雅黑" w:eastAsia="微软雅黑"/>
+          <w:b w:val="0"/>
+          <w:i w:val="0"/>
+          <w:sz w:val="21"/>
+        </w:rPr>
+        <w:t>无害，但对</w:t>
+      </w:r>
+      <w:r>
+        <w:rPr>
+          <w:rFonts w:ascii="微软雅黑" w:hAnsi="微软雅黑" w:eastAsia="微软雅黑"/>
+          <w:b/>
+          <w:i w:val="0"/>
+          <w:sz w:val="21"/>
+        </w:rPr>
+        <w:t>流程致命</w:t>
+      </w:r>
+      <w:r>
+        <w:rPr>
+          <w:rFonts w:ascii="微软雅黑" w:hAnsi="微软雅黑" w:eastAsia="微软雅黑"/>
+          <w:b w:val="0"/>
+          <w:i w:val="0"/>
+          <w:sz w:val="21"/>
+        </w:rPr>
+        <w:t>：</w:t>
+      </w:r>
+    </w:p>
+    <w:p>
+      <w:pPr>
+        <w:spacing w:before="20" w:after="0" w:line="240" w:lineRule="auto"/>
+        <w:ind w:left="283"/>
+        <w:pBdr>
+          <w:left w:val="single" w:sz="18" w:space="8" w:color="C0C0C0"/>
+        </w:pBdr>
+        <w:shd w:val="clear" w:color="auto" w:fill="F5F5F5"/>
+      </w:pPr>
+      <w:r>
+        <w:rPr>
+          <w:rFonts w:ascii="Consolas" w:hAnsi="Consolas" w:eastAsia="微软雅黑"/>
+          <w:b w:val="0"/>
+          <w:i w:val="0"/>
+          <w:color w:val="1A1A1A"/>
+          <w:sz w:val="18"/>
+        </w:rPr>
+        <w:t>ERROR: [Vivado 12-13638] Failed runs(s) : 'bd_video_ic_ctrl_imp_xbar_0_synth_1'</w:t>
+      </w:r>
+    </w:p>
+    <w:p>
+      <w:pPr>
+        <w:spacing w:before="0" w:after="20" w:line="240" w:lineRule="auto"/>
+        <w:ind w:left="283"/>
+        <w:pBdr>
+          <w:left w:val="single" w:sz="18" w:space="8" w:color="C0C0C0"/>
+        </w:pBdr>
+        <w:shd w:val="clear" w:color="auto" w:fill="F5F5F5"/>
+      </w:pPr>
+      <w:r>
+        <w:rPr>
+          <w:rFonts w:ascii="Consolas" w:hAnsi="Consolas" w:eastAsia="微软雅黑"/>
+          <w:b w:val="0"/>
+          <w:i w:val="0"/>
+          <w:color w:val="1A1A1A"/>
+          <w:sz w:val="18"/>
+        </w:rPr>
+        <w:t>ERROR: [Common 17-39] 'wait_on_runs' failed due to earlier errors.   ← 脚本在此中断</w:t>
+      </w:r>
+    </w:p>
+    <w:p>
+      <w:pPr>
+        <w:spacing w:after="80" w:line="276" w:lineRule="auto"/>
+      </w:pPr>
+      <w:r>
+        <w:rPr>
+          <w:rFonts w:ascii="微软雅黑" w:hAnsi="微软雅黑" w:eastAsia="微软雅黑"/>
+          <w:b w:val="0"/>
+          <w:i w:val="0"/>
+          <w:sz w:val="21"/>
+        </w:rPr>
+        <w:t>Vivado 会把这个瞬时失败</w:t>
+      </w:r>
+      <w:r>
+        <w:rPr>
+          <w:rFonts w:ascii="微软雅黑" w:hAnsi="微软雅黑" w:eastAsia="微软雅黑"/>
+          <w:b/>
+          <w:i w:val="0"/>
+          <w:sz w:val="21"/>
+        </w:rPr>
+        <w:t>判定成 run 失败</w:t>
+      </w:r>
+      <w:r>
+        <w:rPr>
+          <w:rFonts w:ascii="微软雅黑" w:hAnsi="微软雅黑" w:eastAsia="微软雅黑"/>
+          <w:b w:val="0"/>
+          <w:i w:val="0"/>
+          <w:sz w:val="21"/>
+        </w:rPr>
+        <w:t xml:space="preserve">，于是 </w:t>
+      </w:r>
+      <w:r>
+        <w:rPr>
+          <w:rFonts w:ascii="Consolas" w:hAnsi="Consolas" w:eastAsia="微软雅黑"/>
+          <w:b w:val="0"/>
+          <w:i w:val="0"/>
+          <w:color w:val="A03000"/>
+          <w:sz w:val="20"/>
+        </w:rPr>
+        <w:t>wait_on_run</w:t>
+      </w:r>
+      <w:r>
+        <w:rPr>
+          <w:rFonts w:ascii="微软雅黑" w:hAnsi="微软雅黑" w:eastAsia="微软雅黑"/>
+          <w:b w:val="0"/>
+          <w:i w:val="0"/>
+          <w:sz w:val="21"/>
+        </w:rPr>
+        <w:t xml:space="preserve"> </w:t>
+      </w:r>
+      <w:r>
+        <w:rPr>
+          <w:rFonts w:ascii="微软雅黑" w:hAnsi="微软雅黑" w:eastAsia="微软雅黑"/>
+          <w:b/>
+          <w:i w:val="0"/>
+          <w:sz w:val="21"/>
+        </w:rPr>
+        <w:t>直接抛错返回</w:t>
+      </w:r>
+      <w:r>
+        <w:rPr>
+          <w:rFonts w:ascii="微软雅黑" w:hAnsi="微软雅黑" w:eastAsia="微软雅黑"/>
+          <w:b w:val="0"/>
+          <w:i w:val="0"/>
+          <w:sz w:val="21"/>
+        </w:rPr>
+        <w:t xml:space="preserve">， 脚本中断 —— </w:t>
+      </w:r>
+      <w:r>
+        <w:rPr>
+          <w:rFonts w:ascii="微软雅黑" w:hAnsi="微软雅黑" w:eastAsia="微软雅黑"/>
+          <w:b/>
+          <w:i w:val="0"/>
+          <w:sz w:val="21"/>
+        </w:rPr>
+        <w:t>XSA 导出和资源报告根本没执行到</w:t>
+      </w:r>
+      <w:r>
+        <w:rPr>
+          <w:rFonts w:ascii="微软雅黑" w:hAnsi="微软雅黑" w:eastAsia="微软雅黑"/>
+          <w:b w:val="0"/>
+          <w:i w:val="0"/>
+          <w:sz w:val="21"/>
+        </w:rPr>
+        <w:t xml:space="preserve">。 2026-09-17 实际发生过：比特流成功生成了，但没有 </w:t>
+      </w:r>
+      <w:r>
+        <w:rPr>
+          <w:rFonts w:ascii="Consolas" w:hAnsi="Consolas" w:eastAsia="微软雅黑"/>
+          <w:b w:val="0"/>
+          <w:i w:val="0"/>
+          <w:color w:val="A03000"/>
+          <w:sz w:val="20"/>
+        </w:rPr>
+        <w:t>.xsa</w:t>
+      </w:r>
+      <w:r>
+        <w:rPr>
+          <w:rFonts w:ascii="微软雅黑" w:hAnsi="微软雅黑" w:eastAsia="微软雅黑"/>
+          <w:b w:val="0"/>
+          <w:i w:val="0"/>
+          <w:sz w:val="21"/>
+        </w:rPr>
+        <w:t>。</w:t>
+      </w:r>
+    </w:p>
+    <w:p>
+      <w:pPr>
+        <w:spacing w:after="80" w:line="276" w:lineRule="auto"/>
+      </w:pPr>
+      <w:r>
+        <w:rPr>
+          <w:rFonts w:ascii="微软雅黑" w:hAnsi="微软雅黑" w:eastAsia="微软雅黑"/>
+          <w:b/>
+          <w:i w:val="0"/>
+          <w:sz w:val="21"/>
+        </w:rPr>
+        <w:t>初版为什么误判</w:t>
+      </w:r>
+      <w:r>
+        <w:rPr>
+          <w:rFonts w:ascii="微软雅黑" w:hAnsi="微软雅黑" w:eastAsia="微软雅黑"/>
+          <w:b w:val="0"/>
+          <w:i w:val="0"/>
+          <w:sz w:val="21"/>
+        </w:rPr>
+        <w:t xml:space="preserve">：当时的依据是"产物齐全 + 返回码 0"， </w:t>
+      </w:r>
+      <w:r>
+        <w:rPr>
+          <w:rFonts w:ascii="微软雅黑" w:hAnsi="微软雅黑" w:eastAsia="微软雅黑"/>
+          <w:b/>
+          <w:i w:val="0"/>
+          <w:sz w:val="21"/>
+        </w:rPr>
+        <w:t>没有考虑它对上层批处理流程的影响</w:t>
+      </w:r>
+      <w:r>
+        <w:rPr>
+          <w:rFonts w:ascii="微软雅黑" w:hAnsi="微软雅黑" w:eastAsia="微软雅黑"/>
+          <w:b w:val="0"/>
+          <w:i w:val="0"/>
+          <w:sz w:val="21"/>
+        </w:rPr>
+        <w:t>。 教训：一个错误"是不是无害"，要看</w:t>
+      </w:r>
+      <w:r>
+        <w:rPr>
+          <w:rFonts w:ascii="微软雅黑" w:hAnsi="微软雅黑" w:eastAsia="微软雅黑"/>
+          <w:b/>
+          <w:i w:val="0"/>
+          <w:sz w:val="21"/>
+        </w:rPr>
+        <w:t>谁在消费它的后果</w:t>
+      </w:r>
+      <w:r>
+        <w:rPr>
+          <w:rFonts w:ascii="微软雅黑" w:hAnsi="微软雅黑" w:eastAsia="微软雅黑"/>
+          <w:b w:val="0"/>
+          <w:i w:val="0"/>
+          <w:sz w:val="21"/>
+        </w:rPr>
+        <w:t>，不能只看直接产物。</w:t>
+      </w:r>
+    </w:p>
+    <w:p>
+      <w:pPr>
+        <w:spacing w:after="80" w:line="276" w:lineRule="auto"/>
+      </w:pPr>
+      <w:r>
+        <w:rPr>
+          <w:rFonts w:ascii="微软雅黑" w:hAnsi="微软雅黑" w:eastAsia="微软雅黑"/>
+          <w:b/>
+          <w:i w:val="0"/>
+          <w:sz w:val="21"/>
+        </w:rPr>
+        <w:t>现在的处理</w:t>
+      </w:r>
+      <w:r>
+        <w:rPr>
+          <w:rFonts w:ascii="微软雅黑" w:hAnsi="微软雅黑" w:eastAsia="微软雅黑"/>
+          <w:b w:val="0"/>
+          <w:i w:val="0"/>
+          <w:sz w:val="21"/>
+        </w:rPr>
+        <w:t>（</w:t>
+      </w:r>
+      <w:r>
+        <w:rPr>
+          <w:rFonts w:ascii="Consolas" w:hAnsi="Consolas" w:eastAsia="微软雅黑"/>
+          <w:b w:val="0"/>
+          <w:i w:val="0"/>
+          <w:color w:val="A03000"/>
+          <w:sz w:val="20"/>
+        </w:rPr>
+        <w:t>create_project.tcl</w:t>
+      </w:r>
+      <w:r>
+        <w:rPr>
+          <w:rFonts w:ascii="微软雅黑" w:hAnsi="微软雅黑" w:eastAsia="微软雅黑"/>
+          <w:b w:val="0"/>
+          <w:i w:val="0"/>
+          <w:sz w:val="21"/>
+        </w:rPr>
+        <w:t xml:space="preserve"> 里）：</w:t>
+      </w:r>
+    </w:p>
+    <w:p>
+      <w:pPr>
+        <w:spacing w:before="20" w:after="0" w:line="240" w:lineRule="auto"/>
+        <w:ind w:left="283"/>
+        <w:pBdr>
+          <w:left w:val="single" w:sz="18" w:space="8" w:color="C0C0C0"/>
+        </w:pBdr>
+        <w:shd w:val="clear" w:color="auto" w:fill="F5F5F5"/>
+      </w:pPr>
+      <w:r>
+        <w:rPr>
+          <w:rFonts w:ascii="Consolas" w:hAnsi="Consolas" w:eastAsia="微软雅黑"/>
+          <w:b w:val="0"/>
+          <w:i w:val="0"/>
+          <w:color w:val="1A1A1A"/>
+          <w:sz w:val="18"/>
+        </w:rPr>
+        <w:t>proc run_with_retry {run_name launch_args {max_attempts 3}} {</w:t>
       </w:r>
     </w:p>
     <w:p>
@@ -19223,7 +18453,7 @@
           <w:color w:val="1A1A1A"/>
           <w:sz w:val="18"/>
         </w:rPr>
-        <w:t>vivado -mode batch -source create_project.tcl</w:t>
+        <w:t xml:space="preserve">    for {set attempt 1} {$attempt &lt;= $max_attempts} {incr attempt} {</w:t>
       </w:r>
     </w:p>
     <w:p>
@@ -19243,7 +18473,7 @@
           <w:color w:val="1A1A1A"/>
           <w:sz w:val="18"/>
         </w:rPr>
-        <w:t>#   只看 DDR 断言过没过：</w:t>
+        <w:t xml:space="preserve">        if {$attempt &gt; 1} { catch {reset_run -quiet $run_name} }   ;# ← 关键</w:t>
       </w:r>
     </w:p>
     <w:p>
@@ -19263,7 +18493,7 @@
           <w:color w:val="1A1A1A"/>
           <w:sz w:val="18"/>
         </w:rPr>
-        <w:t>#     &gt;&gt;&gt; DDR 断言通过 (MT41K256M16 RE-125)</w:t>
+        <w:t xml:space="preserve">        catch {launch_runs $run_name -jobs 8 {*}$launch_args}</w:t>
       </w:r>
     </w:p>
     <w:p>
@@ -19283,7 +18513,7 @@
           <w:color w:val="1A1A1A"/>
           <w:sz w:val="18"/>
         </w:rPr>
-        <w:t xml:space="preserve"> </w:t>
+        <w:t xml:space="preserve">        catch {wait_on_run $run_name}</w:t>
       </w:r>
     </w:p>
     <w:p>
@@ -19303,7 +18533,7 @@
           <w:color w:val="1A1A1A"/>
           <w:sz w:val="18"/>
         </w:rPr>
-        <w:t># ---- 只检查 BD 是否合法（约 1 分钟，不跑综合）----</w:t>
+        <w:t xml:space="preserve">        ...</w:t>
       </w:r>
     </w:p>
     <w:p>
@@ -19323,7 +18553,116 @@
           <w:color w:val="1A1A1A"/>
           <w:sz w:val="18"/>
         </w:rPr>
-        <w:t>vivado -mode batch -source create_project.tcl -tclargs --synth 0</w:t>
+        <w:t xml:space="preserve">    }</w:t>
+      </w:r>
+    </w:p>
+    <w:p>
+      <w:pPr>
+        <w:spacing w:before="0" w:after="20" w:line="240" w:lineRule="auto"/>
+        <w:ind w:left="283"/>
+        <w:pBdr>
+          <w:left w:val="single" w:sz="18" w:space="8" w:color="C0C0C0"/>
+        </w:pBdr>
+        <w:shd w:val="clear" w:color="auto" w:fill="F5F5F5"/>
+      </w:pPr>
+      <w:r>
+        <w:rPr>
+          <w:rFonts w:ascii="Consolas" w:hAnsi="Consolas" w:eastAsia="微软雅黑"/>
+          <w:b w:val="0"/>
+          <w:i w:val="0"/>
+          <w:color w:val="1A1A1A"/>
+          <w:sz w:val="18"/>
+        </w:rPr>
+        <w:t>}</w:t>
+      </w:r>
+    </w:p>
+    <w:p>
+      <w:pPr>
+        <w:spacing w:after="80" w:line="276" w:lineRule="auto"/>
+      </w:pPr>
+      <w:r>
+        <w:rPr>
+          <w:rFonts w:ascii="微软雅黑" w:hAnsi="微软雅黑" w:eastAsia="微软雅黑"/>
+          <w:b w:val="0"/>
+          <w:i w:val="0"/>
+          <w:sz w:val="21"/>
+        </w:rPr>
+        <w:t xml:space="preserve">⚠ </w:t>
+      </w:r>
+      <w:r>
+        <w:rPr>
+          <w:rFonts w:ascii="微软雅黑" w:hAnsi="微软雅黑" w:eastAsia="微软雅黑"/>
+          <w:b/>
+          <w:i w:val="0"/>
+          <w:sz w:val="21"/>
+        </w:rPr>
+        <w:t>`reset_run` 是必需的，漏了就变成"假重试"</w:t>
+      </w:r>
+      <w:r>
+        <w:rPr>
+          <w:rFonts w:ascii="微软雅黑" w:hAnsi="微软雅黑" w:eastAsia="微软雅黑"/>
+          <w:b w:val="0"/>
+          <w:i w:val="0"/>
+          <w:sz w:val="21"/>
+        </w:rPr>
+        <w:t xml:space="preserve">： </w:t>
+      </w:r>
+      <w:r>
+        <w:rPr>
+          <w:rFonts w:ascii="Consolas" w:hAnsi="Consolas" w:eastAsia="微软雅黑"/>
+          <w:b w:val="0"/>
+          <w:i w:val="0"/>
+          <w:color w:val="A03000"/>
+          <w:sz w:val="20"/>
+        </w:rPr>
+        <w:t>launch_runs</w:t>
+      </w:r>
+      <w:r>
+        <w:rPr>
+          <w:rFonts w:ascii="微软雅黑" w:hAnsi="微软雅黑" w:eastAsia="微软雅黑"/>
+          <w:b w:val="0"/>
+          <w:i w:val="0"/>
+          <w:sz w:val="21"/>
+        </w:rPr>
+        <w:t xml:space="preserve"> 对</w:t>
+      </w:r>
+      <w:r>
+        <w:rPr>
+          <w:rFonts w:ascii="微软雅黑" w:hAnsi="微软雅黑" w:eastAsia="微软雅黑"/>
+          <w:b/>
+          <w:i w:val="0"/>
+          <w:sz w:val="21"/>
+        </w:rPr>
+        <w:t>已经失败的 run 不做任何事</w:t>
+      </w:r>
+      <w:r>
+        <w:rPr>
+          <w:rFonts w:ascii="微软雅黑" w:hAnsi="微软雅黑" w:eastAsia="微软雅黑"/>
+          <w:b w:val="0"/>
+          <w:i w:val="0"/>
+          <w:sz w:val="21"/>
+        </w:rPr>
+        <w:t>（它认为"跑过了"）。 实测日志：</w:t>
+      </w:r>
+    </w:p>
+    <w:p>
+      <w:pPr>
+        <w:spacing w:before="20" w:after="0" w:line="240" w:lineRule="auto"/>
+        <w:ind w:left="283"/>
+        <w:pBdr>
+          <w:left w:val="single" w:sz="18" w:space="8" w:color="C0C0C0"/>
+        </w:pBdr>
+        <w:shd w:val="clear" w:color="auto" w:fill="F5F5F5"/>
+      </w:pPr>
+      <w:r>
+        <w:rPr>
+          <w:rFonts w:ascii="Consolas" w:hAnsi="Consolas" w:eastAsia="微软雅黑"/>
+          <w:b w:val="0"/>
+          <w:i w:val="0"/>
+          <w:color w:val="1A1A1A"/>
+          <w:sz w:val="18"/>
+        </w:rPr>
+        <w:t>&gt;&gt;&gt; synth_1 进度 0% —— 第 1 次未完成</w:t>
       </w:r>
     </w:p>
     <w:p>
@@ -19343,7 +18682,7 @@
           <w:color w:val="1A1A1A"/>
           <w:sz w:val="18"/>
         </w:rPr>
-        <w:t xml:space="preserve"> </w:t>
+        <w:t>&gt;&gt;&gt; 重试...</w:t>
       </w:r>
     </w:p>
     <w:p>
@@ -19363,7 +18702,7 @@
           <w:color w:val="1A1A1A"/>
           <w:sz w:val="18"/>
         </w:rPr>
-        <w:t># ---- 没板子也能跑的自检 ----</w:t>
+        <w:t>[21:38:34] Waiting for synth_1 to finish...</w:t>
       </w:r>
     </w:p>
     <w:p>
@@ -19383,107 +18722,7 @@
           <w:color w:val="1A1A1A"/>
           <w:sz w:val="18"/>
         </w:rPr>
-        <w:t>bash rtl/run_iverilog.sh              # 判定：*** TB PASSED ***（finished 不算）</w:t>
-      </w:r>
-    </w:p>
-    <w:p>
-      <w:pPr>
-        <w:spacing w:before="0" w:after="0" w:line="240" w:lineRule="auto"/>
-        <w:ind w:left="283"/>
-        <w:pBdr>
-          <w:left w:val="single" w:sz="18" w:space="8" w:color="C0C0C0"/>
-        </w:pBdr>
-        <w:shd w:val="clear" w:color="auto" w:fill="F5F5F5"/>
-      </w:pPr>
-      <w:r>
-        <w:rPr>
-          <w:rFonts w:ascii="Consolas" w:hAnsi="Consolas" w:eastAsia="微软雅黑"/>
-          <w:b w:val="0"/>
-          <w:i w:val="0"/>
-          <w:color w:val="1A1A1A"/>
-          <w:sz w:val="18"/>
-        </w:rPr>
-        <w:t>bash sw/build_preproc_sim.sh          # 判定：*** PREPROC DRIVER SIM PASSED ***</w:t>
-      </w:r>
-    </w:p>
-    <w:p>
-      <w:pPr>
-        <w:spacing w:before="0" w:after="0" w:line="240" w:lineRule="auto"/>
-        <w:ind w:left="283"/>
-        <w:pBdr>
-          <w:left w:val="single" w:sz="18" w:space="8" w:color="C0C0C0"/>
-        </w:pBdr>
-        <w:shd w:val="clear" w:color="auto" w:fill="F5F5F5"/>
-      </w:pPr>
-      <w:r>
-        <w:rPr>
-          <w:rFonts w:ascii="Consolas" w:hAnsi="Consolas" w:eastAsia="微软雅黑"/>
-          <w:b w:val="0"/>
-          <w:i w:val="0"/>
-          <w:color w:val="1A1A1A"/>
-          <w:sz w:val="18"/>
-        </w:rPr>
-        <w:t xml:space="preserve"> </w:t>
-      </w:r>
-    </w:p>
-    <w:p>
-      <w:pPr>
-        <w:spacing w:before="0" w:after="0" w:line="240" w:lineRule="auto"/>
-        <w:ind w:left="283"/>
-        <w:pBdr>
-          <w:left w:val="single" w:sz="18" w:space="8" w:color="C0C0C0"/>
-        </w:pBdr>
-        <w:shd w:val="clear" w:color="auto" w:fill="F5F5F5"/>
-      </w:pPr>
-      <w:r>
-        <w:rPr>
-          <w:rFonts w:ascii="Consolas" w:hAnsi="Consolas" w:eastAsia="微软雅黑"/>
-          <w:b w:val="0"/>
-          <w:i w:val="0"/>
-          <w:color w:val="1A1A1A"/>
-          <w:sz w:val="18"/>
-        </w:rPr>
-        <w:t># ---- PC 侧数据处理 ----</w:t>
-      </w:r>
-    </w:p>
-    <w:p>
-      <w:pPr>
-        <w:spacing w:before="0" w:after="0" w:line="240" w:lineRule="auto"/>
-        <w:ind w:left="283"/>
-        <w:pBdr>
-          <w:left w:val="single" w:sz="18" w:space="8" w:color="C0C0C0"/>
-        </w:pBdr>
-        <w:shd w:val="clear" w:color="auto" w:fill="F5F5F5"/>
-      </w:pPr>
-      <w:r>
-        <w:rPr>
-          <w:rFonts w:ascii="Consolas" w:hAnsi="Consolas" w:eastAsia="微软雅黑"/>
-          <w:b w:val="0"/>
-          <w:i w:val="0"/>
-          <w:color w:val="1A1A1A"/>
-          <w:sz w:val="18"/>
-        </w:rPr>
-        <w:t>python host/dump_frame.py stats board.bin</w:t>
-      </w:r>
-    </w:p>
-    <w:p>
-      <w:pPr>
-        <w:spacing w:before="0" w:after="0" w:line="240" w:lineRule="auto"/>
-        <w:ind w:left="283"/>
-        <w:pBdr>
-          <w:left w:val="single" w:sz="18" w:space="8" w:color="C0C0C0"/>
-        </w:pBdr>
-        <w:shd w:val="clear" w:color="auto" w:fill="F5F5F5"/>
-      </w:pPr>
-      <w:r>
-        <w:rPr>
-          <w:rFonts w:ascii="Consolas" w:hAnsi="Consolas" w:eastAsia="微软雅黑"/>
-          <w:b w:val="0"/>
-          <w:i w:val="0"/>
-          <w:color w:val="1A1A1A"/>
-          <w:sz w:val="18"/>
-        </w:rPr>
-        <w:t>python host/dump_frame.py compare board.bin golden.bin</w:t>
+        <w:t>[21:38:34] synth_1 finished        ← 同一秒返回，根本没跑</w:t>
       </w:r>
     </w:p>
     <w:p>
@@ -19503,129 +18742,236 @@
           <w:color w:val="1A1A1A"/>
           <w:sz w:val="18"/>
         </w:rPr>
-        <w:t>python host/dump_frame.py show board.bin --side-by-side golden.bin --png cmp.png</w:t>
+        <w:t>&gt;&gt;&gt; synth_1 进度 0% —— 第 2 次未完成</w:t>
       </w:r>
     </w:p>
     <w:p>
       <w:pPr>
-        <w:spacing w:before="100" w:after="60"/>
-        <w:shd w:val="clear" w:color="auto" w:fill="E2EFDA"/>
-      </w:pPr>
-      <w:r>
-        <w:rPr>
-          <w:rFonts w:ascii="微软雅黑" w:hAnsi="微软雅黑" w:eastAsia="微软雅黑"/>
-          <w:b/>
-          <w:i w:val="0"/>
-          <w:color w:val="375A1E"/>
+        <w:spacing w:after="80" w:line="276" w:lineRule="auto"/>
+      </w:pPr>
+      <w:r>
+        <w:rPr>
+          <w:rFonts w:ascii="微软雅黑" w:hAnsi="微软雅黑" w:eastAsia="微软雅黑"/>
+          <w:b w:val="0"/>
+          <w:i w:val="0"/>
+          <w:sz w:val="21"/>
+        </w:rPr>
+        <w:t xml:space="preserve">先 </w:t>
+      </w:r>
+      <w:r>
+        <w:rPr>
+          <w:rFonts w:ascii="Consolas" w:hAnsi="Consolas" w:eastAsia="微软雅黑"/>
+          <w:b w:val="0"/>
+          <w:i w:val="0"/>
+          <w:color w:val="A03000"/>
           <w:sz w:val="20"/>
         </w:rPr>
-        <w:t xml:space="preserve">  【终端：PYNQ · Jupyter 或串口】  </w:t>
+        <w:t>reset_run</w:t>
+      </w:r>
+      <w:r>
+        <w:rPr>
+          <w:rFonts w:ascii="微软雅黑" w:hAnsi="微软雅黑" w:eastAsia="微软雅黑"/>
+          <w:b w:val="0"/>
+          <w:i w:val="0"/>
+          <w:sz w:val="21"/>
+        </w:rPr>
+        <w:t xml:space="preserve"> 清掉失败状态，</w:t>
+      </w:r>
+      <w:r>
+        <w:rPr>
+          <w:rFonts w:ascii="Consolas" w:hAnsi="Consolas" w:eastAsia="微软雅黑"/>
+          <w:b w:val="0"/>
+          <w:i w:val="0"/>
+          <w:color w:val="A03000"/>
+          <w:sz w:val="20"/>
+        </w:rPr>
+        <w:t>launch_runs</w:t>
+      </w:r>
+      <w:r>
+        <w:rPr>
+          <w:rFonts w:ascii="微软雅黑" w:hAnsi="微软雅黑" w:eastAsia="微软雅黑"/>
+          <w:b w:val="0"/>
+          <w:i w:val="0"/>
+          <w:sz w:val="21"/>
+        </w:rPr>
+        <w:t xml:space="preserve"> 才会真正执行。 （已完成的子 run 不受影响，只有失败的需要重跑。）</w:t>
       </w:r>
     </w:p>
     <w:p>
       <w:pPr>
-        <w:spacing w:before="20" w:after="0" w:line="240" w:lineRule="auto"/>
-        <w:ind w:left="283"/>
+        <w:spacing w:before="40" w:after="40"/>
         <w:pBdr>
-          <w:left w:val="single" w:sz="18" w:space="8" w:color="C0C0C0"/>
+          <w:bottom w:val="single" w:sz="6" w:space="1" w:color="CCCCCC"/>
         </w:pBdr>
-        <w:shd w:val="clear" w:color="auto" w:fill="F5F5F5"/>
-      </w:pPr>
-      <w:r>
-        <w:rPr>
-          <w:rFonts w:ascii="Consolas" w:hAnsi="Consolas" w:eastAsia="微软雅黑"/>
-          <w:b w:val="0"/>
-          <w:i w:val="0"/>
-          <w:color w:val="1A1A1A"/>
-          <w:sz w:val="18"/>
-        </w:rPr>
-        <w:t># ---- 板上 PYNQ ----</w:t>
-      </w:r>
+      </w:pPr>
     </w:p>
     <w:p>
       <w:pPr>
-        <w:spacing w:before="0" w:after="0" w:line="240" w:lineRule="auto"/>
-        <w:ind w:left="283"/>
-        <w:pBdr>
-          <w:left w:val="single" w:sz="18" w:space="8" w:color="C0C0C0"/>
-        </w:pBdr>
-        <w:shd w:val="clear" w:color="auto" w:fill="F5F5F5"/>
-      </w:pPr>
-      <w:r>
-        <w:rPr>
-          <w:rFonts w:ascii="Consolas" w:hAnsi="Consolas" w:eastAsia="微软雅黑"/>
-          <w:b w:val="0"/>
-          <w:i w:val="0"/>
-          <w:color w:val="1A1A1A"/>
-          <w:sz w:val="18"/>
-        </w:rPr>
-        <w:t>from pynq import Overlay, allocate</w:t>
+        <w:keepNext/>
+        <w:spacing w:before="160" w:after="60"/>
+      </w:pPr>
+      <w:r>
+        <w:rPr>
+          <w:rFonts w:ascii="微软雅黑" w:hAnsi="微软雅黑" w:eastAsia="微软雅黑"/>
+          <w:b/>
+          <w:i w:val="0"/>
+          <w:color w:val="1F4E79"/>
+          <w:sz w:val="25"/>
+        </w:rPr>
+        <w:t>7.2 `Netlist 29-160` —— 无害，但掩盖了一个真问题</w:t>
       </w:r>
     </w:p>
     <w:p>
       <w:pPr>
-        <w:spacing w:before="0" w:after="0" w:line="240" w:lineRule="auto"/>
-        <w:ind w:left="283"/>
-        <w:pBdr>
-          <w:left w:val="single" w:sz="18" w:space="8" w:color="C0C0C0"/>
-        </w:pBdr>
-        <w:shd w:val="clear" w:color="auto" w:fill="F5F5F5"/>
-      </w:pPr>
-      <w:r>
-        <w:rPr>
-          <w:rFonts w:ascii="Consolas" w:hAnsi="Consolas" w:eastAsia="微软雅黑"/>
-          <w:b w:val="0"/>
-          <w:i w:val="0"/>
-          <w:color w:val="1A1A1A"/>
-          <w:sz w:val="18"/>
-        </w:rPr>
-        <w:t>ol = Overlay("gesture_system.bit", ignore_version=True)</w:t>
+        <w:spacing w:after="80" w:line="276" w:lineRule="auto"/>
+      </w:pPr>
+      <w:r>
+        <w:rPr>
+          <w:rFonts w:ascii="微软雅黑" w:hAnsi="微软雅黑" w:eastAsia="微软雅黑"/>
+          <w:b/>
+          <w:i w:val="0"/>
+          <w:sz w:val="21"/>
+        </w:rPr>
+        <w:t>【已核实】</w:t>
       </w:r>
     </w:p>
     <w:p>
       <w:pPr>
-        <w:spacing w:before="0" w:after="0" w:line="240" w:lineRule="auto"/>
-        <w:ind w:left="283"/>
-        <w:pBdr>
-          <w:left w:val="single" w:sz="18" w:space="8" w:color="C0C0C0"/>
-        </w:pBdr>
-        <w:shd w:val="clear" w:color="auto" w:fill="F5F5F5"/>
-      </w:pPr>
+        <w:spacing w:after="40" w:line="276" w:lineRule="auto"/>
+        <w:ind w:left="425"/>
+      </w:pPr>
+      <w:r>
+        <w:rPr>
+          <w:rFonts w:ascii="微软雅黑" w:hAnsi="微软雅黑" w:eastAsia="微软雅黑"/>
+          <w:b w:val="0"/>
+          <w:i w:val="0"/>
+          <w:sz w:val="21"/>
+        </w:rPr>
+        <w:t xml:space="preserve">• </w:t>
+      </w:r>
+      <w:r>
+        <w:rPr>
+          <w:rFonts w:ascii="微软雅黑" w:hAnsi="微软雅黑" w:eastAsia="微软雅黑"/>
+          <w:b w:val="0"/>
+          <w:i w:val="0"/>
+          <w:sz w:val="21"/>
+        </w:rPr>
+        <w:t xml:space="preserve">报错行 </w:t>
+      </w:r>
       <w:r>
         <w:rPr>
           <w:rFonts w:ascii="Consolas" w:hAnsi="Consolas" w:eastAsia="微软雅黑"/>
           <w:b w:val="0"/>
           <w:i w:val="0"/>
-          <w:color w:val="1A1A1A"/>
-          <w:sz w:val="18"/>
-        </w:rPr>
-        <w:t>print(sorted(ol.ip_dict.keys()))</w:t>
+          <w:color w:val="A03000"/>
+          <w:sz w:val="20"/>
+        </w:rPr>
+        <w:t>bd_video_ps7_0.xdc:29</w:t>
+      </w:r>
+      <w:r>
+        <w:rPr>
+          <w:rFonts w:ascii="微软雅黑" w:hAnsi="微软雅黑" w:eastAsia="微软雅黑"/>
+          <w:b w:val="0"/>
+          <w:i w:val="0"/>
+          <w:sz w:val="21"/>
+        </w:rPr>
+        <w:t xml:space="preserve"> 是 </w:t>
+      </w:r>
+      <w:r>
+        <w:rPr>
+          <w:rFonts w:ascii="Consolas" w:hAnsi="Consolas" w:eastAsia="微软雅黑"/>
+          <w:b w:val="0"/>
+          <w:i w:val="0"/>
+          <w:color w:val="A03000"/>
+          <w:sz w:val="20"/>
+        </w:rPr>
+        <w:t>set_property iostandard "SSTL15_T_DCI" [get_ports "DDR_VRP"]</w:t>
       </w:r>
     </w:p>
     <w:p>
       <w:pPr>
-        <w:spacing w:before="0" w:after="20" w:line="240" w:lineRule="auto"/>
-        <w:ind w:left="283"/>
-        <w:pBdr>
-          <w:left w:val="single" w:sz="18" w:space="8" w:color="C0C0C0"/>
-        </w:pBdr>
-        <w:shd w:val="clear" w:color="auto" w:fill="F5F5F5"/>
-      </w:pPr>
+        <w:spacing w:after="40" w:line="276" w:lineRule="auto"/>
+        <w:ind w:left="425"/>
+      </w:pPr>
+      <w:r>
+        <w:rPr>
+          <w:rFonts w:ascii="微软雅黑" w:hAnsi="微软雅黑" w:eastAsia="微软雅黑"/>
+          <w:b w:val="0"/>
+          <w:i w:val="0"/>
+          <w:sz w:val="21"/>
+        </w:rPr>
+        <w:t xml:space="preserve">• </w:t>
+      </w:r>
+      <w:r>
+        <w:rPr>
+          <w:rFonts w:ascii="微软雅黑" w:hAnsi="微软雅黑" w:eastAsia="微软雅黑"/>
+          <w:b w:val="0"/>
+          <w:i w:val="0"/>
+          <w:sz w:val="21"/>
+        </w:rPr>
+        <w:t xml:space="preserve">这份 XDC 是 </w:t>
+      </w:r>
+      <w:r>
+        <w:rPr>
+          <w:rFonts w:ascii="微软雅黑" w:hAnsi="微软雅黑" w:eastAsia="微软雅黑"/>
+          <w:b/>
+          <w:i w:val="0"/>
+          <w:sz w:val="21"/>
+        </w:rPr>
+        <w:t>PS7 IP 自动生成</w:t>
+      </w:r>
+      <w:r>
+        <w:rPr>
+          <w:rFonts w:ascii="微软雅黑" w:hAnsi="微软雅黑" w:eastAsia="微软雅黑"/>
+          <w:b w:val="0"/>
+          <w:i w:val="0"/>
+          <w:sz w:val="21"/>
+        </w:rPr>
+        <w:t>的（</w:t>
+      </w:r>
       <w:r>
         <w:rPr>
           <w:rFonts w:ascii="Consolas" w:hAnsi="Consolas" w:eastAsia="微软雅黑"/>
           <w:b w:val="0"/>
           <w:i w:val="0"/>
-          <w:color w:val="1A1A1A"/>
-          <w:sz w:val="18"/>
-        </w:rPr>
-        <w:t># 期望：vdma, v_tc, dma_in, dma_out, gesture_preproc_0</w:t>
+          <w:color w:val="A03000"/>
+          <w:sz w:val="20"/>
+        </w:rPr>
+        <w:t>set_property PIO_DIRECTION</w:t>
+      </w:r>
+      <w:r>
+        <w:rPr>
+          <w:rFonts w:ascii="微软雅黑" w:hAnsi="微软雅黑" w:eastAsia="微软雅黑"/>
+          <w:b w:val="0"/>
+          <w:i w:val="0"/>
+          <w:sz w:val="21"/>
+        </w:rPr>
+        <w:t xml:space="preserve"> 是 PS7 专有属性）</w:t>
       </w:r>
     </w:p>
     <w:p>
       <w:pPr>
-        <w:spacing w:after="80" w:line="276" w:lineRule="auto"/>
-      </w:pPr>
+        <w:spacing w:after="40" w:line="276" w:lineRule="auto"/>
+        <w:ind w:left="425"/>
+      </w:pPr>
+      <w:r>
+        <w:rPr>
+          <w:rFonts w:ascii="微软雅黑" w:hAnsi="微软雅黑" w:eastAsia="微软雅黑"/>
+          <w:b w:val="0"/>
+          <w:i w:val="0"/>
+          <w:sz w:val="21"/>
+        </w:rPr>
+        <w:t xml:space="preserve">• </w:t>
+      </w:r>
+      <w:r>
+        <w:rPr>
+          <w:rFonts w:ascii="微软雅黑" w:hAnsi="微软雅黑" w:eastAsia="微软雅黑"/>
+          <w:b w:val="0"/>
+          <w:i w:val="0"/>
+          <w:sz w:val="21"/>
+        </w:rPr>
+        <w:t xml:space="preserve">OOC 综合阶段 </w:t>
+      </w:r>
       <w:r>
         <w:rPr>
           <w:rFonts w:ascii="微软雅黑" w:hAnsi="微软雅黑" w:eastAsia="微软雅黑"/>
@@ -19633,60 +18979,284 @@
           <w:i w:val="0"/>
           <w:sz w:val="21"/>
         </w:rPr>
-        <w:t>验证顺序一句话</w:t>
-      </w:r>
-      <w:r>
-        <w:rPr>
-          <w:rFonts w:ascii="微软雅黑" w:hAnsi="微软雅黑" w:eastAsia="微软雅黑"/>
-          <w:b w:val="0"/>
-          <w:i w:val="0"/>
-          <w:sz w:val="21"/>
-        </w:rPr>
-        <w:t>：</w:t>
+        <w:t>0 报错</w:t>
+      </w:r>
+      <w:r>
+        <w:rPr>
+          <w:rFonts w:ascii="微软雅黑" w:hAnsi="微软雅黑" w:eastAsia="微软雅黑"/>
+          <w:b w:val="0"/>
+          <w:i w:val="0"/>
+          <w:sz w:val="21"/>
+        </w:rPr>
+        <w:t>（</w:t>
+      </w:r>
+      <w:r>
+        <w:rPr>
+          <w:rFonts w:ascii="Consolas" w:hAnsi="Consolas" w:eastAsia="微软雅黑"/>
+          <w:b w:val="0"/>
+          <w:i w:val="0"/>
+          <w:color w:val="A03000"/>
+          <w:sz w:val="20"/>
+        </w:rPr>
+        <w:t>bd_video_ps7_0_synth_1</w:t>
+      </w:r>
+      <w:r>
+        <w:rPr>
+          <w:rFonts w:ascii="微软雅黑" w:hAnsi="微软雅黑" w:eastAsia="微软雅黑"/>
+          <w:b w:val="0"/>
+          <w:i w:val="0"/>
+          <w:sz w:val="21"/>
+        </w:rPr>
+        <w:t xml:space="preserve"> / </w:t>
+      </w:r>
+      <w:r>
+        <w:rPr>
+          <w:rFonts w:ascii="Consolas" w:hAnsi="Consolas" w:eastAsia="微软雅黑"/>
+          <w:b w:val="0"/>
+          <w:i w:val="0"/>
+          <w:color w:val="A03000"/>
+          <w:sz w:val="20"/>
+        </w:rPr>
+        <w:t>dma_in</w:t>
+      </w:r>
+      <w:r>
+        <w:rPr>
+          <w:rFonts w:ascii="微软雅黑" w:hAnsi="微软雅黑" w:eastAsia="微软雅黑"/>
+          <w:b w:val="0"/>
+          <w:i w:val="0"/>
+          <w:sz w:val="21"/>
+        </w:rPr>
+        <w:t xml:space="preserve"> / </w:t>
+      </w:r>
+      <w:r>
+        <w:rPr>
+          <w:rFonts w:ascii="Consolas" w:hAnsi="Consolas" w:eastAsia="微软雅黑"/>
+          <w:b w:val="0"/>
+          <w:i w:val="0"/>
+          <w:color w:val="A03000"/>
+          <w:sz w:val="20"/>
+        </w:rPr>
+        <w:t>dma_out</w:t>
+      </w:r>
+      <w:r>
+        <w:rPr>
+          <w:rFonts w:ascii="微软雅黑" w:hAnsi="微软雅黑" w:eastAsia="微软雅黑"/>
+          <w:b w:val="0"/>
+          <w:i w:val="0"/>
+          <w:sz w:val="21"/>
+        </w:rPr>
+        <w:t xml:space="preserve"> 都查过）</w:t>
       </w:r>
     </w:p>
     <w:p>
       <w:pPr>
-        <w:spacing w:before="20" w:after="0" w:line="240" w:lineRule="auto"/>
-        <w:ind w:left="283"/>
-        <w:pBdr>
-          <w:left w:val="single" w:sz="18" w:space="8" w:color="C0C0C0"/>
-        </w:pBdr>
-        <w:shd w:val="clear" w:color="auto" w:fill="F5F5F5"/>
-      </w:pPr>
+        <w:spacing w:after="40" w:line="276" w:lineRule="auto"/>
+        <w:ind w:left="425"/>
+      </w:pPr>
+      <w:r>
+        <w:rPr>
+          <w:rFonts w:ascii="微软雅黑" w:hAnsi="微软雅黑" w:eastAsia="微软雅黑"/>
+          <w:b w:val="0"/>
+          <w:i w:val="0"/>
+          <w:sz w:val="21"/>
+        </w:rPr>
+        <w:t xml:space="preserve">• </w:t>
+      </w:r>
+      <w:r>
+        <w:rPr>
+          <w:rFonts w:ascii="微软雅黑" w:hAnsi="微软雅黑" w:eastAsia="微软雅黑"/>
+          <w:b w:val="0"/>
+          <w:i w:val="0"/>
+          <w:sz w:val="21"/>
+        </w:rPr>
+        <w:t xml:space="preserve">只在顶层 </w:t>
+      </w:r>
       <w:r>
         <w:rPr>
           <w:rFonts w:ascii="Consolas" w:hAnsi="Consolas" w:eastAsia="微软雅黑"/>
           <w:b w:val="0"/>
           <w:i w:val="0"/>
-          <w:color w:val="1A1A1A"/>
-          <w:sz w:val="18"/>
-        </w:rPr>
-        <w:t>先跑 §5.2（预处理链，不要摄像头）→ 通了再碰摄像头</w:t>
+          <w:color w:val="A03000"/>
+          <w:sz w:val="20"/>
+        </w:rPr>
+        <w:t>link_design</w:t>
+      </w:r>
+      <w:r>
+        <w:rPr>
+          <w:rFonts w:ascii="微软雅黑" w:hAnsi="微软雅黑" w:eastAsia="微软雅黑"/>
+          <w:b w:val="0"/>
+          <w:i w:val="0"/>
+          <w:sz w:val="21"/>
+        </w:rPr>
+        <w:t xml:space="preserve"> 读 </w:t>
+      </w:r>
+      <w:r>
+        <w:rPr>
+          <w:rFonts w:ascii="Consolas" w:hAnsi="Consolas" w:eastAsia="微软雅黑"/>
+          <w:b w:val="0"/>
+          <w:i w:val="0"/>
+          <w:color w:val="A03000"/>
+          <w:sz w:val="20"/>
+        </w:rPr>
+        <w:t>.dcp</w:t>
+      </w:r>
+      <w:r>
+        <w:rPr>
+          <w:rFonts w:ascii="微软雅黑" w:hAnsi="微软雅黑" w:eastAsia="微软雅黑"/>
+          <w:b w:val="0"/>
+          <w:i w:val="0"/>
+          <w:sz w:val="21"/>
+        </w:rPr>
+        <w:t xml:space="preserve"> 时炸 —— 顶层 36 个 user IO 里 *</w:t>
+      </w:r>
+      <w:r>
+        <w:rPr>
+          <w:rFonts w:ascii="微软雅黑" w:hAnsi="微软雅黑" w:eastAsia="微软雅黑"/>
+          <w:b w:val="0"/>
+          <w:i/>
+          <w:sz w:val="21"/>
+        </w:rPr>
+        <w:t>没有一个是 `DDR_</w:t>
+      </w:r>
+      <w:r>
+        <w:rPr>
+          <w:rFonts w:ascii="微软雅黑" w:hAnsi="微软雅黑" w:eastAsia="微软雅黑"/>
+          <w:b w:val="0"/>
+          <w:i w:val="0"/>
+          <w:sz w:val="21"/>
+        </w:rPr>
+        <w:t>`**，约束无处落地</w:t>
       </w:r>
     </w:p>
     <w:p>
       <w:pPr>
-        <w:spacing w:before="0" w:after="20" w:line="240" w:lineRule="auto"/>
-        <w:ind w:left="283"/>
-        <w:pBdr>
-          <w:left w:val="single" w:sz="18" w:space="8" w:color="C0C0C0"/>
-        </w:pBdr>
-        <w:shd w:val="clear" w:color="auto" w:fill="F5F5F5"/>
-      </w:pPr>
+        <w:spacing w:after="40" w:line="276" w:lineRule="auto"/>
+        <w:ind w:left="425"/>
+      </w:pPr>
+      <w:r>
+        <w:rPr>
+          <w:rFonts w:ascii="微软雅黑" w:hAnsi="微软雅黑" w:eastAsia="微软雅黑"/>
+          <w:b w:val="0"/>
+          <w:i w:val="0"/>
+          <w:sz w:val="21"/>
+        </w:rPr>
+        <w:t xml:space="preserve">• </w:t>
+      </w:r>
+      <w:r>
+        <w:rPr>
+          <w:rFonts w:ascii="微软雅黑" w:hAnsi="微软雅黑" w:eastAsia="微软雅黑"/>
+          <w:b w:val="0"/>
+          <w:i w:val="0"/>
+          <w:sz w:val="21"/>
+        </w:rPr>
+        <w:t xml:space="preserve">顶层 35 个 logical port 中 22 个是 </w:t>
+      </w:r>
       <w:r>
         <w:rPr>
           <w:rFonts w:ascii="Consolas" w:hAnsi="Consolas" w:eastAsia="微软雅黑"/>
           <w:b w:val="0"/>
           <w:i w:val="0"/>
-          <w:color w:val="1A1A1A"/>
-          <w:sz w:val="18"/>
-        </w:rPr>
-        <w:t>摄像头按 io_xclk → io_scl → io_pclk → HREF/VSYNC → 数据 逐级量</w:t>
+          <w:color w:val="A03000"/>
+          <w:sz w:val="20"/>
+        </w:rPr>
+        <w:t>hdmi_vid_out_*</w:t>
+      </w:r>
+      <w:r>
+        <w:rPr>
+          <w:rFonts w:ascii="微软雅黑" w:hAnsi="微软雅黑" w:eastAsia="微软雅黑"/>
+          <w:b w:val="0"/>
+          <w:i w:val="0"/>
+          <w:sz w:val="21"/>
+        </w:rPr>
+        <w:t>（本来就悬空、走 DRC 豁免）</w:t>
       </w:r>
     </w:p>
     <w:p>
       <w:pPr>
+        <w:spacing w:after="40" w:line="276" w:lineRule="auto"/>
+        <w:ind w:left="425"/>
+      </w:pPr>
+      <w:r>
+        <w:rPr>
+          <w:rFonts w:ascii="微软雅黑" w:hAnsi="微软雅黑" w:eastAsia="微软雅黑"/>
+          <w:b w:val="0"/>
+          <w:i w:val="0"/>
+          <w:sz w:val="21"/>
+        </w:rPr>
+        <w:t xml:space="preserve">• </w:t>
+      </w:r>
+      <w:r>
+        <w:rPr>
+          <w:rFonts w:ascii="微软雅黑" w:hAnsi="微软雅黑" w:eastAsia="微软雅黑"/>
+          <w:b w:val="0"/>
+          <w:i w:val="0"/>
+          <w:sz w:val="21"/>
+        </w:rPr>
+        <w:t>DDR 引脚/电平约束</w:t>
+      </w:r>
+      <w:r>
+        <w:rPr>
+          <w:rFonts w:ascii="微软雅黑" w:hAnsi="微软雅黑" w:eastAsia="微软雅黑"/>
+          <w:b/>
+          <w:i w:val="0"/>
+          <w:sz w:val="21"/>
+        </w:rPr>
+        <w:t>同时内建在 `.dcp` 里</w:t>
+      </w:r>
+      <w:r>
+        <w:rPr>
+          <w:rFonts w:ascii="微软雅黑" w:hAnsi="微软雅黑" w:eastAsia="微软雅黑"/>
+          <w:b w:val="0"/>
+          <w:i w:val="0"/>
+          <w:sz w:val="21"/>
+        </w:rPr>
+        <w:t>，仍然生效</w:t>
+      </w:r>
+    </w:p>
+    <w:p>
+      <w:pPr>
+        <w:spacing w:after="40" w:line="276" w:lineRule="auto"/>
+        <w:ind w:left="425"/>
+      </w:pPr>
+      <w:r>
+        <w:rPr>
+          <w:rFonts w:ascii="微软雅黑" w:hAnsi="微软雅黑" w:eastAsia="微软雅黑"/>
+          <w:b w:val="0"/>
+          <w:i w:val="0"/>
+          <w:sz w:val="21"/>
+        </w:rPr>
+        <w:t xml:space="preserve">• </w:t>
+      </w:r>
+      <w:r>
+        <w:rPr>
+          <w:rFonts w:ascii="微软雅黑" w:hAnsi="微软雅黑" w:eastAsia="微软雅黑"/>
+          <w:b w:val="0"/>
+          <w:i w:val="0"/>
+          <w:sz w:val="21"/>
+        </w:rPr>
+        <w:t xml:space="preserve">那次实现 </w:t>
+      </w:r>
+      <w:r>
+        <w:rPr>
+          <w:rFonts w:ascii="微软雅黑" w:hAnsi="微软雅黑" w:eastAsia="微软雅黑"/>
+          <w:b/>
+          <w:i w:val="0"/>
+          <w:sz w:val="21"/>
+        </w:rPr>
+        <w:t>ERROR 0 条</w:t>
+      </w:r>
+      <w:r>
+        <w:rPr>
+          <w:rFonts w:ascii="微软雅黑" w:hAnsi="微软雅黑" w:eastAsia="微软雅黑"/>
+          <w:b w:val="0"/>
+          <w:i w:val="0"/>
+          <w:sz w:val="21"/>
+        </w:rPr>
+        <w:t>，比特流正常生成</w:t>
+      </w:r>
+    </w:p>
+    <w:p>
+      <w:pPr>
         <w:spacing w:after="80" w:line="276" w:lineRule="auto"/>
       </w:pPr>
       <w:r>
@@ -19696,16 +19266,107 @@
           <w:i w:val="0"/>
           <w:sz w:val="21"/>
         </w:rPr>
-        <w:t>三个"看到就停"的信号</w:t>
-      </w:r>
-      <w:r>
-        <w:rPr>
-          <w:rFonts w:ascii="微软雅黑" w:hAnsi="微软雅黑" w:eastAsia="微软雅黑"/>
-          <w:b w:val="0"/>
-          <w:i w:val="0"/>
-          <w:sz w:val="21"/>
-        </w:rPr>
-        <w:t>：</w:t>
+        <w:t>但真正的问题是</w:t>
+      </w:r>
+      <w:r>
+        <w:rPr>
+          <w:rFonts w:ascii="微软雅黑" w:hAnsi="微软雅黑" w:eastAsia="微软雅黑"/>
+          <w:b w:val="0"/>
+          <w:i w:val="0"/>
+          <w:sz w:val="21"/>
+        </w:rPr>
+        <w:t>：这 100 条告警刷屏，把 §1.4 那个 DDR 参数错误</w:t>
+      </w:r>
+      <w:r>
+        <w:rPr>
+          <w:rFonts w:ascii="微软雅黑" w:hAnsi="微软雅黑" w:eastAsia="微软雅黑"/>
+          <w:b/>
+          <w:i w:val="0"/>
+          <w:sz w:val="21"/>
+        </w:rPr>
+        <w:t>盖住了</w:t>
+      </w:r>
+      <w:r>
+        <w:rPr>
+          <w:rFonts w:ascii="微软雅黑" w:hAnsi="微软雅黑" w:eastAsia="微软雅黑"/>
+          <w:b w:val="0"/>
+          <w:i w:val="0"/>
+          <w:sz w:val="21"/>
+        </w:rPr>
+        <w:t xml:space="preserve">。 </w:t>
+      </w:r>
+      <w:r>
+        <w:rPr>
+          <w:rFonts w:ascii="Consolas" w:hAnsi="Consolas" w:eastAsia="微软雅黑"/>
+          <w:b w:val="0"/>
+          <w:i w:val="0"/>
+          <w:color w:val="A03000"/>
+          <w:sz w:val="20"/>
+        </w:rPr>
+        <w:t>ps7_parameters.xml</w:t>
+      </w:r>
+      <w:r>
+        <w:rPr>
+          <w:rFonts w:ascii="微软雅黑" w:hAnsi="微软雅黑" w:eastAsia="微软雅黑"/>
+          <w:b w:val="0"/>
+          <w:i w:val="0"/>
+          <w:sz w:val="21"/>
+        </w:rPr>
+        <w:t xml:space="preserve"> 里写着 </w:t>
+      </w:r>
+      <w:r>
+        <w:rPr>
+          <w:rFonts w:ascii="Consolas" w:hAnsi="Consolas" w:eastAsia="微软雅黑"/>
+          <w:b w:val="0"/>
+          <w:i w:val="0"/>
+          <w:color w:val="A03000"/>
+          <w:sz w:val="20"/>
+        </w:rPr>
+        <w:t>MT41J128M8 JP-125</w:t>
+      </w:r>
+      <w:r>
+        <w:rPr>
+          <w:rFonts w:ascii="微软雅黑" w:hAnsi="微软雅黑" w:eastAsia="微软雅黑"/>
+          <w:b w:val="0"/>
+          <w:i w:val="0"/>
+          <w:sz w:val="21"/>
+        </w:rPr>
+        <w:t xml:space="preserve">（默认值）， 而 </w:t>
+      </w:r>
+      <w:r>
+        <w:rPr>
+          <w:rFonts w:ascii="Consolas" w:hAnsi="Consolas" w:eastAsia="微软雅黑"/>
+          <w:b w:val="0"/>
+          <w:i w:val="0"/>
+          <w:color w:val="A03000"/>
+          <w:sz w:val="20"/>
+        </w:rPr>
+        <w:t>bd_video.tcl</w:t>
+      </w:r>
+      <w:r>
+        <w:rPr>
+          <w:rFonts w:ascii="微软雅黑" w:hAnsi="微软雅黑" w:eastAsia="微软雅黑"/>
+          <w:b w:val="0"/>
+          <w:i w:val="0"/>
+          <w:sz w:val="21"/>
+        </w:rPr>
+        <w:t xml:space="preserve"> 里根本没有 DDR 配置 —— 一条告警都没提这件事。</w:t>
+      </w:r>
+    </w:p>
+    <w:p>
+      <w:pPr>
+        <w:keepNext/>
+        <w:spacing w:before="160" w:after="60"/>
+      </w:pPr>
+      <w:r>
+        <w:rPr>
+          <w:rFonts w:ascii="微软雅黑" w:hAnsi="微软雅黑" w:eastAsia="微软雅黑"/>
+          <w:b/>
+          <w:i w:val="0"/>
+          <w:color w:val="1F4E79"/>
+          <w:sz w:val="25"/>
+        </w:rPr>
+        <w:t>7.3 已完成的修改（2026-09-17）</w:t>
       </w:r>
     </w:p>
     <w:tbl>
@@ -19736,7 +19397,7 @@
                 <w:i w:val="0"/>
                 <w:sz w:val="19"/>
               </w:rPr>
-              <w:t>看到</w:t>
+              <w:t>文件</w:t>
             </w:r>
           </w:p>
         </w:tc>
@@ -19757,7 +19418,7 @@
                 <w:i w:val="0"/>
                 <w:sz w:val="19"/>
               </w:rPr>
-              <w:t>说明</w:t>
+              <w:t>改动</w:t>
             </w:r>
           </w:p>
         </w:tc>
@@ -19774,22 +19435,13 @@
             <w:r/>
             <w:r>
               <w:rPr>
-                <w:rFonts w:ascii="微软雅黑" w:hAnsi="微软雅黑" w:eastAsia="微软雅黑"/>
-                <w:b w:val="0"/>
-                <w:i w:val="0"/>
-                <w:sz w:val="19"/>
-              </w:rPr>
-              <w:t xml:space="preserve">串口卡在 </w:t>
-            </w:r>
-            <w:r>
-              <w:rPr>
                 <w:rFonts w:ascii="Consolas" w:hAnsi="Consolas" w:eastAsia="微软雅黑"/>
                 <w:b w:val="0"/>
                 <w:i w:val="0"/>
                 <w:color w:val="A03000"/>
                 <w:sz w:val="18"/>
               </w:rPr>
-              <w:t>Loading kernel...</w:t>
+              <w:t>vivado/bd_video.tcl</w:t>
             </w:r>
           </w:p>
         </w:tc>
@@ -19809,7 +19461,25 @@
                 <w:i w:val="0"/>
                 <w:sz w:val="19"/>
               </w:rPr>
-              <w:t>DDR 参数不对 → §1.4</w:t>
+              <w:t xml:space="preserve">补 PS7 DDR 三条参数 + </w:t>
+            </w:r>
+            <w:r>
+              <w:rPr>
+                <w:rFonts w:ascii="微软雅黑" w:hAnsi="微软雅黑" w:eastAsia="微软雅黑"/>
+                <w:b/>
+                <w:i w:val="0"/>
+                <w:sz w:val="19"/>
+              </w:rPr>
+              <w:t>回读断言</w:t>
+            </w:r>
+            <w:r>
+              <w:rPr>
+                <w:rFonts w:ascii="微软雅黑" w:hAnsi="微软雅黑" w:eastAsia="微软雅黑"/>
+                <w:b w:val="0"/>
+                <w:i w:val="0"/>
+                <w:sz w:val="19"/>
+              </w:rPr>
+              <w:t>（写错就早失败，不静默走默认值）</w:t>
             </w:r>
           </w:p>
         </w:tc>
@@ -19832,16 +19502,7 @@
                 <w:color w:val="A03000"/>
                 <w:sz w:val="18"/>
               </w:rPr>
-              <w:t>io_xclk</w:t>
-            </w:r>
-            <w:r>
-              <w:rPr>
-                <w:rFonts w:ascii="微软雅黑" w:hAnsi="微软雅黑" w:eastAsia="微软雅黑"/>
-                <w:b w:val="0"/>
-                <w:i w:val="0"/>
-                <w:sz w:val="19"/>
-              </w:rPr>
-              <w:t xml:space="preserve"> 没波形</w:t>
+              <w:t>vivado/create_project.tcl</w:t>
             </w:r>
           </w:p>
         </w:tc>
@@ -19861,8 +19522,131 @@
                 <w:i w:val="0"/>
                 <w:sz w:val="19"/>
               </w:rPr>
-              <w:t>PL 问题，</w:t>
-            </w:r>
+              <w:t xml:space="preserve">加 </w:t>
+            </w:r>
+            <w:r>
+              <w:rPr>
+                <w:rFonts w:ascii="Consolas" w:hAnsi="Consolas" w:eastAsia="微软雅黑"/>
+                <w:b w:val="0"/>
+                <w:i w:val="0"/>
+                <w:color w:val="A03000"/>
+                <w:sz w:val="18"/>
+              </w:rPr>
+              <w:t>set_msg_config -id {Netlist 29-160} -new_severity INFO</w:t>
+            </w:r>
+          </w:p>
+        </w:tc>
+      </w:tr>
+    </w:tbl>
+    <w:p>
+      <w:pPr>
+        <w:spacing w:after="40"/>
+      </w:pPr>
+    </w:p>
+    <w:p>
+      <w:pPr>
+        <w:spacing w:after="60" w:line="269" w:lineRule="auto"/>
+        <w:ind w:left="340"/>
+        <w:pBdr>
+          <w:left w:val="single" w:sz="16" w:space="8" w:color="E0A060"/>
+        </w:pBdr>
+      </w:pPr>
+      <w:r>
+        <w:rPr>
+          <w:rFonts w:ascii="微软雅黑" w:hAnsi="微软雅黑" w:eastAsia="微软雅黑"/>
+          <w:b w:val="0"/>
+          <w:i w:val="0"/>
+          <w:sz w:val="21"/>
+        </w:rPr>
+        <w:t>⚠ 两处修改都</w:t>
+      </w:r>
+      <w:r>
+        <w:rPr>
+          <w:rFonts w:ascii="微软雅黑" w:hAnsi="微软雅黑" w:eastAsia="微软雅黑"/>
+          <w:b/>
+          <w:i w:val="0"/>
+          <w:sz w:val="21"/>
+        </w:rPr>
+        <w:t>只改了脚本</w:t>
+      </w:r>
+      <w:r>
+        <w:rPr>
+          <w:rFonts w:ascii="微软雅黑" w:hAnsi="微软雅黑" w:eastAsia="微软雅黑"/>
+          <w:b w:val="0"/>
+          <w:i w:val="0"/>
+          <w:sz w:val="21"/>
+        </w:rPr>
+        <w:t>。</w:t>
+      </w:r>
+      <w:r>
+        <w:rPr>
+          <w:rFonts w:ascii="微软雅黑" w:hAnsi="微软雅黑" w:eastAsia="微软雅黑"/>
+          <w:b/>
+          <w:i w:val="0"/>
+          <w:sz w:val="21"/>
+        </w:rPr>
+        <w:t>现有比特流（2026-09-16 21:25）里是旧配置</w:t>
+      </w:r>
+      <w:r>
+        <w:rPr>
+          <w:rFonts w:ascii="微软雅黑" w:hAnsi="微软雅黑" w:eastAsia="微软雅黑"/>
+          <w:b w:val="0"/>
+          <w:i w:val="0"/>
+          <w:sz w:val="21"/>
+        </w:rPr>
+        <w:t>， 必须按 §1.4 重跑才能生效。</w:t>
+      </w:r>
+    </w:p>
+    <w:p>
+      <w:pPr>
+        <w:spacing w:before="40" w:after="40"/>
+        <w:pBdr>
+          <w:bottom w:val="single" w:sz="6" w:space="1" w:color="CCCCCC"/>
+        </w:pBdr>
+      </w:pPr>
+    </w:p>
+    <w:p>
+      <w:r>
+        <w:br w:type="page"/>
+      </w:r>
+    </w:p>
+    <w:p>
+      <w:pPr>
+        <w:keepNext/>
+        <w:spacing w:before="120" w:after="160"/>
+      </w:pPr>
+      <w:r>
+        <w:rPr>
+          <w:rFonts w:ascii="微软雅黑" w:hAnsi="微软雅黑" w:eastAsia="微软雅黑"/>
+          <w:b/>
+          <w:i w:val="0"/>
+          <w:color w:val="0B3560"/>
+          <w:sz w:val="30"/>
+        </w:rPr>
+        <w:t>8. 待验证清单（按"说清楚什么没验证"的原则）</w:t>
+      </w:r>
+    </w:p>
+    <w:tbl>
+      <w:tblPr>
+        <w:tblStyle w:val="TableGrid"/>
+        <w:tblW w:type="auto" w:w="0"/>
+        <w:tblLook w:firstColumn="1" w:firstRow="1" w:lastColumn="0" w:lastRow="0" w:noHBand="0" w:noVBand="1" w:val="04A0"/>
+      </w:tblPr>
+      <w:tblGrid>
+        <w:gridCol w:w="4819"/>
+        <w:gridCol w:w="4819"/>
+      </w:tblGrid>
+      <w:tr>
+        <w:tc>
+          <w:tcPr>
+            <w:tcW w:type="dxa" w:w="4819"/>
+            <w:shd w:val="clear" w:color="auto" w:fill="DEEAF6"/>
+          </w:tcPr>
+          <w:p>
+            <w:pPr>
+              <w:spacing w:after="0"/>
+            </w:pPr>
+            <w:r/>
             <w:r>
               <w:rPr>
                 <w:rFonts w:ascii="微软雅黑" w:hAnsi="微软雅黑" w:eastAsia="微软雅黑"/>
@@ -19870,7 +19654,28 @@
                 <w:i w:val="0"/>
                 <w:sz w:val="19"/>
               </w:rPr>
-              <w:t>别去动摄像头</w:t>
+              <w:t>项</w:t>
+            </w:r>
+          </w:p>
+        </w:tc>
+        <w:tc>
+          <w:tcPr>
+            <w:tcW w:type="dxa" w:w="4819"/>
+            <w:shd w:val="clear" w:color="auto" w:fill="DEEAF6"/>
+          </w:tcPr>
+          <w:p>
+            <w:pPr>
+              <w:spacing w:after="0"/>
+            </w:pPr>
+            <w:r/>
+            <w:r>
+              <w:rPr>
+                <w:rFonts w:ascii="微软雅黑" w:hAnsi="微软雅黑" w:eastAsia="微软雅黑"/>
+                <w:b/>
+                <w:i w:val="0"/>
+                <w:sz w:val="19"/>
+              </w:rPr>
+              <w:t>状态</w:t>
             </w:r>
           </w:p>
         </w:tc>
@@ -19887,22 +19692,12 @@
             <w:r/>
             <w:r>
               <w:rPr>
-                <w:rFonts w:ascii="Consolas" w:hAnsi="Consolas" w:eastAsia="微软雅黑"/>
-                <w:b w:val="0"/>
-                <w:i w:val="0"/>
-                <w:color w:val="A03000"/>
-                <w:sz w:val="18"/>
-              </w:rPr>
-              <w:t>io_pclk</w:t>
-            </w:r>
-            <w:r>
-              <w:rPr>
                 <w:rFonts w:ascii="微软雅黑" w:hAnsi="微软雅黑" w:eastAsia="微软雅黑"/>
                 <w:b w:val="0"/>
                 <w:i w:val="0"/>
                 <w:sz w:val="19"/>
               </w:rPr>
-              <w:t xml:space="preserve"> 没波形但 XCLK 有</w:t>
+              <w:t>板上时序余量</w:t>
             </w:r>
           </w:p>
         </w:tc>
@@ -19922,7 +19717,764 @@
                 <w:i w:val="0"/>
                 <w:sz w:val="19"/>
               </w:rPr>
-              <w:t>查寄存器表内容 / SCCB 接线 / 时序 → §1.3</w:t>
+              <w:t xml:space="preserve">⚠ </w:t>
+            </w:r>
+            <w:r>
+              <w:rPr>
+                <w:rFonts w:ascii="微软雅黑" w:hAnsi="微软雅黑" w:eastAsia="微软雅黑"/>
+                <w:b/>
+                <w:i w:val="0"/>
+                <w:sz w:val="19"/>
+              </w:rPr>
+              <w:t>RTL 级</w:t>
+            </w:r>
+            <w:r>
+              <w:rPr>
+                <w:rFonts w:ascii="微软雅黑" w:hAnsi="微软雅黑" w:eastAsia="微软雅黑"/>
+                <w:b w:val="0"/>
+                <w:i w:val="0"/>
+                <w:sz w:val="19"/>
+              </w:rPr>
+              <w:t xml:space="preserve"> WNS = </w:t>
+            </w:r>
+            <w:r>
+              <w:rPr>
+                <w:rFonts w:ascii="微软雅黑" w:hAnsi="微软雅黑" w:eastAsia="微软雅黑"/>
+                <w:b/>
+                <w:i w:val="0"/>
+                <w:sz w:val="19"/>
+              </w:rPr>
+              <w:t>+0.265 ns</w:t>
+            </w:r>
+            <w:r>
+              <w:rPr>
+                <w:rFonts w:ascii="微软雅黑" w:hAnsi="微软雅黑" w:eastAsia="微软雅黑"/>
+                <w:b w:val="0"/>
+                <w:i w:val="0"/>
+                <w:sz w:val="19"/>
+              </w:rPr>
+              <w:t>、WHS = +0.051 ns（2026-09-17 最后一次实现，</w:t>
+            </w:r>
+            <w:r>
+              <w:rPr>
+                <w:rFonts w:ascii="Consolas" w:hAnsi="Consolas" w:eastAsia="微软雅黑"/>
+                <w:b w:val="0"/>
+                <w:i w:val="0"/>
+                <w:color w:val="A03000"/>
+                <w:sz w:val="18"/>
+              </w:rPr>
+              <w:t>All user specified timing constraints are met</w:t>
+            </w:r>
+            <w:r>
+              <w:rPr>
+                <w:rFonts w:ascii="微软雅黑" w:hAnsi="微软雅黑" w:eastAsia="微软雅黑"/>
+                <w:b w:val="0"/>
+                <w:i w:val="0"/>
+                <w:sz w:val="19"/>
+              </w:rPr>
+              <w:t xml:space="preserve">）。⚠ </w:t>
+            </w:r>
+            <w:r>
+              <w:rPr>
+                <w:rFonts w:ascii="微软雅黑" w:hAnsi="微软雅黑" w:eastAsia="微软雅黑"/>
+                <w:b/>
+                <w:i w:val="0"/>
+                <w:sz w:val="19"/>
+              </w:rPr>
+              <w:t>逐次波动大</w:t>
+            </w:r>
+            <w:r>
+              <w:rPr>
+                <w:rFonts w:ascii="微软雅黑" w:hAnsi="微软雅黑" w:eastAsia="微软雅黑"/>
+                <w:b w:val="0"/>
+                <w:i w:val="0"/>
+                <w:sz w:val="19"/>
+              </w:rPr>
+              <w:t xml:space="preserve">（+0.873 / +1.177 / +0.265，布线是随机的）。⚠⚠ </w:t>
+            </w:r>
+            <w:r>
+              <w:rPr>
+                <w:rFonts w:ascii="微软雅黑" w:hAnsi="微软雅黑" w:eastAsia="微软雅黑"/>
+                <w:b/>
+                <w:i w:val="0"/>
+                <w:sz w:val="19"/>
+              </w:rPr>
+              <w:t>且该 WNS 属于 AMD `v_tc` IP 内部，不是本设计的余量</w:t>
+            </w:r>
+            <w:r>
+              <w:rPr>
+                <w:rFonts w:ascii="微软雅黑" w:hAnsi="微软雅黑" w:eastAsia="微软雅黑"/>
+                <w:b w:val="0"/>
+                <w:i w:val="0"/>
+                <w:sz w:val="19"/>
+              </w:rPr>
+              <w:t xml:space="preserve">（见 </w:t>
+            </w:r>
+            <w:r>
+              <w:rPr>
+                <w:rFonts w:ascii="Consolas" w:hAnsi="Consolas" w:eastAsia="微软雅黑"/>
+                <w:b w:val="0"/>
+                <w:i w:val="0"/>
+                <w:color w:val="A03000"/>
+                <w:sz w:val="18"/>
+              </w:rPr>
+              <w:t>report/design.md</w:t>
+            </w:r>
+            <w:r>
+              <w:rPr>
+                <w:rFonts w:ascii="微软雅黑" w:hAnsi="微软雅黑" w:eastAsia="微软雅黑"/>
+                <w:b w:val="0"/>
+                <w:i w:val="0"/>
+                <w:sz w:val="19"/>
+              </w:rPr>
+              <w:t xml:space="preserve"> §4.5）；本项目 HLS 流水线余量 +43%。</w:t>
+            </w:r>
+            <w:r>
+              <w:rPr>
+                <w:rFonts w:ascii="微软雅黑" w:hAnsi="微软雅黑" w:eastAsia="微软雅黑"/>
+                <w:b/>
+                <w:i w:val="0"/>
+                <w:sz w:val="19"/>
+              </w:rPr>
+              <w:t>板级实测仍未做</w:t>
+            </w:r>
+          </w:p>
+        </w:tc>
+      </w:tr>
+      <w:tr>
+        <w:tc>
+          <w:tcPr>
+            <w:tcW w:type="dxa" w:w="4819"/>
+          </w:tcPr>
+          <w:p>
+            <w:pPr>
+              <w:spacing w:after="0"/>
+            </w:pPr>
+            <w:r/>
+            <w:r>
+              <w:rPr>
+                <w:rFonts w:ascii="微软雅黑" w:hAnsi="微软雅黑" w:eastAsia="微软雅黑"/>
+                <w:b w:val="0"/>
+                <w:i w:val="0"/>
+                <w:sz w:val="19"/>
+              </w:rPr>
+              <w:t>PS7 DDR 参数</w:t>
+            </w:r>
+          </w:p>
+        </w:tc>
+        <w:tc>
+          <w:tcPr>
+            <w:tcW w:type="dxa" w:w="4819"/>
+          </w:tcPr>
+          <w:p>
+            <w:pPr>
+              <w:spacing w:after="0"/>
+            </w:pPr>
+            <w:r/>
+            <w:r>
+              <w:rPr>
+                <w:rFonts w:ascii="微软雅黑" w:hAnsi="微软雅黑" w:eastAsia="微软雅黑"/>
+                <w:b w:val="0"/>
+                <w:i w:val="0"/>
+                <w:sz w:val="19"/>
+              </w:rPr>
+              <w:t xml:space="preserve">✅ </w:t>
+            </w:r>
+            <w:r>
+              <w:rPr>
+                <w:rFonts w:ascii="微软雅黑" w:hAnsi="微软雅黑" w:eastAsia="微软雅黑"/>
+                <w:b/>
+                <w:i w:val="0"/>
+                <w:sz w:val="19"/>
+              </w:rPr>
+              <w:t>已修复并重跑验证</w:t>
+            </w:r>
+            <w:r>
+              <w:rPr>
+                <w:rFonts w:ascii="微软雅黑" w:hAnsi="微软雅黑" w:eastAsia="微软雅黑"/>
+                <w:b w:val="0"/>
+                <w:i w:val="0"/>
+                <w:sz w:val="19"/>
+              </w:rPr>
+              <w:t xml:space="preserve">（§1.4），XSA 里是 </w:t>
+            </w:r>
+            <w:r>
+              <w:rPr>
+                <w:rFonts w:ascii="Consolas" w:hAnsi="Consolas" w:eastAsia="微软雅黑"/>
+                <w:b w:val="0"/>
+                <w:i w:val="0"/>
+                <w:color w:val="A03000"/>
+                <w:sz w:val="18"/>
+              </w:rPr>
+              <w:t>MT41K256M16 RE-125</w:t>
+            </w:r>
+          </w:p>
+        </w:tc>
+      </w:tr>
+      <w:tr>
+        <w:tc>
+          <w:tcPr>
+            <w:tcW w:type="dxa" w:w="4819"/>
+          </w:tcPr>
+          <w:p>
+            <w:pPr>
+              <w:spacing w:after="0"/>
+            </w:pPr>
+            <w:r/>
+            <w:r>
+              <w:rPr>
+                <w:rFonts w:ascii="微软雅黑" w:hAnsi="微软雅黑" w:eastAsia="微软雅黑"/>
+                <w:b w:val="0"/>
+                <w:i w:val="0"/>
+                <w:sz w:val="19"/>
+              </w:rPr>
+              <w:t>摄像头模块选型</w:t>
+            </w:r>
+          </w:p>
+        </w:tc>
+        <w:tc>
+          <w:tcPr>
+            <w:tcW w:type="dxa" w:w="4819"/>
+          </w:tcPr>
+          <w:p>
+            <w:pPr>
+              <w:spacing w:after="0"/>
+            </w:pPr>
+            <w:r/>
+            <w:r>
+              <w:rPr>
+                <w:rFonts w:ascii="微软雅黑" w:hAnsi="微软雅黑" w:eastAsia="微软雅黑"/>
+                <w:b w:val="0"/>
+                <w:i w:val="0"/>
+                <w:sz w:val="19"/>
+              </w:rPr>
+              <w:t xml:space="preserve">✅ </w:t>
+            </w:r>
+            <w:r>
+              <w:rPr>
+                <w:rFonts w:ascii="微软雅黑" w:hAnsi="微软雅黑" w:eastAsia="微软雅黑"/>
+                <w:b/>
+                <w:i w:val="0"/>
+                <w:sz w:val="19"/>
+              </w:rPr>
+              <w:t>已定：PMOD-CAMERA v1.0，直插 Pmod A+B</w:t>
+            </w:r>
+            <w:r>
+              <w:rPr>
+                <w:rFonts w:ascii="微软雅黑" w:hAnsi="微软雅黑" w:eastAsia="微软雅黑"/>
+                <w:b w:val="0"/>
+                <w:i w:val="0"/>
+                <w:sz w:val="19"/>
+              </w:rPr>
+              <w:t>（2026-09-17，§1.1）</w:t>
+            </w:r>
+          </w:p>
+        </w:tc>
+      </w:tr>
+      <w:tr>
+        <w:tc>
+          <w:tcPr>
+            <w:tcW w:type="dxa" w:w="4819"/>
+          </w:tcPr>
+          <w:p>
+            <w:pPr>
+              <w:spacing w:after="0"/>
+            </w:pPr>
+            <w:r/>
+            <w:r>
+              <w:rPr>
+                <w:rFonts w:ascii="Consolas" w:hAnsi="Consolas" w:eastAsia="微软雅黑"/>
+                <w:b w:val="0"/>
+                <w:i w:val="0"/>
+                <w:color w:val="A03000"/>
+                <w:sz w:val="18"/>
+              </w:rPr>
+              <w:t>io_xclk</w:t>
+            </w:r>
+            <w:r>
+              <w:rPr>
+                <w:rFonts w:ascii="微软雅黑" w:hAnsi="微软雅黑" w:eastAsia="微软雅黑"/>
+                <w:b w:val="0"/>
+                <w:i w:val="0"/>
+                <w:sz w:val="19"/>
+              </w:rPr>
+              <w:t xml:space="preserve"> 引脚约束</w:t>
+            </w:r>
+          </w:p>
+        </w:tc>
+        <w:tc>
+          <w:tcPr>
+            <w:tcW w:type="dxa" w:w="4819"/>
+          </w:tcPr>
+          <w:p>
+            <w:pPr>
+              <w:spacing w:after="0"/>
+            </w:pPr>
+            <w:r/>
+            <w:r>
+              <w:rPr>
+                <w:rFonts w:ascii="微软雅黑" w:hAnsi="微软雅黑" w:eastAsia="微软雅黑"/>
+                <w:b w:val="0"/>
+                <w:i w:val="0"/>
+                <w:sz w:val="19"/>
+              </w:rPr>
+              <w:t xml:space="preserve">✅ </w:t>
+            </w:r>
+            <w:r>
+              <w:rPr>
+                <w:rFonts w:ascii="微软雅黑" w:hAnsi="微软雅黑" w:eastAsia="微软雅黑"/>
+                <w:b/>
+                <w:i w:val="0"/>
+                <w:sz w:val="19"/>
+              </w:rPr>
+              <w:t>存在</w:t>
+            </w:r>
+            <w:r>
+              <w:rPr>
+                <w:rFonts w:ascii="微软雅黑" w:hAnsi="微软雅黑" w:eastAsia="微软雅黑"/>
+                <w:b w:val="0"/>
+                <w:i w:val="0"/>
+                <w:sz w:val="19"/>
+              </w:rPr>
+              <w:t>（</w:t>
+            </w:r>
+            <w:r>
+              <w:rPr>
+                <w:rFonts w:ascii="Consolas" w:hAnsi="Consolas" w:eastAsia="微软雅黑"/>
+                <w:b w:val="0"/>
+                <w:i w:val="0"/>
+                <w:color w:val="A03000"/>
+                <w:sz w:val="18"/>
+              </w:rPr>
+              <w:t>video_io.xdc:183</w:t>
+            </w:r>
+            <w:r>
+              <w:rPr>
+                <w:rFonts w:ascii="微软雅黑" w:hAnsi="微软雅黑" w:eastAsia="微软雅黑"/>
+                <w:b w:val="0"/>
+                <w:i w:val="0"/>
+                <w:sz w:val="19"/>
+              </w:rPr>
+              <w:t xml:space="preserve"> = </w:t>
+            </w:r>
+            <w:r>
+              <w:rPr>
+                <w:rFonts w:ascii="Consolas" w:hAnsi="Consolas" w:eastAsia="微软雅黑"/>
+                <w:b w:val="0"/>
+                <w:i w:val="0"/>
+                <w:color w:val="A03000"/>
+                <w:sz w:val="18"/>
+              </w:rPr>
+              <w:t>Y18</w:t>
+            </w:r>
+            <w:r>
+              <w:rPr>
+                <w:rFonts w:ascii="微软雅黑" w:hAnsi="微软雅黑" w:eastAsia="微软雅黑"/>
+                <w:b w:val="0"/>
+                <w:i w:val="0"/>
+                <w:sz w:val="19"/>
+              </w:rPr>
+              <w:t xml:space="preserve">，实现报告 </w:t>
+            </w:r>
+            <w:r>
+              <w:rPr>
+                <w:rFonts w:ascii="Consolas" w:hAnsi="Consolas" w:eastAsia="微软雅黑"/>
+                <w:b w:val="0"/>
+                <w:i w:val="0"/>
+                <w:color w:val="A03000"/>
+                <w:sz w:val="18"/>
+              </w:rPr>
+              <w:t>Constraint=FIXED</w:t>
+            </w:r>
+            <w:r>
+              <w:rPr>
+                <w:rFonts w:ascii="微软雅黑" w:hAnsi="微软雅黑" w:eastAsia="微软雅黑"/>
+                <w:b w:val="0"/>
+                <w:i w:val="0"/>
+                <w:sz w:val="19"/>
+              </w:rPr>
+              <w:t>）。初版误判为"缺失"已更正（§1.2）</w:t>
+            </w:r>
+          </w:p>
+        </w:tc>
+      </w:tr>
+      <w:tr>
+        <w:tc>
+          <w:tcPr>
+            <w:tcW w:type="dxa" w:w="4819"/>
+          </w:tcPr>
+          <w:p>
+            <w:pPr>
+              <w:spacing w:after="0"/>
+            </w:pPr>
+            <w:r/>
+            <w:r>
+              <w:rPr>
+                <w:rFonts w:ascii="微软雅黑" w:hAnsi="微软雅黑" w:eastAsia="微软雅黑"/>
+                <w:b w:val="0"/>
+                <w:i w:val="0"/>
+                <w:strike/>
+                <w:color w:val="888888"/>
+                <w:sz w:val="19"/>
+              </w:rPr>
+              <w:t>`ov5640_regs.v` 寄存器表</w:t>
+            </w:r>
+          </w:p>
+        </w:tc>
+        <w:tc>
+          <w:tcPr>
+            <w:tcW w:type="dxa" w:w="4819"/>
+          </w:tcPr>
+          <w:p>
+            <w:pPr>
+              <w:spacing w:after="0"/>
+            </w:pPr>
+            <w:r/>
+            <w:r>
+              <w:rPr>
+                <w:rFonts w:ascii="微软雅黑" w:hAnsi="微软雅黑" w:eastAsia="微软雅黑"/>
+                <w:b w:val="0"/>
+                <w:i w:val="0"/>
+                <w:sz w:val="19"/>
+              </w:rPr>
+              <w:t xml:space="preserve">✅ </w:t>
+            </w:r>
+            <w:r>
+              <w:rPr>
+                <w:rFonts w:ascii="微软雅黑" w:hAnsi="微软雅黑" w:eastAsia="微软雅黑"/>
+                <w:b/>
+                <w:i w:val="0"/>
+                <w:sz w:val="19"/>
+              </w:rPr>
+              <w:t>2026-09-17 已换为真表</w:t>
+            </w:r>
+            <w:r>
+              <w:rPr>
+                <w:rFonts w:ascii="微软雅黑" w:hAnsi="微软雅黑" w:eastAsia="微软雅黑"/>
+                <w:b w:val="0"/>
+                <w:i w:val="0"/>
+                <w:sz w:val="19"/>
+              </w:rPr>
+              <w:t xml:space="preserve">（250 条，固化 640×480）。⚠ </w:t>
+            </w:r>
+            <w:r>
+              <w:rPr>
+                <w:rFonts w:ascii="微软雅黑" w:hAnsi="微软雅黑" w:eastAsia="微软雅黑"/>
+                <w:b/>
+                <w:i w:val="0"/>
+                <w:sz w:val="19"/>
+              </w:rPr>
+              <w:t>未上板实测</w:t>
+            </w:r>
+          </w:p>
+        </w:tc>
+      </w:tr>
+      <w:tr>
+        <w:tc>
+          <w:tcPr>
+            <w:tcW w:type="dxa" w:w="4819"/>
+          </w:tcPr>
+          <w:p>
+            <w:pPr>
+              <w:spacing w:after="0"/>
+            </w:pPr>
+            <w:r/>
+            <w:r>
+              <w:rPr>
+                <w:rFonts w:ascii="微软雅黑" w:hAnsi="微软雅黑" w:eastAsia="微软雅黑"/>
+                <w:b w:val="0"/>
+                <w:i w:val="0"/>
+                <w:sz w:val="19"/>
+              </w:rPr>
+              <w:t>引脚映射（万用表复核）</w:t>
+            </w:r>
+          </w:p>
+        </w:tc>
+        <w:tc>
+          <w:tcPr>
+            <w:tcW w:type="dxa" w:w="4819"/>
+          </w:tcPr>
+          <w:p>
+            <w:pPr>
+              <w:spacing w:after="0"/>
+            </w:pPr>
+            <w:r/>
+            <w:r>
+              <w:rPr>
+                <w:rFonts w:ascii="微软雅黑" w:hAnsi="微软雅黑" w:eastAsia="微软雅黑"/>
+                <w:b w:val="0"/>
+                <w:i w:val="0"/>
+                <w:sz w:val="19"/>
+              </w:rPr>
+              <w:t xml:space="preserve">❌ </w:t>
+            </w:r>
+            <w:r>
+              <w:rPr>
+                <w:rFonts w:ascii="微软雅黑" w:hAnsi="微软雅黑" w:eastAsia="微软雅黑"/>
+                <w:b/>
+                <w:i w:val="0"/>
+                <w:sz w:val="19"/>
+              </w:rPr>
+              <w:t>未做</w:t>
+            </w:r>
+            <w:r>
+              <w:rPr>
+                <w:rFonts w:ascii="微软雅黑" w:hAnsi="微软雅黑" w:eastAsia="微软雅黑"/>
+                <w:b w:val="0"/>
+                <w:i w:val="0"/>
+                <w:sz w:val="19"/>
+              </w:rPr>
+              <w:t>（§2.2）</w:t>
+            </w:r>
+          </w:p>
+        </w:tc>
+      </w:tr>
+      <w:tr>
+        <w:tc>
+          <w:tcPr>
+            <w:tcW w:type="dxa" w:w="4819"/>
+          </w:tcPr>
+          <w:p>
+            <w:pPr>
+              <w:spacing w:after="0"/>
+            </w:pPr>
+            <w:r/>
+            <w:r>
+              <w:rPr>
+                <w:rFonts w:ascii="微软雅黑" w:hAnsi="微软雅黑" w:eastAsia="微软雅黑"/>
+                <w:b w:val="0"/>
+                <w:i w:val="0"/>
+                <w:sz w:val="19"/>
+              </w:rPr>
+              <w:t>PYNQ 镜像与 2025.2 兼容性</w:t>
+            </w:r>
+          </w:p>
+        </w:tc>
+        <w:tc>
+          <w:tcPr>
+            <w:tcW w:type="dxa" w:w="4819"/>
+          </w:tcPr>
+          <w:p>
+            <w:pPr>
+              <w:spacing w:after="0"/>
+            </w:pPr>
+            <w:r/>
+            <w:r>
+              <w:rPr>
+                <w:rFonts w:ascii="微软雅黑" w:hAnsi="微软雅黑" w:eastAsia="微软雅黑"/>
+                <w:b w:val="0"/>
+                <w:i w:val="0"/>
+                <w:sz w:val="19"/>
+              </w:rPr>
+              <w:t xml:space="preserve">❌ </w:t>
+            </w:r>
+            <w:r>
+              <w:rPr>
+                <w:rFonts w:ascii="微软雅黑" w:hAnsi="微软雅黑" w:eastAsia="微软雅黑"/>
+                <w:b/>
+                <w:i w:val="0"/>
+                <w:sz w:val="19"/>
+              </w:rPr>
+              <w:t>未验证</w:t>
+            </w:r>
+          </w:p>
+        </w:tc>
+      </w:tr>
+      <w:tr>
+        <w:tc>
+          <w:tcPr>
+            <w:tcW w:type="dxa" w:w="4819"/>
+          </w:tcPr>
+          <w:p>
+            <w:pPr>
+              <w:spacing w:after="0"/>
+            </w:pPr>
+            <w:r/>
+            <w:r>
+              <w:rPr>
+                <w:rFonts w:ascii="微软雅黑" w:hAnsi="微软雅黑" w:eastAsia="微软雅黑"/>
+                <w:b w:val="0"/>
+                <w:i w:val="0"/>
+                <w:sz w:val="19"/>
+              </w:rPr>
+              <w:t>HDMI 输出</w:t>
+            </w:r>
+          </w:p>
+        </w:tc>
+        <w:tc>
+          <w:tcPr>
+            <w:tcW w:type="dxa" w:w="4819"/>
+          </w:tcPr>
+          <w:p>
+            <w:pPr>
+              <w:spacing w:after="0"/>
+            </w:pPr>
+            <w:r/>
+            <w:r>
+              <w:rPr>
+                <w:rFonts w:ascii="微软雅黑" w:hAnsi="微软雅黑" w:eastAsia="微软雅黑"/>
+                <w:b w:val="0"/>
+                <w:i w:val="0"/>
+                <w:sz w:val="19"/>
+              </w:rPr>
+              <w:t>❌ 未实现（BD 里没有 TMDS 编码器；22 个端口在比特流里悬空，</w:t>
+            </w:r>
+            <w:r>
+              <w:rPr>
+                <w:rFonts w:ascii="微软雅黑" w:hAnsi="微软雅黑" w:eastAsia="微软雅黑"/>
+                <w:b/>
+                <w:i w:val="0"/>
+                <w:sz w:val="19"/>
+              </w:rPr>
+              <w:t>上板不要接 HDMI 线</w:t>
+            </w:r>
+            <w:r>
+              <w:rPr>
+                <w:rFonts w:ascii="微软雅黑" w:hAnsi="微软雅黑" w:eastAsia="微软雅黑"/>
+                <w:b w:val="0"/>
+                <w:i w:val="0"/>
+                <w:sz w:val="19"/>
+              </w:rPr>
+              <w:t>）</w:t>
+            </w:r>
+          </w:p>
+        </w:tc>
+      </w:tr>
+      <w:tr>
+        <w:tc>
+          <w:tcPr>
+            <w:tcW w:type="dxa" w:w="4819"/>
+          </w:tcPr>
+          <w:p>
+            <w:pPr>
+              <w:spacing w:after="0"/>
+            </w:pPr>
+            <w:r/>
+            <w:r>
+              <w:rPr>
+                <w:rFonts w:ascii="微软雅黑" w:hAnsi="微软雅黑" w:eastAsia="微软雅黑"/>
+                <w:b w:val="0"/>
+                <w:i w:val="0"/>
+                <w:sz w:val="19"/>
+              </w:rPr>
+              <w:t>板上实测</w:t>
+            </w:r>
+          </w:p>
+        </w:tc>
+        <w:tc>
+          <w:tcPr>
+            <w:tcW w:type="dxa" w:w="4819"/>
+          </w:tcPr>
+          <w:p>
+            <w:pPr>
+              <w:spacing w:after="0"/>
+            </w:pPr>
+            <w:r/>
+            <w:r>
+              <w:rPr>
+                <w:rFonts w:ascii="微软雅黑" w:hAnsi="微软雅黑" w:eastAsia="微软雅黑"/>
+                <w:b w:val="0"/>
+                <w:i w:val="0"/>
+                <w:sz w:val="19"/>
+              </w:rPr>
+              <w:t xml:space="preserve">❌ </w:t>
+            </w:r>
+            <w:r>
+              <w:rPr>
+                <w:rFonts w:ascii="微软雅黑" w:hAnsi="微软雅黑" w:eastAsia="微软雅黑"/>
+                <w:b/>
+                <w:i w:val="0"/>
+                <w:sz w:val="19"/>
+              </w:rPr>
+              <w:t>完全未做</w:t>
+            </w:r>
+            <w:r>
+              <w:rPr>
+                <w:rFonts w:ascii="微软雅黑" w:hAnsi="微软雅黑" w:eastAsia="微软雅黑"/>
+                <w:b w:val="0"/>
+                <w:i w:val="0"/>
+                <w:sz w:val="19"/>
+              </w:rPr>
+              <w:t>（板子未到货）</w:t>
+            </w:r>
+          </w:p>
+        </w:tc>
+      </w:tr>
+      <w:tr>
+        <w:tc>
+          <w:tcPr>
+            <w:tcW w:type="dxa" w:w="4819"/>
+          </w:tcPr>
+          <w:p>
+            <w:pPr>
+              <w:spacing w:after="0"/>
+            </w:pPr>
+            <w:r/>
+            <w:r>
+              <w:rPr>
+                <w:rFonts w:ascii="微软雅黑" w:hAnsi="微软雅黑" w:eastAsia="微软雅黑"/>
+                <w:b w:val="0"/>
+                <w:i w:val="0"/>
+                <w:sz w:val="19"/>
+              </w:rPr>
+              <w:t>建工程→综合→实现→比特流→XSA 全流程</w:t>
+            </w:r>
+          </w:p>
+        </w:tc>
+        <w:tc>
+          <w:tcPr>
+            <w:tcW w:type="dxa" w:w="4819"/>
+          </w:tcPr>
+          <w:p>
+            <w:pPr>
+              <w:spacing w:after="0"/>
+            </w:pPr>
+            <w:r/>
+            <w:r>
+              <w:rPr>
+                <w:rFonts w:ascii="微软雅黑" w:hAnsi="微软雅黑" w:eastAsia="微软雅黑"/>
+                <w:b w:val="0"/>
+                <w:i w:val="0"/>
+                <w:sz w:val="19"/>
+              </w:rPr>
+              <w:t xml:space="preserve">✅ </w:t>
+            </w:r>
+            <w:r>
+              <w:rPr>
+                <w:rFonts w:ascii="微软雅黑" w:hAnsi="微软雅黑" w:eastAsia="微软雅黑"/>
+                <w:b/>
+                <w:i w:val="0"/>
+                <w:sz w:val="19"/>
+              </w:rPr>
+              <w:t>2026-09-17 完整跑通</w:t>
+            </w:r>
+            <w:r>
+              <w:rPr>
+                <w:rFonts w:ascii="微软雅黑" w:hAnsi="微软雅黑" w:eastAsia="微软雅黑"/>
+                <w:b w:val="0"/>
+                <w:i w:val="0"/>
+                <w:sz w:val="19"/>
+              </w:rPr>
+              <w:t xml:space="preserve">（0 error / 0 critical warning，顶层 </w:t>
+            </w:r>
+            <w:r>
+              <w:rPr>
+                <w:rFonts w:ascii="Consolas" w:hAnsi="Consolas" w:eastAsia="微软雅黑"/>
+                <w:b w:val="0"/>
+                <w:i w:val="0"/>
+                <w:color w:val="A03000"/>
+                <w:sz w:val="18"/>
+              </w:rPr>
+              <w:t>bd_video_wrapper</w:t>
+            </w:r>
+            <w:r>
+              <w:rPr>
+                <w:rFonts w:ascii="微软雅黑" w:hAnsi="微软雅黑" w:eastAsia="微软雅黑"/>
+                <w:b w:val="0"/>
+                <w:i w:val="0"/>
+                <w:sz w:val="19"/>
+              </w:rPr>
+              <w:t>）</w:t>
             </w:r>
           </w:p>
         </w:tc>
@@ -19932,6 +20484,908 @@
       <w:pPr>
         <w:spacing w:after="40"/>
       </w:pPr>
+    </w:p>
+    <w:p>
+      <w:pPr>
+        <w:spacing w:before="40" w:after="40"/>
+        <w:pBdr>
+          <w:bottom w:val="single" w:sz="6" w:space="1" w:color="CCCCCC"/>
+        </w:pBdr>
+      </w:pPr>
+    </w:p>
+    <w:p>
+      <w:r>
+        <w:br w:type="page"/>
+      </w:r>
+    </w:p>
+    <w:p>
+      <w:pPr>
+        <w:keepNext/>
+        <w:spacing w:before="120" w:after="160"/>
+      </w:pPr>
+      <w:r>
+        <w:rPr>
+          <w:rFonts w:ascii="微软雅黑" w:hAnsi="微软雅黑" w:eastAsia="微软雅黑"/>
+          <w:b/>
+          <w:i w:val="0"/>
+          <w:color w:val="0B3560"/>
+          <w:sz w:val="30"/>
+        </w:rPr>
+        <w:t>9. 一页速查</w:t>
+      </w:r>
+    </w:p>
+    <w:p>
+      <w:pPr>
+        <w:spacing w:before="100" w:after="60"/>
+        <w:shd w:val="clear" w:color="auto" w:fill="DEEAF6"/>
+      </w:pPr>
+      <w:r>
+        <w:rPr>
+          <w:rFonts w:ascii="微软雅黑" w:hAnsi="微软雅黑" w:eastAsia="微软雅黑"/>
+          <w:b/>
+          <w:i w:val="0"/>
+          <w:color w:val="1F4E79"/>
+          <w:sz w:val="20"/>
+        </w:rPr>
+        <w:t xml:space="preserve">  【终端：PC · Git Bash】  </w:t>
+      </w:r>
+    </w:p>
+    <w:p>
+      <w:pPr>
+        <w:spacing w:before="20" w:after="0" w:line="240" w:lineRule="auto"/>
+        <w:ind w:left="283"/>
+        <w:pBdr>
+          <w:left w:val="single" w:sz="18" w:space="8" w:color="C0C0C0"/>
+        </w:pBdr>
+        <w:shd w:val="clear" w:color="auto" w:fill="F5F5F5"/>
+      </w:pPr>
+      <w:r>
+        <w:rPr>
+          <w:rFonts w:ascii="Consolas" w:hAnsi="Consolas" w:eastAsia="微软雅黑"/>
+          <w:b w:val="0"/>
+          <w:i w:val="0"/>
+          <w:color w:val="1A1A1A"/>
+          <w:sz w:val="18"/>
+        </w:rPr>
+        <w:t># ---- 建工程 + 出比特流（改了 bd_video.tcl 之后必须重跑）----</w:t>
+      </w:r>
+    </w:p>
+    <w:p>
+      <w:pPr>
+        <w:spacing w:before="0" w:after="0" w:line="240" w:lineRule="auto"/>
+        <w:ind w:left="283"/>
+        <w:pBdr>
+          <w:left w:val="single" w:sz="18" w:space="8" w:color="C0C0C0"/>
+        </w:pBdr>
+        <w:shd w:val="clear" w:color="auto" w:fill="F5F5F5"/>
+      </w:pPr>
+      <w:r>
+        <w:rPr>
+          <w:rFonts w:ascii="Consolas" w:hAnsi="Consolas" w:eastAsia="微软雅黑"/>
+          <w:b w:val="0"/>
+          <w:i w:val="0"/>
+          <w:color w:val="1A1A1A"/>
+          <w:sz w:val="18"/>
+        </w:rPr>
+        <w:t>cd &lt;仓库根&gt;/vivado</w:t>
+      </w:r>
+    </w:p>
+    <w:p>
+      <w:pPr>
+        <w:spacing w:before="0" w:after="0" w:line="240" w:lineRule="auto"/>
+        <w:ind w:left="283"/>
+        <w:pBdr>
+          <w:left w:val="single" w:sz="18" w:space="8" w:color="C0C0C0"/>
+        </w:pBdr>
+        <w:shd w:val="clear" w:color="auto" w:fill="F5F5F5"/>
+      </w:pPr>
+      <w:r>
+        <w:rPr>
+          <w:rFonts w:ascii="Consolas" w:hAnsi="Consolas" w:eastAsia="微软雅黑"/>
+          <w:b w:val="0"/>
+          <w:i w:val="0"/>
+          <w:color w:val="1A1A1A"/>
+          <w:sz w:val="18"/>
+        </w:rPr>
+        <w:t>vivado -mode batch -source create_project.tcl</w:t>
+      </w:r>
+    </w:p>
+    <w:p>
+      <w:pPr>
+        <w:spacing w:before="0" w:after="0" w:line="240" w:lineRule="auto"/>
+        <w:ind w:left="283"/>
+        <w:pBdr>
+          <w:left w:val="single" w:sz="18" w:space="8" w:color="C0C0C0"/>
+        </w:pBdr>
+        <w:shd w:val="clear" w:color="auto" w:fill="F5F5F5"/>
+      </w:pPr>
+      <w:r>
+        <w:rPr>
+          <w:rFonts w:ascii="Consolas" w:hAnsi="Consolas" w:eastAsia="微软雅黑"/>
+          <w:b w:val="0"/>
+          <w:i w:val="0"/>
+          <w:color w:val="1A1A1A"/>
+          <w:sz w:val="18"/>
+        </w:rPr>
+        <w:t>#   只看 DDR 断言过没过：</w:t>
+      </w:r>
+    </w:p>
+    <w:p>
+      <w:pPr>
+        <w:spacing w:before="0" w:after="0" w:line="240" w:lineRule="auto"/>
+        <w:ind w:left="283"/>
+        <w:pBdr>
+          <w:left w:val="single" w:sz="18" w:space="8" w:color="C0C0C0"/>
+        </w:pBdr>
+        <w:shd w:val="clear" w:color="auto" w:fill="F5F5F5"/>
+      </w:pPr>
+      <w:r>
+        <w:rPr>
+          <w:rFonts w:ascii="Consolas" w:hAnsi="Consolas" w:eastAsia="微软雅黑"/>
+          <w:b w:val="0"/>
+          <w:i w:val="0"/>
+          <w:color w:val="1A1A1A"/>
+          <w:sz w:val="18"/>
+        </w:rPr>
+        <w:t>#     &gt;&gt;&gt; DDR 断言通过 (MT41K256M16 RE-125)</w:t>
+      </w:r>
+    </w:p>
+    <w:p>
+      <w:pPr>
+        <w:spacing w:before="0" w:after="0" w:line="240" w:lineRule="auto"/>
+        <w:ind w:left="283"/>
+        <w:pBdr>
+          <w:left w:val="single" w:sz="18" w:space="8" w:color="C0C0C0"/>
+        </w:pBdr>
+        <w:shd w:val="clear" w:color="auto" w:fill="F5F5F5"/>
+      </w:pPr>
+      <w:r>
+        <w:rPr>
+          <w:rFonts w:ascii="Consolas" w:hAnsi="Consolas" w:eastAsia="微软雅黑"/>
+          <w:b w:val="0"/>
+          <w:i w:val="0"/>
+          <w:color w:val="1A1A1A"/>
+          <w:sz w:val="18"/>
+        </w:rPr>
+        <w:t xml:space="preserve"> </w:t>
+      </w:r>
+    </w:p>
+    <w:p>
+      <w:pPr>
+        <w:spacing w:before="0" w:after="0" w:line="240" w:lineRule="auto"/>
+        <w:ind w:left="283"/>
+        <w:pBdr>
+          <w:left w:val="single" w:sz="18" w:space="8" w:color="C0C0C0"/>
+        </w:pBdr>
+        <w:shd w:val="clear" w:color="auto" w:fill="F5F5F5"/>
+      </w:pPr>
+      <w:r>
+        <w:rPr>
+          <w:rFonts w:ascii="Consolas" w:hAnsi="Consolas" w:eastAsia="微软雅黑"/>
+          <w:b w:val="0"/>
+          <w:i w:val="0"/>
+          <w:color w:val="1A1A1A"/>
+          <w:sz w:val="18"/>
+        </w:rPr>
+        <w:t># ---- 只检查 BD 是否合法（约 1 分钟，不跑综合）----</w:t>
+      </w:r>
+    </w:p>
+    <w:p>
+      <w:pPr>
+        <w:spacing w:before="0" w:after="0" w:line="240" w:lineRule="auto"/>
+        <w:ind w:left="283"/>
+        <w:pBdr>
+          <w:left w:val="single" w:sz="18" w:space="8" w:color="C0C0C0"/>
+        </w:pBdr>
+        <w:shd w:val="clear" w:color="auto" w:fill="F5F5F5"/>
+      </w:pPr>
+      <w:r>
+        <w:rPr>
+          <w:rFonts w:ascii="Consolas" w:hAnsi="Consolas" w:eastAsia="微软雅黑"/>
+          <w:b w:val="0"/>
+          <w:i w:val="0"/>
+          <w:color w:val="1A1A1A"/>
+          <w:sz w:val="18"/>
+        </w:rPr>
+        <w:t>vivado -mode batch -source create_project.tcl -tclargs --synth 0</w:t>
+      </w:r>
+    </w:p>
+    <w:p>
+      <w:pPr>
+        <w:spacing w:before="0" w:after="0" w:line="240" w:lineRule="auto"/>
+        <w:ind w:left="283"/>
+        <w:pBdr>
+          <w:left w:val="single" w:sz="18" w:space="8" w:color="C0C0C0"/>
+        </w:pBdr>
+        <w:shd w:val="clear" w:color="auto" w:fill="F5F5F5"/>
+      </w:pPr>
+      <w:r>
+        <w:rPr>
+          <w:rFonts w:ascii="Consolas" w:hAnsi="Consolas" w:eastAsia="微软雅黑"/>
+          <w:b w:val="0"/>
+          <w:i w:val="0"/>
+          <w:color w:val="1A1A1A"/>
+          <w:sz w:val="18"/>
+        </w:rPr>
+        <w:t xml:space="preserve"> </w:t>
+      </w:r>
+    </w:p>
+    <w:p>
+      <w:pPr>
+        <w:spacing w:before="0" w:after="0" w:line="240" w:lineRule="auto"/>
+        <w:ind w:left="283"/>
+        <w:pBdr>
+          <w:left w:val="single" w:sz="18" w:space="8" w:color="C0C0C0"/>
+        </w:pBdr>
+        <w:shd w:val="clear" w:color="auto" w:fill="F5F5F5"/>
+      </w:pPr>
+      <w:r>
+        <w:rPr>
+          <w:rFonts w:ascii="Consolas" w:hAnsi="Consolas" w:eastAsia="微软雅黑"/>
+          <w:b w:val="0"/>
+          <w:i w:val="0"/>
+          <w:color w:val="1A1A1A"/>
+          <w:sz w:val="18"/>
+        </w:rPr>
+        <w:t># ---- 没板子也能跑的自检 ----</w:t>
+      </w:r>
+    </w:p>
+    <w:p>
+      <w:pPr>
+        <w:spacing w:before="0" w:after="0" w:line="240" w:lineRule="auto"/>
+        <w:ind w:left="283"/>
+        <w:pBdr>
+          <w:left w:val="single" w:sz="18" w:space="8" w:color="C0C0C0"/>
+        </w:pBdr>
+        <w:shd w:val="clear" w:color="auto" w:fill="F5F5F5"/>
+      </w:pPr>
+      <w:r>
+        <w:rPr>
+          <w:rFonts w:ascii="Consolas" w:hAnsi="Consolas" w:eastAsia="微软雅黑"/>
+          <w:b w:val="0"/>
+          <w:i w:val="0"/>
+          <w:color w:val="1A1A1A"/>
+          <w:sz w:val="18"/>
+        </w:rPr>
+        <w:t>bash rtl/run_iverilog.sh              # 判定：*** TB PASSED ***（finished 不算）</w:t>
+      </w:r>
+    </w:p>
+    <w:p>
+      <w:pPr>
+        <w:spacing w:before="0" w:after="0" w:line="240" w:lineRule="auto"/>
+        <w:ind w:left="283"/>
+        <w:pBdr>
+          <w:left w:val="single" w:sz="18" w:space="8" w:color="C0C0C0"/>
+        </w:pBdr>
+        <w:shd w:val="clear" w:color="auto" w:fill="F5F5F5"/>
+      </w:pPr>
+      <w:r>
+        <w:rPr>
+          <w:rFonts w:ascii="Consolas" w:hAnsi="Consolas" w:eastAsia="微软雅黑"/>
+          <w:b w:val="0"/>
+          <w:i w:val="0"/>
+          <w:color w:val="1A1A1A"/>
+          <w:sz w:val="18"/>
+        </w:rPr>
+        <w:t>bash sw/build_preproc_sim.sh          # 判定：*** PREPROC DRIVER SIM PASSED ***</w:t>
+      </w:r>
+    </w:p>
+    <w:p>
+      <w:pPr>
+        <w:spacing w:before="0" w:after="0" w:line="240" w:lineRule="auto"/>
+        <w:ind w:left="283"/>
+        <w:pBdr>
+          <w:left w:val="single" w:sz="18" w:space="8" w:color="C0C0C0"/>
+        </w:pBdr>
+        <w:shd w:val="clear" w:color="auto" w:fill="F5F5F5"/>
+      </w:pPr>
+      <w:r>
+        <w:rPr>
+          <w:rFonts w:ascii="Consolas" w:hAnsi="Consolas" w:eastAsia="微软雅黑"/>
+          <w:b w:val="0"/>
+          <w:i w:val="0"/>
+          <w:color w:val="1A1A1A"/>
+          <w:sz w:val="18"/>
+        </w:rPr>
+        <w:t xml:space="preserve"> </w:t>
+      </w:r>
+    </w:p>
+    <w:p>
+      <w:pPr>
+        <w:spacing w:before="0" w:after="0" w:line="240" w:lineRule="auto"/>
+        <w:ind w:left="283"/>
+        <w:pBdr>
+          <w:left w:val="single" w:sz="18" w:space="8" w:color="C0C0C0"/>
+        </w:pBdr>
+        <w:shd w:val="clear" w:color="auto" w:fill="F5F5F5"/>
+      </w:pPr>
+      <w:r>
+        <w:rPr>
+          <w:rFonts w:ascii="Consolas" w:hAnsi="Consolas" w:eastAsia="微软雅黑"/>
+          <w:b w:val="0"/>
+          <w:i w:val="0"/>
+          <w:color w:val="1A1A1A"/>
+          <w:sz w:val="18"/>
+        </w:rPr>
+        <w:t># ---- PC 侧数据处理 ----</w:t>
+      </w:r>
+    </w:p>
+    <w:p>
+      <w:pPr>
+        <w:spacing w:before="0" w:after="0" w:line="240" w:lineRule="auto"/>
+        <w:ind w:left="283"/>
+        <w:pBdr>
+          <w:left w:val="single" w:sz="18" w:space="8" w:color="C0C0C0"/>
+        </w:pBdr>
+        <w:shd w:val="clear" w:color="auto" w:fill="F5F5F5"/>
+      </w:pPr>
+      <w:r>
+        <w:rPr>
+          <w:rFonts w:ascii="Consolas" w:hAnsi="Consolas" w:eastAsia="微软雅黑"/>
+          <w:b w:val="0"/>
+          <w:i w:val="0"/>
+          <w:color w:val="1A1A1A"/>
+          <w:sz w:val="18"/>
+        </w:rPr>
+        <w:t>python host/dump_frame.py stats board.bin</w:t>
+      </w:r>
+    </w:p>
+    <w:p>
+      <w:pPr>
+        <w:spacing w:before="0" w:after="0" w:line="240" w:lineRule="auto"/>
+        <w:ind w:left="283"/>
+        <w:pBdr>
+          <w:left w:val="single" w:sz="18" w:space="8" w:color="C0C0C0"/>
+        </w:pBdr>
+        <w:shd w:val="clear" w:color="auto" w:fill="F5F5F5"/>
+      </w:pPr>
+      <w:r>
+        <w:rPr>
+          <w:rFonts w:ascii="Consolas" w:hAnsi="Consolas" w:eastAsia="微软雅黑"/>
+          <w:b w:val="0"/>
+          <w:i w:val="0"/>
+          <w:color w:val="1A1A1A"/>
+          <w:sz w:val="18"/>
+        </w:rPr>
+        <w:t>python host/dump_frame.py compare board.bin golden.bin</w:t>
+      </w:r>
+    </w:p>
+    <w:p>
+      <w:pPr>
+        <w:spacing w:before="0" w:after="20" w:line="240" w:lineRule="auto"/>
+        <w:ind w:left="283"/>
+        <w:pBdr>
+          <w:left w:val="single" w:sz="18" w:space="8" w:color="C0C0C0"/>
+        </w:pBdr>
+        <w:shd w:val="clear" w:color="auto" w:fill="F5F5F5"/>
+      </w:pPr>
+      <w:r>
+        <w:rPr>
+          <w:rFonts w:ascii="Consolas" w:hAnsi="Consolas" w:eastAsia="微软雅黑"/>
+          <w:b w:val="0"/>
+          <w:i w:val="0"/>
+          <w:color w:val="1A1A1A"/>
+          <w:sz w:val="18"/>
+        </w:rPr>
+        <w:t>python host/dump_frame.py show board.bin --side-by-side golden.bin --png cmp.png</w:t>
+      </w:r>
+    </w:p>
+    <w:p>
+      <w:pPr>
+        <w:spacing w:before="100" w:after="60"/>
+        <w:shd w:val="clear" w:color="auto" w:fill="E2EFDA"/>
+      </w:pPr>
+      <w:r>
+        <w:rPr>
+          <w:rFonts w:ascii="微软雅黑" w:hAnsi="微软雅黑" w:eastAsia="微软雅黑"/>
+          <w:b/>
+          <w:i w:val="0"/>
+          <w:color w:val="375A1E"/>
+          <w:sz w:val="20"/>
+        </w:rPr>
+        <w:t xml:space="preserve">  【终端：PYNQ · Jupyter 或串口】  </w:t>
+      </w:r>
+    </w:p>
+    <w:p>
+      <w:pPr>
+        <w:spacing w:before="20" w:after="0" w:line="240" w:lineRule="auto"/>
+        <w:ind w:left="283"/>
+        <w:pBdr>
+          <w:left w:val="single" w:sz="18" w:space="8" w:color="C0C0C0"/>
+        </w:pBdr>
+        <w:shd w:val="clear" w:color="auto" w:fill="F5F5F5"/>
+      </w:pPr>
+      <w:r>
+        <w:rPr>
+          <w:rFonts w:ascii="Consolas" w:hAnsi="Consolas" w:eastAsia="微软雅黑"/>
+          <w:b w:val="0"/>
+          <w:i w:val="0"/>
+          <w:color w:val="1A1A1A"/>
+          <w:sz w:val="18"/>
+        </w:rPr>
+        <w:t># ---- 板上 PYNQ ----</w:t>
+      </w:r>
+    </w:p>
+    <w:p>
+      <w:pPr>
+        <w:spacing w:before="0" w:after="0" w:line="240" w:lineRule="auto"/>
+        <w:ind w:left="283"/>
+        <w:pBdr>
+          <w:left w:val="single" w:sz="18" w:space="8" w:color="C0C0C0"/>
+        </w:pBdr>
+        <w:shd w:val="clear" w:color="auto" w:fill="F5F5F5"/>
+      </w:pPr>
+      <w:r>
+        <w:rPr>
+          <w:rFonts w:ascii="Consolas" w:hAnsi="Consolas" w:eastAsia="微软雅黑"/>
+          <w:b w:val="0"/>
+          <w:i w:val="0"/>
+          <w:color w:val="1A1A1A"/>
+          <w:sz w:val="18"/>
+        </w:rPr>
+        <w:t>from pynq import Overlay, allocate</w:t>
+      </w:r>
+    </w:p>
+    <w:p>
+      <w:pPr>
+        <w:spacing w:before="0" w:after="0" w:line="240" w:lineRule="auto"/>
+        <w:ind w:left="283"/>
+        <w:pBdr>
+          <w:left w:val="single" w:sz="18" w:space="8" w:color="C0C0C0"/>
+        </w:pBdr>
+        <w:shd w:val="clear" w:color="auto" w:fill="F5F5F5"/>
+      </w:pPr>
+      <w:r>
+        <w:rPr>
+          <w:rFonts w:ascii="Consolas" w:hAnsi="Consolas" w:eastAsia="微软雅黑"/>
+          <w:b w:val="0"/>
+          <w:i w:val="0"/>
+          <w:color w:val="1A1A1A"/>
+          <w:sz w:val="18"/>
+        </w:rPr>
+        <w:t>ol = Overlay("gesture_system.bit", ignore_version=True)</w:t>
+      </w:r>
+    </w:p>
+    <w:p>
+      <w:pPr>
+        <w:spacing w:before="0" w:after="0" w:line="240" w:lineRule="auto"/>
+        <w:ind w:left="283"/>
+        <w:pBdr>
+          <w:left w:val="single" w:sz="18" w:space="8" w:color="C0C0C0"/>
+        </w:pBdr>
+        <w:shd w:val="clear" w:color="auto" w:fill="F5F5F5"/>
+      </w:pPr>
+      <w:r>
+        <w:rPr>
+          <w:rFonts w:ascii="Consolas" w:hAnsi="Consolas" w:eastAsia="微软雅黑"/>
+          <w:b w:val="0"/>
+          <w:i w:val="0"/>
+          <w:color w:val="1A1A1A"/>
+          <w:sz w:val="18"/>
+        </w:rPr>
+        <w:t>print(sorted(ol.ip_dict.keys()))</w:t>
+      </w:r>
+    </w:p>
+    <w:p>
+      <w:pPr>
+        <w:spacing w:before="0" w:after="20" w:line="240" w:lineRule="auto"/>
+        <w:ind w:left="283"/>
+        <w:pBdr>
+          <w:left w:val="single" w:sz="18" w:space="8" w:color="C0C0C0"/>
+        </w:pBdr>
+        <w:shd w:val="clear" w:color="auto" w:fill="F5F5F5"/>
+      </w:pPr>
+      <w:r>
+        <w:rPr>
+          <w:rFonts w:ascii="Consolas" w:hAnsi="Consolas" w:eastAsia="微软雅黑"/>
+          <w:b w:val="0"/>
+          <w:i w:val="0"/>
+          <w:color w:val="1A1A1A"/>
+          <w:sz w:val="18"/>
+        </w:rPr>
+        <w:t># 期望：vdma, v_tc, dma_in, dma_out, gesture_preproc_0</w:t>
+      </w:r>
+    </w:p>
+    <w:p>
+      <w:pPr>
+        <w:spacing w:after="80" w:line="276" w:lineRule="auto"/>
+      </w:pPr>
+      <w:r>
+        <w:rPr>
+          <w:rFonts w:ascii="微软雅黑" w:hAnsi="微软雅黑" w:eastAsia="微软雅黑"/>
+          <w:b/>
+          <w:i w:val="0"/>
+          <w:sz w:val="21"/>
+        </w:rPr>
+        <w:t>验证顺序一句话</w:t>
+      </w:r>
+      <w:r>
+        <w:rPr>
+          <w:rFonts w:ascii="微软雅黑" w:hAnsi="微软雅黑" w:eastAsia="微软雅黑"/>
+          <w:b w:val="0"/>
+          <w:i w:val="0"/>
+          <w:sz w:val="21"/>
+        </w:rPr>
+        <w:t>：</w:t>
+      </w:r>
+    </w:p>
+    <w:p>
+      <w:pPr>
+        <w:spacing w:before="20" w:after="0" w:line="240" w:lineRule="auto"/>
+        <w:ind w:left="283"/>
+        <w:pBdr>
+          <w:left w:val="single" w:sz="18" w:space="8" w:color="C0C0C0"/>
+        </w:pBdr>
+        <w:shd w:val="clear" w:color="auto" w:fill="F5F5F5"/>
+      </w:pPr>
+      <w:r>
+        <w:rPr>
+          <w:rFonts w:ascii="Consolas" w:hAnsi="Consolas" w:eastAsia="微软雅黑"/>
+          <w:b w:val="0"/>
+          <w:i w:val="0"/>
+          <w:color w:val="1A1A1A"/>
+          <w:sz w:val="18"/>
+        </w:rPr>
+        <w:t>先跑 §5.2（预处理链，不要摄像头）→ 通了再碰摄像头</w:t>
+      </w:r>
+    </w:p>
+    <w:p>
+      <w:pPr>
+        <w:spacing w:before="0" w:after="20" w:line="240" w:lineRule="auto"/>
+        <w:ind w:left="283"/>
+        <w:pBdr>
+          <w:left w:val="single" w:sz="18" w:space="8" w:color="C0C0C0"/>
+        </w:pBdr>
+        <w:shd w:val="clear" w:color="auto" w:fill="F5F5F5"/>
+      </w:pPr>
+      <w:r>
+        <w:rPr>
+          <w:rFonts w:ascii="Consolas" w:hAnsi="Consolas" w:eastAsia="微软雅黑"/>
+          <w:b w:val="0"/>
+          <w:i w:val="0"/>
+          <w:color w:val="1A1A1A"/>
+          <w:sz w:val="18"/>
+        </w:rPr>
+        <w:t>摄像头按 io_xclk → io_scl → io_pclk → HREF/VSYNC → 数据 逐级量</w:t>
+      </w:r>
+    </w:p>
+    <w:p>
+      <w:pPr>
+        <w:spacing w:after="80" w:line="276" w:lineRule="auto"/>
+      </w:pPr>
+      <w:r>
+        <w:rPr>
+          <w:rFonts w:ascii="微软雅黑" w:hAnsi="微软雅黑" w:eastAsia="微软雅黑"/>
+          <w:b/>
+          <w:i w:val="0"/>
+          <w:sz w:val="21"/>
+        </w:rPr>
+        <w:t>三个"看到就停"的信号</w:t>
+      </w:r>
+      <w:r>
+        <w:rPr>
+          <w:rFonts w:ascii="微软雅黑" w:hAnsi="微软雅黑" w:eastAsia="微软雅黑"/>
+          <w:b w:val="0"/>
+          <w:i w:val="0"/>
+          <w:sz w:val="21"/>
+        </w:rPr>
+        <w:t xml:space="preserve">（完整对照表见 </w:t>
+      </w:r>
+      <w:r>
+        <w:rPr>
+          <w:rFonts w:ascii="微软雅黑" w:hAnsi="微软雅黑" w:eastAsia="微软雅黑"/>
+          <w:b/>
+          <w:i w:val="0"/>
+          <w:sz w:val="21"/>
+        </w:rPr>
+        <w:t>§6.5</w:t>
+      </w:r>
+      <w:r>
+        <w:rPr>
+          <w:rFonts w:ascii="微软雅黑" w:hAnsi="微软雅黑" w:eastAsia="微软雅黑"/>
+          <w:b w:val="0"/>
+          <w:i w:val="0"/>
+          <w:sz w:val="21"/>
+        </w:rPr>
+        <w:t>）：</w:t>
+      </w:r>
+    </w:p>
+    <w:tbl>
+      <w:tblPr>
+        <w:tblStyle w:val="TableGrid"/>
+        <w:tblW w:type="auto" w:w="0"/>
+        <w:tblLook w:firstColumn="1" w:firstRow="1" w:lastColumn="0" w:lastRow="0" w:noHBand="0" w:noVBand="1" w:val="04A0"/>
+      </w:tblPr>
+      <w:tblGrid>
+        <w:gridCol w:w="4819"/>
+        <w:gridCol w:w="4819"/>
+      </w:tblGrid>
+      <w:tr>
+        <w:tc>
+          <w:tcPr>
+            <w:tcW w:type="dxa" w:w="4819"/>
+            <w:shd w:val="clear" w:color="auto" w:fill="DEEAF6"/>
+          </w:tcPr>
+          <w:p>
+            <w:pPr>
+              <w:spacing w:after="0"/>
+            </w:pPr>
+            <w:r/>
+            <w:r>
+              <w:rPr>
+                <w:rFonts w:ascii="微软雅黑" w:hAnsi="微软雅黑" w:eastAsia="微软雅黑"/>
+                <w:b/>
+                <w:i w:val="0"/>
+                <w:sz w:val="19"/>
+              </w:rPr>
+              <w:t>看到</w:t>
+            </w:r>
+          </w:p>
+        </w:tc>
+        <w:tc>
+          <w:tcPr>
+            <w:tcW w:type="dxa" w:w="4819"/>
+            <w:shd w:val="clear" w:color="auto" w:fill="DEEAF6"/>
+          </w:tcPr>
+          <w:p>
+            <w:pPr>
+              <w:spacing w:after="0"/>
+            </w:pPr>
+            <w:r/>
+            <w:r>
+              <w:rPr>
+                <w:rFonts w:ascii="微软雅黑" w:hAnsi="微软雅黑" w:eastAsia="微软雅黑"/>
+                <w:b/>
+                <w:i w:val="0"/>
+                <w:sz w:val="19"/>
+              </w:rPr>
+              <w:t>说明</w:t>
+            </w:r>
+          </w:p>
+        </w:tc>
+      </w:tr>
+      <w:tr>
+        <w:tc>
+          <w:tcPr>
+            <w:tcW w:type="dxa" w:w="4819"/>
+          </w:tcPr>
+          <w:p>
+            <w:pPr>
+              <w:spacing w:after="0"/>
+            </w:pPr>
+            <w:r/>
+            <w:r>
+              <w:rPr>
+                <w:rFonts w:ascii="微软雅黑" w:hAnsi="微软雅黑" w:eastAsia="微软雅黑"/>
+                <w:b w:val="0"/>
+                <w:i w:val="0"/>
+                <w:sz w:val="19"/>
+              </w:rPr>
+              <w:t xml:space="preserve">串口卡在 </w:t>
+            </w:r>
+            <w:r>
+              <w:rPr>
+                <w:rFonts w:ascii="Consolas" w:hAnsi="Consolas" w:eastAsia="微软雅黑"/>
+                <w:b w:val="0"/>
+                <w:i w:val="0"/>
+                <w:color w:val="A03000"/>
+                <w:sz w:val="18"/>
+              </w:rPr>
+              <w:t>Loading kernel...</w:t>
+            </w:r>
+          </w:p>
+        </w:tc>
+        <w:tc>
+          <w:tcPr>
+            <w:tcW w:type="dxa" w:w="4819"/>
+          </w:tcPr>
+          <w:p>
+            <w:pPr>
+              <w:spacing w:after="0"/>
+            </w:pPr>
+            <w:r/>
+            <w:r>
+              <w:rPr>
+                <w:rFonts w:ascii="微软雅黑" w:hAnsi="微软雅黑" w:eastAsia="微软雅黑"/>
+                <w:b w:val="0"/>
+                <w:i w:val="0"/>
+                <w:sz w:val="19"/>
+              </w:rPr>
+              <w:t>DDR 参数不对 → §1.4</w:t>
+            </w:r>
+          </w:p>
+        </w:tc>
+      </w:tr>
+      <w:tr>
+        <w:tc>
+          <w:tcPr>
+            <w:tcW w:type="dxa" w:w="4819"/>
+          </w:tcPr>
+          <w:p>
+            <w:pPr>
+              <w:spacing w:after="0"/>
+            </w:pPr>
+            <w:r/>
+            <w:r>
+              <w:rPr>
+                <w:rFonts w:ascii="Consolas" w:hAnsi="Consolas" w:eastAsia="微软雅黑"/>
+                <w:b w:val="0"/>
+                <w:i w:val="0"/>
+                <w:color w:val="A03000"/>
+                <w:sz w:val="18"/>
+              </w:rPr>
+              <w:t>io_xclk</w:t>
+            </w:r>
+            <w:r>
+              <w:rPr>
+                <w:rFonts w:ascii="微软雅黑" w:hAnsi="微软雅黑" w:eastAsia="微软雅黑"/>
+                <w:b w:val="0"/>
+                <w:i w:val="0"/>
+                <w:sz w:val="19"/>
+              </w:rPr>
+              <w:t xml:space="preserve"> 没波形</w:t>
+            </w:r>
+          </w:p>
+        </w:tc>
+        <w:tc>
+          <w:tcPr>
+            <w:tcW w:type="dxa" w:w="4819"/>
+          </w:tcPr>
+          <w:p>
+            <w:pPr>
+              <w:spacing w:after="0"/>
+            </w:pPr>
+            <w:r/>
+            <w:r>
+              <w:rPr>
+                <w:rFonts w:ascii="微软雅黑" w:hAnsi="微软雅黑" w:eastAsia="微软雅黑"/>
+                <w:b w:val="0"/>
+                <w:i w:val="0"/>
+                <w:sz w:val="19"/>
+              </w:rPr>
+              <w:t>PL 问题，</w:t>
+            </w:r>
+            <w:r>
+              <w:rPr>
+                <w:rFonts w:ascii="微软雅黑" w:hAnsi="微软雅黑" w:eastAsia="微软雅黑"/>
+                <w:b/>
+                <w:i w:val="0"/>
+                <w:sz w:val="19"/>
+              </w:rPr>
+              <w:t>别去动摄像头</w:t>
+            </w:r>
+          </w:p>
+        </w:tc>
+      </w:tr>
+      <w:tr>
+        <w:tc>
+          <w:tcPr>
+            <w:tcW w:type="dxa" w:w="4819"/>
+          </w:tcPr>
+          <w:p>
+            <w:pPr>
+              <w:spacing w:after="0"/>
+            </w:pPr>
+            <w:r/>
+            <w:r>
+              <w:rPr>
+                <w:rFonts w:ascii="Consolas" w:hAnsi="Consolas" w:eastAsia="微软雅黑"/>
+                <w:b w:val="0"/>
+                <w:i w:val="0"/>
+                <w:color w:val="A03000"/>
+                <w:sz w:val="18"/>
+              </w:rPr>
+              <w:t>io_pclk</w:t>
+            </w:r>
+            <w:r>
+              <w:rPr>
+                <w:rFonts w:ascii="微软雅黑" w:hAnsi="微软雅黑" w:eastAsia="微软雅黑"/>
+                <w:b w:val="0"/>
+                <w:i w:val="0"/>
+                <w:sz w:val="19"/>
+              </w:rPr>
+              <w:t xml:space="preserve"> 没波形但 XCLK 有</w:t>
+            </w:r>
+          </w:p>
+        </w:tc>
+        <w:tc>
+          <w:tcPr>
+            <w:tcW w:type="dxa" w:w="4819"/>
+          </w:tcPr>
+          <w:p>
+            <w:pPr>
+              <w:spacing w:after="0"/>
+            </w:pPr>
+            <w:r/>
+            <w:r>
+              <w:rPr>
+                <w:rFonts w:ascii="微软雅黑" w:hAnsi="微软雅黑" w:eastAsia="微软雅黑"/>
+                <w:b w:val="0"/>
+                <w:i w:val="0"/>
+                <w:sz w:val="19"/>
+              </w:rPr>
+              <w:t>查寄存器表内容 / SCCB 接线 / 时序 → §1.3</w:t>
+            </w:r>
+          </w:p>
+        </w:tc>
+      </w:tr>
+    </w:tbl>
+    <w:p>
+      <w:pPr>
+        <w:spacing w:after="40"/>
+      </w:pPr>
+    </w:p>
+    <w:p>
+      <w:pPr>
+        <w:spacing w:after="60" w:line="269" w:lineRule="auto"/>
+        <w:ind w:left="340"/>
+        <w:pBdr>
+          <w:left w:val="single" w:sz="16" w:space="8" w:color="E0A060"/>
+        </w:pBdr>
+      </w:pPr>
+      <w:r>
+        <w:rPr>
+          <w:rFonts w:ascii="微软雅黑" w:hAnsi="微软雅黑" w:eastAsia="微软雅黑"/>
+          <w:b w:val="0"/>
+          <w:i w:val="0"/>
+          <w:sz w:val="21"/>
+        </w:rPr>
+        <w:t>⚠ 这三条是</w:t>
+      </w:r>
+      <w:r>
+        <w:rPr>
+          <w:rFonts w:ascii="微软雅黑" w:hAnsi="微软雅黑" w:eastAsia="微软雅黑"/>
+          <w:b/>
+          <w:i w:val="0"/>
+          <w:sz w:val="21"/>
+        </w:rPr>
+        <w:t>摄像头相关的</w:t>
+      </w:r>
+      <w:r>
+        <w:rPr>
+          <w:rFonts w:ascii="微软雅黑" w:hAnsi="微软雅黑" w:eastAsia="微软雅黑"/>
+          <w:b w:val="0"/>
+          <w:i w:val="0"/>
+          <w:sz w:val="21"/>
+        </w:rPr>
+        <w:t xml:space="preserve">信号。板到当天更可能先遇到的是 </w:t>
+      </w:r>
+      <w:r>
+        <w:rPr>
+          <w:rFonts w:ascii="微软雅黑" w:hAnsi="微软雅黑" w:eastAsia="微软雅黑"/>
+          <w:b/>
+          <w:i w:val="0"/>
+          <w:sz w:val="21"/>
+        </w:rPr>
+        <w:t>输出全黑 / 卡在 ap_done</w:t>
+      </w:r>
+      <w:r>
+        <w:rPr>
+          <w:rFonts w:ascii="微软雅黑" w:hAnsi="微软雅黑" w:eastAsia="微软雅黑"/>
+          <w:b w:val="0"/>
+          <w:i w:val="0"/>
+          <w:sz w:val="21"/>
+        </w:rPr>
+        <w:t xml:space="preserve"> —— 那两类在 </w:t>
+      </w:r>
+      <w:r>
+        <w:rPr>
+          <w:rFonts w:ascii="微软雅黑" w:hAnsi="微软雅黑" w:eastAsia="微软雅黑"/>
+          <w:b/>
+          <w:i w:val="0"/>
+          <w:sz w:val="21"/>
+        </w:rPr>
+        <w:t>§6.5</w:t>
+      </w:r>
+      <w:r>
+        <w:rPr>
+          <w:rFonts w:ascii="微软雅黑" w:hAnsi="微软雅黑" w:eastAsia="微软雅黑"/>
+          <w:b w:val="0"/>
+          <w:i w:val="0"/>
+          <w:sz w:val="21"/>
+        </w:rPr>
+        <w:t>。</w:t>
+      </w:r>
     </w:p>
     <w:p>
       <w:pPr>
